--- a/Manuscript.docx
+++ b/Manuscript.docx
@@ -4,840 +4,1085 @@
   <w:body>
     <w:p>
       <w:pPr>
-        <w:spacing w:before="720"/>
+        <w:pStyle w:val="Heading1"/>
+        <w:spacing w:after="360" w:line="480" w:lineRule="auto"/>
         <w:jc w:val="center"/>
       </w:pPr>
       <w:r>
         <w:rPr>
-          <w:rFonts w:ascii="Times New Roman" w:hAnsi="Times New Roman" w:eastAsia="黑体"/>
-          <w:b/>
-          <w:sz w:val="32"/>
+          <w:rFonts w:ascii="Times New Roman" w:hAnsi="Times New Roman" w:cs="Times New Roman" w:eastAsia="黑体"/>
+          <w:sz w:val="36"/>
         </w:rPr>
-        <w:t>Acupuncture Clinical Trial Registration for Vertigo:</w:t>
-        <w:br/>
-        <w:t>A Registry-Based Cross-Sectional Analysis Using Text Mining</w:t>
-        <w:br/>
-        <w:t>(ClinicalTrials.gov, 2007–2026)</w:t>
-      </w:r>
-    </w:p>
-    <w:p>
-      <w:pPr/>
-      <w:r>
-        <w:rPr>
-          <w:rFonts w:ascii="Times New Roman" w:hAnsi="Times New Roman" w:eastAsia="宋体"/>
-          <w:b w:val="0"/>
-          <w:i w:val="0"/>
-          <w:sz w:val="16"/>
-        </w:rPr>
+        <w:t>Acupuncture clinical trial registration for vertigo: a descriptive multi-registry comparison of ClinicalTrials.gov, ChiCTR and ITMCTR (2015–2026)</w:t>
       </w:r>
     </w:p>
     <w:p>
       <w:pPr>
-        <w:jc w:val="center"/>
+        <w:spacing w:line="480" w:lineRule="auto"/>
       </w:pPr>
       <w:r>
         <w:rPr>
-          <w:rFonts w:ascii="Times New Roman" w:hAnsi="Times New Roman" w:eastAsia="宋体"/>
-          <w:b w:val="0"/>
-          <w:i w:val="0"/>
-          <w:sz w:val="24"/>
+          <w:rFonts w:ascii="Times New Roman" w:hAnsi="Times New Roman" w:cs="Times New Roman" w:eastAsia="宋体"/>
         </w:rPr>
-        <w:t>Qin Zhang¹, Tong Yin², Yueping Huang³, Chuyun Chen¹</w:t>
+        <w:t>Short title: Acupuncture-vertigo trial registration across three registries</w:t>
       </w:r>
     </w:p>
     <w:p>
       <w:pPr>
-        <w:jc w:val="center"/>
+        <w:spacing w:line="480" w:lineRule="auto"/>
       </w:pPr>
       <w:r>
         <w:rPr>
-          <w:rFonts w:ascii="Times New Roman" w:hAnsi="Times New Roman" w:eastAsia="宋体"/>
-          <w:b w:val="0"/>
-          <w:i w:val="0"/>
-          <w:sz w:val="20"/>
+          <w:rFonts w:ascii="Times New Roman" w:hAnsi="Times New Roman" w:cs="Times New Roman" w:eastAsia="宋体"/>
         </w:rPr>
-        <w:t>¹ Department of Acupuncture and Moxibustion, The Affiliated Traditional Chinese Medicine Hospital, Guangzhou Medical University, Guangzhou, Guangdong, China</w:t>
+        <w:t>Qin Zhang</w:t>
+      </w:r>
+      <w:r>
+        <w:rPr>
+          <w:rFonts w:ascii="Times New Roman" w:hAnsi="Times New Roman" w:cs="Times New Roman" w:eastAsia="宋体"/>
+          <w:vertAlign w:val="superscript"/>
+        </w:rPr>
+        <w:t>1</w:t>
+      </w:r>
+      <w:r>
+        <w:rPr>
+          <w:rFonts w:ascii="Times New Roman" w:hAnsi="Times New Roman" w:cs="Times New Roman" w:eastAsia="宋体"/>
+        </w:rPr>
+        <w:t>, Tong Yin</w:t>
+      </w:r>
+      <w:r>
+        <w:rPr>
+          <w:rFonts w:ascii="Times New Roman" w:hAnsi="Times New Roman" w:cs="Times New Roman" w:eastAsia="宋体"/>
+          <w:vertAlign w:val="superscript"/>
+        </w:rPr>
+        <w:t>2</w:t>
+      </w:r>
+      <w:r>
+        <w:rPr>
+          <w:rFonts w:ascii="Times New Roman" w:hAnsi="Times New Roman" w:cs="Times New Roman" w:eastAsia="宋体"/>
+        </w:rPr>
+        <w:t>, Yueping Huang</w:t>
+      </w:r>
+      <w:r>
+        <w:rPr>
+          <w:rFonts w:ascii="Times New Roman" w:hAnsi="Times New Roman" w:cs="Times New Roman" w:eastAsia="宋体"/>
+          <w:vertAlign w:val="superscript"/>
+        </w:rPr>
+        <w:t>2</w:t>
+      </w:r>
+      <w:r>
+        <w:rPr>
+          <w:rFonts w:ascii="Times New Roman" w:hAnsi="Times New Roman" w:cs="Times New Roman" w:eastAsia="宋体"/>
+        </w:rPr>
+        <w:t>, Chuyun Chen</w:t>
+      </w:r>
+      <w:r>
+        <w:rPr>
+          <w:rFonts w:ascii="Times New Roman" w:hAnsi="Times New Roman" w:cs="Times New Roman" w:eastAsia="宋体"/>
+          <w:vertAlign w:val="superscript"/>
+        </w:rPr>
+        <w:t>1,*</w:t>
       </w:r>
     </w:p>
     <w:p>
       <w:pPr>
-        <w:jc w:val="center"/>
+        <w:spacing w:line="480" w:lineRule="auto"/>
       </w:pPr>
       <w:r>
         <w:rPr>
-          <w:rFonts w:ascii="Times New Roman" w:hAnsi="Times New Roman" w:eastAsia="宋体"/>
-          <w:b w:val="0"/>
-          <w:i w:val="0"/>
-          <w:sz w:val="20"/>
+          <w:rFonts w:ascii="Times New Roman" w:hAnsi="Times New Roman" w:cs="Times New Roman" w:eastAsia="宋体"/>
+          <w:vertAlign w:val="superscript"/>
         </w:rPr>
-        <w:t>² The Second Clinical Medical College of Guangzhou University of Chinese Medicine, Guangzhou, Guangdong, China</w:t>
+        <w:t>1</w:t>
+      </w:r>
+      <w:r>
+        <w:rPr>
+          <w:rFonts w:ascii="Times New Roman" w:hAnsi="Times New Roman" w:cs="Times New Roman" w:eastAsia="宋体"/>
+        </w:rPr>
+        <w:t xml:space="preserve"> Department of Acupuncture and Moxibustion, The Affiliated Traditional Chinese Medicine Hospital, Guangzhou Medical University, Guangzhou, Guangdong, China</w:t>
       </w:r>
     </w:p>
     <w:p>
       <w:pPr>
-        <w:jc w:val="center"/>
+        <w:spacing w:line="480" w:lineRule="auto"/>
       </w:pPr>
       <w:r>
         <w:rPr>
-          <w:rFonts w:ascii="Times New Roman" w:hAnsi="Times New Roman" w:eastAsia="宋体"/>
-          <w:b w:val="0"/>
-          <w:i w:val="0"/>
-          <w:sz w:val="20"/>
+          <w:rFonts w:ascii="Times New Roman" w:hAnsi="Times New Roman" w:cs="Times New Roman" w:eastAsia="宋体"/>
+          <w:vertAlign w:val="superscript"/>
         </w:rPr>
-        <w:t>³ Department of Rehabilitation, The Affiliated Traditional Chinese Medicine Hospital, Guangzhou Medical University, Guangzhou, Guangdong, China</w:t>
+        <w:t>2</w:t>
       </w:r>
-    </w:p>
-    <w:p>
-      <w:pPr/>
       <w:r>
         <w:rPr>
-          <w:rFonts w:ascii="Times New Roman" w:hAnsi="Times New Roman" w:eastAsia="宋体"/>
-          <w:b w:val="0"/>
-          <w:i w:val="0"/>
-          <w:sz w:val="16"/>
+          <w:rFonts w:ascii="Times New Roman" w:hAnsi="Times New Roman" w:cs="Times New Roman" w:eastAsia="宋体"/>
         </w:rPr>
+        <w:t xml:space="preserve"> The Second Clinical Medical College of Guangzhou University of Chinese Medicine, Guangzhou, Guangdong, China</w:t>
       </w:r>
     </w:p>
     <w:p>
       <w:pPr>
-        <w:jc w:val="center"/>
+        <w:spacing w:line="480" w:lineRule="auto"/>
       </w:pPr>
       <w:r>
         <w:rPr>
-          <w:rFonts w:ascii="Times New Roman" w:hAnsi="Times New Roman" w:eastAsia="宋体"/>
-          <w:b w:val="0"/>
-          <w:i w:val="0"/>
-          <w:sz w:val="20"/>
+          <w:rFonts w:ascii="Times New Roman" w:hAnsi="Times New Roman" w:cs="Times New Roman" w:eastAsia="宋体"/>
+          <w:vertAlign w:val="superscript"/>
         </w:rPr>
-        <w:t>* Corresponding Author:</w:t>
+        <w:t>*</w:t>
+      </w:r>
+      <w:r>
+        <w:rPr>
+          <w:rFonts w:ascii="Times New Roman" w:hAnsi="Times New Roman" w:cs="Times New Roman" w:eastAsia="宋体"/>
+        </w:rPr>
+        <w:t xml:space="preserve"> Corresponding author. Email: chencyzwl@126.com</w:t>
       </w:r>
     </w:p>
     <w:p>
       <w:pPr>
-        <w:jc w:val="center"/>
+        <w:spacing w:line="480" w:lineRule="auto"/>
       </w:pPr>
       <w:r>
         <w:rPr>
-          <w:rFonts w:ascii="Times New Roman" w:hAnsi="Times New Roman" w:eastAsia="宋体"/>
-          <w:b w:val="0"/>
-          <w:i w:val="0"/>
-          <w:sz w:val="20"/>
+          <w:rFonts w:ascii="Times New Roman" w:hAnsi="Times New Roman" w:cs="Times New Roman" w:eastAsia="宋体"/>
         </w:rPr>
-        <w:t>Chuyun Chen</w:t>
-      </w:r>
-    </w:p>
-    <w:p>
-      <w:pPr>
-        <w:jc w:val="center"/>
-      </w:pPr>
-      <w:r>
-        <w:rPr>
-          <w:rFonts w:ascii="Times New Roman" w:hAnsi="Times New Roman" w:eastAsia="宋体"/>
-          <w:b w:val="0"/>
-          <w:i w:val="0"/>
-          <w:sz w:val="20"/>
-        </w:rPr>
-        <w:t xml:space="preserve">  E-mail: chencyzwl@126.com</w:t>
-      </w:r>
-    </w:p>
-    <w:p>
-      <w:pPr>
-        <w:jc w:val="center"/>
-      </w:pPr>
-      <w:r>
-        <w:rPr>
-          <w:rFonts w:ascii="Times New Roman" w:hAnsi="Times New Roman" w:eastAsia="宋体"/>
-          <w:b w:val="0"/>
-          <w:i w:val="0"/>
-          <w:sz w:val="20"/>
-        </w:rPr>
-        <w:t xml:space="preserve">  Department of Acupuncture and Moxibustion, The Affiliated Traditional Chinese Medicine Hospital, Guangzhou Medical University, No. 95 Tiankun 3rd Road, Tianhe District, Guangzhou, Guangdong 510640, China</w:t>
-      </w:r>
-    </w:p>
-    <w:p>
-      <w:pPr/>
-      <w:r>
-        <w:rPr>
-          <w:rFonts w:ascii="Times New Roman" w:hAnsi="Times New Roman" w:eastAsia="宋体"/>
-          <w:b w:val="0"/>
-          <w:i w:val="0"/>
-          <w:sz w:val="12"/>
-        </w:rPr>
-      </w:r>
-    </w:p>
-    <w:p>
-      <w:pPr>
-        <w:jc w:val="center"/>
-      </w:pPr>
-      <w:r>
-        <w:rPr>
-          <w:rFonts w:ascii="Times New Roman" w:hAnsi="Times New Roman" w:eastAsia="宋体"/>
-          <w:b w:val="0"/>
-          <w:i/>
-          <w:sz w:val="18"/>
-        </w:rPr>
-        <w:t>Word count: Abstract ~290 words | Main text ~5,200 words | Figures: 7 (main) + 4 (supplementary) | Table: 1</w:t>
-      </w:r>
-    </w:p>
-    <w:p>
-      <w:r>
-        <w:br w:type="page"/>
-      </w:r>
-    </w:p>
-    <w:p>
-      <w:pPr>
-        <w:pStyle w:val="Heading1"/>
-      </w:pPr>
-      <w:r>
-        <w:t>Abstract</w:t>
-      </w:r>
-    </w:p>
-    <w:p>
-      <w:pPr/>
-      <w:r>
-        <w:rPr>
-          <w:rFonts w:ascii="Times New Roman" w:hAnsi="Times New Roman" w:eastAsia="宋体"/>
-          <w:b w:val="0"/>
-          <w:i w:val="0"/>
-          <w:sz w:val="24"/>
-        </w:rPr>
-        <w:t>Objective: To conduct a cross-sectional analysis of acupuncture clinical trial registration for vertigo using the ClinicalTrials.gov database, integrating text mining approaches to characterize the research landscape.</w:t>
-      </w:r>
-    </w:p>
-    <w:p>
-      <w:pPr/>
-      <w:r>
-        <w:rPr>
-          <w:rFonts w:ascii="Times New Roman" w:hAnsi="Times New Roman" w:eastAsia="宋体"/>
-          <w:b w:val="0"/>
-          <w:i w:val="0"/>
-          <w:sz w:val="24"/>
-        </w:rPr>
-        <w:t>Methods: We systematically searched the ClinicalTrials.gov API v2 (search date: July 1, 2026) using a multi-term combinatorial strategy (35 query pairs combining 5 vertigo-related terms with 7 acupuncture-related intervention terms), supplemented by a broad vertigo search. After NCT ID deduplication, keyword-based classification identified studies with co-occurring acupuncture and vertigo terminology. A conservative verification step requiring the presence of at least one extracted acupuncture method or acupoint entity was applied. Rule-based named entity recognition was employed to extract acupoints, acupuncture methods, control types, vertigo subtypes, and outcome measures. Three classifiers were trained on TF-IDF features as a feasibility assessment of automated trial screening. Temporal trends were characterized using Poisson regression.</w:t>
-      </w:r>
-    </w:p>
-    <w:p>
-      <w:pPr/>
-      <w:r>
-        <w:rPr>
-          <w:rFonts w:ascii="Times New Roman" w:hAnsi="Times New Roman" w:eastAsia="宋体"/>
-          <w:b w:val="0"/>
-          <w:i w:val="0"/>
-          <w:sz w:val="24"/>
-        </w:rPr>
-        <w:t>Results: Among 3,448 unique vertigo studies in ClinicalTrials.gov, 29 (0.8%) were confirmed as acupuncture-vertigo trials (2007–2026). China was the largest registration source (12/29, 41.4%). Manual acupuncture (n = 14) and electroacupuncture (n = 9) were the predominant modalities. ST36 (Zusanli) and PC6 (Neiguan) were the most frequent acupoints (7 occurrences each). The Visual Analog Scale (n = 14) and quality of life instruments (n = 13) were the most commonly used outcome measures. Sham acupuncture controls were observed in recent registration periods. Logistic regression achieved an AUC of 0.87 ± 0.06 in the feasibility assessment. Poisson regression identified a significant positive temporal trend (β₁ = 0.131, p &lt; 0.001). A cross-check of trial identifiers against PubMed found that 6 of 29 trials (20.7%) had associated publications.</w:t>
-      </w:r>
-    </w:p>
-    <w:p>
-      <w:pPr/>
-      <w:r>
-        <w:rPr>
-          <w:rFonts w:ascii="Times New Roman" w:hAnsi="Times New Roman" w:eastAsia="宋体"/>
-          <w:b w:val="0"/>
-          <w:i w:val="0"/>
-          <w:sz w:val="24"/>
-        </w:rPr>
-        <w:t>Conclusions: The number of confirmed acupuncture-vertigo trials registered in ClinicalTrials.gov (n = 29) is modest relative to the high prevalence of vertigo, suggesting a need for additional well-designed registered trials. The text mining analytical framework — with its accompanying code repository, entity dictionaries, and regular expression patterns — is transferable to other acupuncture research domains. Findings are limited to ClinicalTrials.gov and may not fully capture trials in regional registries, particularly the Chinese Clinical Trial Registry.</w:t>
-      </w:r>
-    </w:p>
-    <w:p>
-      <w:pPr/>
-      <w:r>
-        <w:rPr>
-          <w:rFonts w:ascii="Times New Roman" w:hAnsi="Times New Roman" w:eastAsia="宋体"/>
-          <w:b w:val="0"/>
-          <w:i/>
-          <w:sz w:val="24"/>
-        </w:rPr>
-        <w:t>Keywords: acupuncture therapy; vertigo; clinical trial registration; ClinicalTrials.gov; cross-sectional analysis; text mining; evidence map</w:t>
-      </w:r>
-    </w:p>
-    <w:p>
-      <w:r>
-        <w:br w:type="page"/>
-      </w:r>
-    </w:p>
-    <w:p>
-      <w:pPr>
-        <w:pStyle w:val="Heading1"/>
-      </w:pPr>
-      <w:r>
-        <w:t>1. Introduction</w:t>
-      </w:r>
-    </w:p>
-    <w:p>
-      <w:pPr/>
-      <w:r>
-        <w:rPr>
-          <w:rFonts w:ascii="Times New Roman" w:hAnsi="Times New Roman" w:eastAsia="宋体"/>
-          <w:b w:val="0"/>
-          <w:i w:val="0"/>
-          <w:sz w:val="24"/>
-        </w:rPr>
-        <w:t>Vertigo is among the most common clinical complaints, encompassing a heterogeneous group of vestibular disorders including benign paroxysmal positional vertigo (BPPV), vestibular migraine, Meniere disease, vestibular neuritis, and persistent postural-perceptual dizziness (PPPD), each with distinct pathophysiology, diagnostic criteria, and treatment approaches [1,2]. BPPV, the most prevalent vertigo etiology, has an estimated lifetime prevalence of 2.4% [3]. Vertigo substantially impairs patients' quality of life and work capacity, and imposes a considerable socioeconomic burden through recurrent emergency department visits, unnecessary neuroimaging, and productivity loss [1,4].</w:t>
-      </w:r>
-    </w:p>
-    <w:p>
-      <w:pPr/>
-      <w:r>
-        <w:rPr>
-          <w:rFonts w:ascii="Times New Roman" w:hAnsi="Times New Roman" w:eastAsia="宋体"/>
-          <w:b w:val="0"/>
-          <w:i w:val="0"/>
-          <w:sz w:val="24"/>
-        </w:rPr>
-        <w:t>Current standard treatments for vertigo rely primarily on pharmacotherapy (e.g., betahistine, vestibular suppressants) and vestibular rehabilitation; however, the long-term efficacy of pharmacological agents remains controversial, and vestibular rehabilitation requires specialized therapist training and sustained patient adherence [4]. Canalith repositioning maneuvers (e.g., the Epley maneuver) represent first-line treatment for BPPV, yet residual dizziness and recurrence remain clinically significant challenges [3]. Against this backdrop, acupuncture has garnered increasing research attention as a non-pharmacological treatment option for vertigo. Within the theoretical framework of traditional Chinese medicine, acupuncture is understood to restore the balance of qi and blood flow through the meridian system. At the neurophysiological level, proposed measurable mechanisms include modulation of cerebral blood flow, regulation of vestibular-autonomic function, and neurotransmitter-mediated analgesia and anti-emetic effects [5].</w:t>
-      </w:r>
-    </w:p>
-    <w:p>
-      <w:pPr/>
-      <w:r>
-        <w:rPr>
-          <w:rFonts w:ascii="Times New Roman" w:hAnsi="Times New Roman" w:eastAsia="宋体"/>
-          <w:b w:val="0"/>
-          <w:i w:val="0"/>
-          <w:sz w:val="24"/>
-        </w:rPr>
-        <w:t>Systematic reviews have evaluated the clinical evidence for acupuncture in vestibular migraine [6], BPPV [7], and cervical vertigo [8]. However, existing systematic reviews consistently identify several critical limitations: individual trial sample sizes are generally small (mostly &lt;100 participants), outcome measures are highly heterogeneous, and control conditions are inconsistent. Critically, no study has yet provided a systematic registry-based characterization of globally registered acupuncture-vertigo clinical trials.</w:t>
-      </w:r>
-    </w:p>
-    <w:p>
-      <w:pPr/>
-      <w:r>
-        <w:rPr>
-          <w:rFonts w:ascii="Times New Roman" w:hAnsi="Times New Roman" w:eastAsia="宋体"/>
-          <w:b w:val="0"/>
-          <w:i w:val="0"/>
-          <w:sz w:val="24"/>
-        </w:rPr>
-        <w:t>Clinical trial registries offer a unique data foundation for characterizing specific research domains. ClinicalTrials.gov, maintained by the U.S. National Library of Medicine, is the world's largest clinical trial registry, hosting over 450,000 registered trials from more than 220 countries as of 2026 [9]. Cross-sectional analysis of registry databases can reveal the volume, geographic distribution, intervention characteristics, and temporal trends of trials in a given disease area, thereby equipping investigators and funding agencies with data-driven evidence for identifying research gaps and optimizing future trial designs [10].</w:t>
-      </w:r>
-    </w:p>
-    <w:p>
-      <w:pPr/>
-      <w:r>
-        <w:rPr>
-          <w:rFonts w:ascii="Times New Roman" w:hAnsi="Times New Roman" w:eastAsia="宋体"/>
-          <w:b w:val="0"/>
-          <w:i w:val="0"/>
-          <w:sz w:val="24"/>
-        </w:rPr>
-        <w:t>However, much of the analytically valuable information in ClinicalTrials.gov — such as specific acupoint selections, needling techniques, control types, and outcome assessment instruments — is stored as unstructured free text, rendering large-scale, standardized extraction infeasible through traditional manual review. Text mining and natural language processing (NLP) techniques offer an effective methodological pathway to address this bottleneck [11]. In the acupuncture research domain, complex network analysis has been applied to characterize acupoint selection patterns [12], and preliminary characterizations of global acupuncture clinical trial registration trends have been reported [10]. Nevertheless, the systematic application of text mining to the ClinicalTrials.gov registry for acupuncture-vertigo trials — encompassing trial screening, entity extraction, and trend characterization in an integrated, reproducible pipeline — has not been previously reported.</w:t>
-      </w:r>
-    </w:p>
-    <w:p>
-      <w:pPr/>
-      <w:r>
-        <w:rPr>
-          <w:rFonts w:ascii="Times New Roman" w:hAnsi="Times New Roman" w:eastAsia="宋体"/>
-          <w:b w:val="0"/>
-          <w:i w:val="0"/>
-          <w:sz w:val="24"/>
-        </w:rPr>
-        <w:t>Accordingly, this study aims to conduct a ClinicalTrials.gov-based cross-sectional analysis of acupuncture clinical trial registration for vertigo, integrating text mining methods. The specific objectives are: (1) to systematically characterize the basic features of confirmed acupuncture-vertigo trials, including registration volume, yearly distribution, geographic origin, trial status, and enrollment; (2) to employ text mining methods to extract acupoints, acupuncture modalities, control types, target vertigo subtypes, and outcome measures; (3) to assess the feasibility of machine learning classifiers for automated trial screening; and (4) to characterize temporal trends in trial registration based on historical data.</w:t>
-      </w:r>
-    </w:p>
-    <w:p>
-      <w:pPr>
-        <w:pStyle w:val="Heading1"/>
-      </w:pPr>
-      <w:r>
-        <w:t>2. Methods</w:t>
+        <w:t>Email addresses: Qin Zhang, zhangqin@stu.gzucm.edu.cn; Tong Yin, 20221110329@stu.gzucm.edu.cn; Yueping Huang, hyp@bucm.edu.cn; Chuyun Chen, chencyzwl@126.com</w:t>
       </w:r>
     </w:p>
     <w:p>
       <w:pPr>
         <w:pStyle w:val="Heading2"/>
+        <w:numPr>
+          <w:ilvl w:val="0"/>
+          <w:numId w:val="0"/>
+        </w:numPr>
+        <w:spacing w:line="480" w:lineRule="auto"/>
       </w:pPr>
       <w:r>
-        <w:t>2.1 Data Source and Search Strategy</w:t>
+        <w:rPr>
+          <w:rFonts w:ascii="Times New Roman" w:hAnsi="Times New Roman" w:cs="Times New Roman" w:eastAsia="黑体"/>
+        </w:rPr>
+        <w:t>Abstract</w:t>
       </w:r>
     </w:p>
     <w:p>
-      <w:pPr/>
+      <w:pPr>
+        <w:spacing w:line="480" w:lineRule="auto"/>
+        <w:ind w:firstLineChars="200" w:firstLine="480"/>
+      </w:pPr>
       <w:r>
         <w:rPr>
-          <w:rFonts w:ascii="Times New Roman" w:hAnsi="Times New Roman" w:eastAsia="宋体"/>
-          <w:b w:val="0"/>
-          <w:i w:val="0"/>
-          <w:sz w:val="24"/>
+          <w:rFonts w:ascii="Times New Roman" w:hAnsi="Times New Roman" w:cs="Times New Roman" w:eastAsia="宋体"/>
         </w:rPr>
-        <w:t>Data were obtained from the ClinicalTrials.gov API v2 (https://clinicaltrials.gov/api/v2/studies), maintained by the U.S. National Library of Medicine. A multi-term combinatorial search strategy was implemented to maximize retrieval sensitivity. Five vertigo-related condition terms (vertigo, dizziness, vertiginous, dizzy, Meniere) were cross-combined with seven acupuncture-related intervention terms (acupuncture, electroacupuncture, acupoint, moxibustion, acupressure, auricular acupuncture, ear acupuncture), yielding 35 discrete search term pairs. Each pair was submitted as a query.term parameter to the API, which performs full-text matching across all study record fields. A supplementary broad condition search (query: "vertigo OR dizziness OR Meniere") was concurrently executed to capture the total volume of vertigo-related studies in the registry, which serves as the denominator for proportion calculations. The search was performed on July 1, 2026. Following NCT ID-based deduplication, all unique study records were retained for subsequent analysis. The complete list of 35 query strings and API request parameters is provided in Supplementary Table S1. All data fetching and analysis code is publicly available at https://github.com/1947314628-ui/acupuncture-vertigo-clinicaltrials-registry with a permanent DOI issued via Zenodo (10.5281/zenodo.21110651).</w:t>
+        <w:t>Acupuncture is widely investigated for vertigo, but the registered trial base for this indication has not been characterised across registries. We searched ClinicalTrials.gov, the Chinese Clinical Trial Registry (ChiCTR) and the International Traditional Medicine Clinical Trial Registry (ITMCTR) on 29 September 2026, restricting every registry to its disease or condition field and applying the same six-concept vertigo block in each registry's own language of record (vertigo, dizziness, Meniere, BPPV, vestibular migraine, cervical vertigo; 眩晕, 头晕, 梅尼埃病, 耳石症, 前庭性偏头痛, 颈性眩晕). One acupuncture-family lexicon was applied to the registered intervention text of every retrieved record, and every retrieved record carried a documented inclusion decision. Blinding was harmonised by a stated rule, and recruitment status was mapped onto one vocabulary. The searches returned 705 disease-field records (499 ClinicalTrials.gov, 170 ChiCTR, 36 ITMCTR) and confirmed 38 registered acupuncture-vertigo trials (7, 18 and 13). Because the three platforms implement disease-field search differently, the retrieved totals are not equivalent denominators and no density ratio is reported. The sets differed in the subtypes studied (cervical vertigo in 8 of 18 ChiCTR trials and none of the 7 ClinicalTrials.gov trials; posterior circulation ischaemia vertigo in 4 of 13 ITMCTR trials), in the reporting of blinding (unstated in 0 of 7, 4 of 18 and 13 of 13 trials) and in the outcome instruments recorded, the Dizziness Handicap Inventory being the only instrument recorded in all three sets (3 of 7, 11 of 18 and 1 of 13). Five ITMCTR records carried a ChiCTR partner registration number and were counted once. Describing this evidence base reliably requires searching more than one registry, stating the search field used, and registering the masked parties rather than a blinding category alone.</w:t>
+      </w:r>
+    </w:p>
+    <w:p>
+      <w:pPr>
+        <w:spacing w:line="480" w:lineRule="auto"/>
+        <w:ind w:firstLineChars="200" w:firstLine="480"/>
+      </w:pPr>
+      <w:r>
+        <w:rPr>
+          <w:rFonts w:ascii="Times New Roman" w:hAnsi="Times New Roman" w:cs="Times New Roman" w:eastAsia="宋体"/>
+          <w:b/>
+        </w:rPr>
+        <w:t>Keywords:</w:t>
+      </w:r>
+      <w:r>
+        <w:rPr>
+          <w:rFonts w:ascii="Times New Roman" w:hAnsi="Times New Roman" w:cs="Times New Roman" w:eastAsia="宋体"/>
+        </w:rPr>
+        <w:t xml:space="preserve"> acupuncture; vertigo; clinical trial registration; ClinicalTrials.gov; ChiCTR; ITMCTR; research reporting</w:t>
       </w:r>
     </w:p>
     <w:p>
       <w:pPr>
         <w:pStyle w:val="Heading2"/>
+        <w:numPr>
+          <w:ilvl w:val="0"/>
+          <w:numId w:val="0"/>
+        </w:numPr>
+        <w:spacing w:line="480" w:lineRule="auto"/>
       </w:pPr>
       <w:r>
-        <w:t>2.2 Data Preprocessing and Study Classification</w:t>
+        <w:rPr>
+          <w:rFonts w:ascii="Times New Roman" w:hAnsi="Times New Roman" w:cs="Times New Roman" w:eastAsia="黑体"/>
+        </w:rPr>
+        <w:t>Introduction</w:t>
       </w:r>
     </w:p>
     <w:p>
-      <w:pPr/>
+      <w:pPr>
+        <w:spacing w:line="480" w:lineRule="auto"/>
+        <w:ind w:firstLineChars="200" w:firstLine="480"/>
+      </w:pPr>
       <w:r>
         <w:rPr>
-          <w:rFonts w:ascii="Times New Roman" w:hAnsi="Times New Roman" w:eastAsia="宋体"/>
-          <w:b w:val="0"/>
-          <w:i w:val="0"/>
-          <w:sz w:val="24"/>
+          <w:rFonts w:ascii="Times New Roman" w:hAnsi="Times New Roman" w:cs="Times New Roman" w:eastAsia="宋体"/>
         </w:rPr>
-        <w:t>Retrieved records were flattened to extract key fields including NCT identifier, brief title, official title, overall status, study first submit date, study type, phases, enrollment count, conditions, interventions, intervention descriptions, primary outcome measures, study locations /countries, blinding design, brief summary, detailed description, and lead sponsor. Text normalization comprised lowercasing and whitespace standardization.</w:t>
+        <w:t xml:space="preserve">Vertigo is among the most common clinical complaints, with an estimated lifetime prevalence exceeding 20% </w:t>
+      </w:r>
+      <w:r>
+        <w:rPr>
+          <w:rFonts w:ascii="Times New Roman" w:hAnsi="Times New Roman" w:cs="Times New Roman" w:eastAsia="宋体"/>
+        </w:rPr>
+        <w:t>[1]</w:t>
+      </w:r>
+      <w:r>
+        <w:rPr>
+          <w:rFonts w:ascii="Times New Roman" w:hAnsi="Times New Roman" w:cs="Times New Roman" w:eastAsia="宋体"/>
+        </w:rPr>
+        <w:t xml:space="preserve">. Its clinical spectrum includes benign paroxysmal positional vertigo (BPPV), vestibular migraine, Meniere disease, vestibular neuritis and persistent postural-perceptual dizziness (PPPD), each with distinct pathophysiology and treatment approaches </w:t>
+      </w:r>
+      <w:r>
+        <w:rPr>
+          <w:rFonts w:ascii="Times New Roman" w:hAnsi="Times New Roman" w:cs="Times New Roman" w:eastAsia="宋体"/>
+        </w:rPr>
+        <w:t>[2,3,4]</w:t>
+      </w:r>
+      <w:r>
+        <w:rPr>
+          <w:rFonts w:ascii="Times New Roman" w:hAnsi="Times New Roman" w:cs="Times New Roman" w:eastAsia="宋体"/>
+        </w:rPr>
+        <w:t xml:space="preserve">. Standard treatment remains aetiology-dependent: canalith repositioning manoeuvres are first-line for BPPV, though residual dizziness and recurrence are common </w:t>
+      </w:r>
+      <w:r>
+        <w:rPr>
+          <w:rFonts w:ascii="Times New Roman" w:hAnsi="Times New Roman" w:cs="Times New Roman" w:eastAsia="宋体"/>
+        </w:rPr>
+        <w:t>[3]</w:t>
+      </w:r>
+      <w:r>
+        <w:rPr>
+          <w:rFonts w:ascii="Times New Roman" w:hAnsi="Times New Roman" w:cs="Times New Roman" w:eastAsia="宋体"/>
+        </w:rPr>
+        <w:t xml:space="preserve">; pharmacotherapy provides symptomatic relief with limited evidence for long-term efficacy </w:t>
+      </w:r>
+      <w:r>
+        <w:rPr>
+          <w:rFonts w:ascii="Times New Roman" w:hAnsi="Times New Roman" w:cs="Times New Roman" w:eastAsia="宋体"/>
+        </w:rPr>
+        <w:t>[5]</w:t>
+      </w:r>
+      <w:r>
+        <w:rPr>
+          <w:rFonts w:ascii="Times New Roman" w:hAnsi="Times New Roman" w:cs="Times New Roman" w:eastAsia="宋体"/>
+        </w:rPr>
+        <w:t xml:space="preserve">; and vestibular rehabilitation requires sustained adherence and specialised training. Acupuncture has been investigated as a non-pharmacological alternative across several vertigo subtypes. Systematic reviews have reported positive effects for posterior circulation infarction vertigo, mediated in part through improved vertebrobasilar haemodynamics </w:t>
+      </w:r>
+      <w:r>
+        <w:rPr>
+          <w:rFonts w:ascii="Times New Roman" w:hAnsi="Times New Roman" w:cs="Times New Roman" w:eastAsia="宋体"/>
+        </w:rPr>
+        <w:t>[6]</w:t>
+      </w:r>
+      <w:r>
+        <w:rPr>
+          <w:rFonts w:ascii="Times New Roman" w:hAnsi="Times New Roman" w:cs="Times New Roman" w:eastAsia="宋体"/>
+        </w:rPr>
+        <w:t xml:space="preserve">, and for cervical vertigo </w:t>
+      </w:r>
+      <w:r>
+        <w:rPr>
+          <w:rFonts w:ascii="Times New Roman" w:hAnsi="Times New Roman" w:cs="Times New Roman" w:eastAsia="宋体"/>
+        </w:rPr>
+        <w:t>[7]</w:t>
+      </w:r>
+      <w:r>
+        <w:rPr>
+          <w:rFonts w:ascii="Times New Roman" w:hAnsi="Times New Roman" w:cs="Times New Roman" w:eastAsia="宋体"/>
+        </w:rPr>
+        <w:t>, although these reviews consistently note small sample sizes, heterogeneous outcome measures and inconsistent blinding as limitations. The evidence base for acupuncture in vertigo has not, however, been characterised at the trial registration level.</w:t>
       </w:r>
     </w:p>
     <w:p>
-      <w:pPr/>
+      <w:pPr>
+        <w:spacing w:line="480" w:lineRule="auto"/>
+        <w:ind w:firstLineChars="200" w:firstLine="480"/>
+      </w:pPr>
       <w:r>
         <w:rPr>
-          <w:rFonts w:ascii="Times New Roman" w:hAnsi="Times New Roman" w:eastAsia="宋体"/>
-          <w:b w:val="0"/>
-          <w:i w:val="0"/>
-          <w:sz w:val="24"/>
+          <w:rFonts w:ascii="Times New Roman" w:hAnsi="Times New Roman" w:cs="Times New Roman" w:eastAsia="宋体"/>
         </w:rPr>
-        <w:t>Study classification employed a two-stage process. First, keyword lexicon-based matching was applied: a study was classified as potentially acupuncture-vertigo relevant if (1) at least one term from the acupuncture terminology lexicon (23 entries; Supplementary Table S2) was present in the concatenation of the title, official title, interventions, conditions, brief summary, and intervention descriptions fields, AND (2) at least one term from the vertigo terminology lexicon (11 entries) was present in the same concatenated text. Second, a conservative verification filter was applied: keyword-positive studies were retained as confirmed acupuncture-vertigo trials only if at least one acupuncture method or acupoint entity was successfully extracted by the named entity recognition pipeline (Section 2.3). Studies passing the keyword filter but failing the entity verification step were manually reviewed and classified as false positives (listed in Supplementary Table S4).</w:t>
+        <w:t xml:space="preserve">Clinical trial registries provide structured data for characterising research activity within a disease domain. ClinicalTrials.gov is the largest global registry </w:t>
+      </w:r>
+      <w:r>
+        <w:rPr>
+          <w:rFonts w:ascii="Times New Roman" w:hAnsi="Times New Roman" w:cs="Times New Roman" w:eastAsia="宋体"/>
+        </w:rPr>
+        <w:t>[8]</w:t>
+      </w:r>
+      <w:r>
+        <w:rPr>
+          <w:rFonts w:ascii="Times New Roman" w:hAnsi="Times New Roman" w:cs="Times New Roman" w:eastAsia="宋体"/>
+        </w:rPr>
+        <w:t xml:space="preserve">. The Chinese Clinical Trial Registry (ChiCTR), a WHO-recognised primary registry, has documented rapid growth in acupuncture trial registration </w:t>
+      </w:r>
+      <w:r>
+        <w:rPr>
+          <w:rFonts w:ascii="Times New Roman" w:hAnsi="Times New Roman" w:cs="Times New Roman" w:eastAsia="宋体"/>
+        </w:rPr>
+        <w:t>[9]</w:t>
+      </w:r>
+      <w:r>
+        <w:rPr>
+          <w:rFonts w:ascii="Times New Roman" w:hAnsi="Times New Roman" w:cs="Times New Roman" w:eastAsia="宋体"/>
+        </w:rPr>
+        <w:t xml:space="preserve">. The International Traditional Medicine Clinical Trial Registry (ITMCTR), designated a WHO primary registry in February 2023, is organised by therapeutic theme and now serves as a dedicated platform for traditional medicine trial registration following the July 2024 transition of such registrations from ChiCTR </w:t>
+      </w:r>
+      <w:r>
+        <w:rPr>
+          <w:rFonts w:ascii="Times New Roman" w:hAnsi="Times New Roman" w:cs="Times New Roman" w:eastAsia="宋体"/>
+        </w:rPr>
+        <w:t>[10]</w:t>
+      </w:r>
+      <w:r>
+        <w:rPr>
+          <w:rFonts w:ascii="Times New Roman" w:hAnsi="Times New Roman" w:cs="Times New Roman" w:eastAsia="宋体"/>
+        </w:rPr>
+        <w:t xml:space="preserve">. Cross-sectional analyses of individual registries have characterised real-world studies </w:t>
+      </w:r>
+      <w:r>
+        <w:rPr>
+          <w:rFonts w:ascii="Times New Roman" w:hAnsi="Times New Roman" w:cs="Times New Roman" w:eastAsia="宋体"/>
+        </w:rPr>
+        <w:t>[8]</w:t>
+      </w:r>
+      <w:r>
+        <w:rPr>
+          <w:rFonts w:ascii="Times New Roman" w:hAnsi="Times New Roman" w:cs="Times New Roman" w:eastAsia="宋体"/>
+        </w:rPr>
+        <w:t xml:space="preserve">, acupuncture trial growth </w:t>
+      </w:r>
+      <w:r>
+        <w:rPr>
+          <w:rFonts w:ascii="Times New Roman" w:hAnsi="Times New Roman" w:cs="Times New Roman" w:eastAsia="宋体"/>
+        </w:rPr>
+        <w:t>[9]</w:t>
+      </w:r>
+      <w:r>
+        <w:rPr>
+          <w:rFonts w:ascii="Times New Roman" w:hAnsi="Times New Roman" w:cs="Times New Roman" w:eastAsia="宋体"/>
+        </w:rPr>
+        <w:t xml:space="preserve"> and interventional trial characteristics </w:t>
+      </w:r>
+      <w:r>
+        <w:rPr>
+          <w:rFonts w:ascii="Times New Roman" w:hAnsi="Times New Roman" w:cs="Times New Roman" w:eastAsia="宋体"/>
+        </w:rPr>
+        <w:t>[11]</w:t>
+      </w:r>
+      <w:r>
+        <w:rPr>
+          <w:rFonts w:ascii="Times New Roman" w:hAnsi="Times New Roman" w:cs="Times New Roman" w:eastAsia="宋体"/>
+        </w:rPr>
+        <w:t>. No study, however, has compared acupuncture trial registration for a specific disease indication across more than one registry, and no prior analysis of acupuncture-vertigo registration has included ITMCTR as a data source.</w:t>
+      </w:r>
+    </w:p>
+    <w:p>
+      <w:pPr>
+        <w:spacing w:line="480" w:lineRule="auto"/>
+        <w:ind w:firstLineChars="200" w:firstLine="480"/>
+      </w:pPr>
+      <w:r>
+        <w:rPr>
+          <w:rFonts w:ascii="Times New Roman" w:hAnsi="Times New Roman" w:cs="Times New Roman" w:eastAsia="宋体"/>
+        </w:rPr>
+        <w:t>Comparing registries requires care. The three platforms expose different search fields, index different record sets and attract different investigator populations, so a comparison is only interpretable if the search scope is held constant and the residual differences are stated rather than smoothed over. We therefore searched all three registries through their disease or condition field alone, applied one word list and one screening rule to every retrieved record, and report the resulting counts descriptively rather than as ratios of research density.</w:t>
+      </w:r>
+    </w:p>
+    <w:p>
+      <w:pPr>
+        <w:spacing w:line="480" w:lineRule="auto"/>
+        <w:ind w:firstLineChars="200" w:firstLine="480"/>
+      </w:pPr>
+      <w:r>
+        <w:rPr>
+          <w:rFonts w:ascii="Times New Roman" w:hAnsi="Times New Roman" w:cs="Times New Roman" w:eastAsia="宋体"/>
+        </w:rPr>
+        <w:t>This study aimed to: (1) identify all registered acupuncture clinical trials for vertigo on ClinicalTrials.gov, ChiCTR and ITMCTR under a single search scope; (2) describe and compare the trial characteristics, disease subtypes, intervention modalities and recorded outcome instruments across the three registries; and (3) publish the full search log and a record-level inclusion audit so that every count can be reproduced or contested.</w:t>
       </w:r>
     </w:p>
     <w:p>
       <w:pPr>
         <w:pStyle w:val="Heading2"/>
+        <w:numPr>
+          <w:ilvl w:val="0"/>
+          <w:numId w:val="0"/>
+        </w:numPr>
+        <w:spacing w:line="480" w:lineRule="auto"/>
       </w:pPr>
       <w:r>
-        <w:t>2.3 Named Entity Recognition</w:t>
+        <w:rPr>
+          <w:rFonts w:ascii="Times New Roman" w:hAnsi="Times New Roman" w:cs="Times New Roman" w:eastAsia="黑体"/>
+        </w:rPr>
+        <w:t>Methods</w:t>
       </w:r>
     </w:p>
     <w:p>
-      <w:pPr/>
+      <w:pPr>
+        <w:pStyle w:val="Heading3"/>
+        <w:numPr>
+          <w:ilvl w:val="0"/>
+          <w:numId w:val="0"/>
+        </w:numPr>
+        <w:spacing w:line="480" w:lineRule="auto"/>
+      </w:pPr>
       <w:r>
         <w:rPr>
-          <w:rFonts w:ascii="Times New Roman" w:hAnsi="Times New Roman" w:eastAsia="宋体"/>
-          <w:b w:val="0"/>
-          <w:i w:val="0"/>
-          <w:sz w:val="24"/>
+          <w:rFonts w:ascii="Times New Roman" w:hAnsi="Times New Roman" w:cs="Times New Roman" w:eastAsia="黑体"/>
         </w:rPr>
-        <w:t>Rule-based named entity recognition (NER) employing regular expressions was applied to the concatenated text of study title, official title, interventions, conditions, primary outcome measures, brief summary, and detailed description to extract five entity types:</w:t>
+        <w:t>Study Design and Reporting</w:t>
       </w:r>
     </w:p>
     <w:p>
-      <w:pPr/>
+      <w:pPr>
+        <w:spacing w:line="480" w:lineRule="auto"/>
+        <w:ind w:firstLineChars="200" w:firstLine="480"/>
+      </w:pPr>
       <w:r>
         <w:rPr>
-          <w:rFonts w:ascii="Times New Roman" w:hAnsi="Times New Roman" w:eastAsia="宋体"/>
-          <w:b w:val="0"/>
-          <w:i w:val="0"/>
-          <w:sz w:val="24"/>
+          <w:rFonts w:ascii="Times New Roman" w:hAnsi="Times New Roman" w:cs="Times New Roman" w:eastAsia="宋体"/>
         </w:rPr>
-        <w:t>(1) Acupoints: Standard meridian codes across 14 meridians (e.g., GV20, GB20, ST36, LI4) were extracted via pattern matching. Chinese character names (e.g., 百会, 风池, 足三里) were mapped to their standard meridian codes. Pinyin romanizations (e.g., baihui→GV20, zusanli→ST36) were also matched to capture acupoints referenced by romanized name. After extraction, acupoint names were normalized to standard meridian codes to remove duplicates arising from multiple naming conventions.</w:t>
+        <w:t xml:space="preserve">This registry-based cross-sectional analysis is reported in accordance with the Strengthening the Reporting of Observational Studies in Epidemiology (STROBE) guidelines </w:t>
+      </w:r>
+      <w:r>
+        <w:rPr>
+          <w:rFonts w:ascii="Times New Roman" w:hAnsi="Times New Roman" w:cs="Times New Roman" w:eastAsia="宋体"/>
+        </w:rPr>
+        <w:t>[12]</w:t>
+      </w:r>
+      <w:r>
+        <w:rPr>
+          <w:rFonts w:ascii="Times New Roman" w:hAnsi="Times New Roman" w:cs="Times New Roman" w:eastAsia="宋体"/>
+        </w:rPr>
+        <w:t>. Three clinical trial registries were searched: ClinicalTrials.gov (United States National Library of Medicine), ChiCTR and ITMCTR. All searches reported here were executed on 29 September 2026. The study is a secondary analysis of publicly accessible, de-identified registry records and required no ethics approval.</w:t>
       </w:r>
     </w:p>
     <w:p>
-      <w:pPr/>
+      <w:pPr>
+        <w:pStyle w:val="Heading3"/>
+        <w:numPr>
+          <w:ilvl w:val="0"/>
+          <w:numId w:val="0"/>
+        </w:numPr>
+        <w:spacing w:line="480" w:lineRule="auto"/>
+      </w:pPr>
       <w:r>
         <w:rPr>
-          <w:rFonts w:ascii="Times New Roman" w:hAnsi="Times New Roman" w:eastAsia="宋体"/>
-          <w:b w:val="0"/>
-          <w:i w:val="0"/>
-          <w:sz w:val="24"/>
+          <w:rFonts w:ascii="Times New Roman" w:hAnsi="Times New Roman" w:cs="Times New Roman" w:eastAsia="黑体"/>
         </w:rPr>
-        <w:t>(2) Acupuncture Methods: Nine categories were defined (manual acupuncture, electroacupuncture, transcutaneous electrical acupoint stimulation [TEAS], acupressure, moxibustion, auricular acupuncture, scalp acupuncture, dry needling, pharmacopuncture/acupoint injection). Specific modality patterns were checked before a generic acupuncture fallback to minimize misclassification. Trials registering their intervention as "acupuncture" without further specification were classified as manual acupuncture unless the intervention description explicitly mentioned electrical stimulation or other modality-specific terms.</w:t>
+        <w:t>Search Strategy and Scope</w:t>
       </w:r>
     </w:p>
     <w:p>
-      <w:pPr/>
+      <w:pPr>
+        <w:spacing w:line="480" w:lineRule="auto"/>
+        <w:ind w:firstLineChars="200" w:firstLine="480"/>
+      </w:pPr>
       <w:r>
         <w:rPr>
-          <w:rFonts w:ascii="Times New Roman" w:hAnsi="Times New Roman" w:eastAsia="宋体"/>
-          <w:b w:val="0"/>
-          <w:i w:val="0"/>
-          <w:sz w:val="24"/>
+          <w:rFonts w:ascii="Times New Roman" w:hAnsi="Times New Roman" w:cs="Times New Roman" w:eastAsia="宋体"/>
         </w:rPr>
-        <w:t>(3) Control Types: Six categories (sham acupuncture, drug control, usual care/standard treatment, waiting list, placebo pill, vestibular rehabilitation).</w:t>
+        <w:t>One search scope was used on all three platforms: the registry's disease or condition field. The same six-term vertigo block was applied in each registry's own language of record, one term per concept per language, and no term was applied to any other field. The two language blocks are held concept for concept in parallel; an earlier version of this analysis had five Chinese terms against six English ones, and the missing concept removed a registered acupuncture trial for vestibular migraine from the Chinese results.</w:t>
       </w:r>
     </w:p>
     <w:p>
-      <w:pPr/>
+      <w:pPr>
+        <w:spacing w:line="480" w:lineRule="auto"/>
+        <w:ind w:firstLineChars="200" w:firstLine="480"/>
+      </w:pPr>
       <w:r>
         <w:rPr>
-          <w:rFonts w:ascii="Times New Roman" w:hAnsi="Times New Roman" w:eastAsia="宋体"/>
-          <w:b w:val="0"/>
-          <w:i w:val="0"/>
-          <w:sz w:val="24"/>
+          <w:rFonts w:ascii="Times New Roman" w:hAnsi="Times New Roman" w:cs="Times New Roman" w:eastAsia="宋体"/>
         </w:rPr>
-        <w:t>(4) Vertigo Subtypes: Seven categories (BPPV, vestibular migraine, Meniere disease, central vertigo, cervicogenic vertigo, vestibular neuritis, PPPD).</w:t>
+        <w:t>On ClinicalTrials.gov the search was executed through API v2 with the condition-field parameter query.cond and the unquoted expression vertigo OR dizziness OR Meniere OR BPPV OR vestibular migraine OR cervical vertigo, with total counts obtained via countTotal=true and all records retrieved by page token. The individual term counts were 436, 436, 76, 88, 50 and 32 respectively, and the OR-combined condition-field total was 499. This 499 is the denominator used throughout; it is a condition-field count, and it supersedes the all-field count used in earlier versions of this analysis.</w:t>
       </w:r>
     </w:p>
     <w:p>
-      <w:pPr/>
+      <w:pPr>
+        <w:spacing w:line="480" w:lineRule="auto"/>
+        <w:ind w:firstLineChars="200" w:firstLine="480"/>
+      </w:pPr>
       <w:r>
         <w:rPr>
-          <w:rFonts w:ascii="Times New Roman" w:hAnsi="Times New Roman" w:eastAsia="宋体"/>
-          <w:b w:val="0"/>
-          <w:i w:val="0"/>
-          <w:sz w:val="24"/>
+          <w:rFonts w:ascii="Times New Roman" w:hAnsi="Times New Roman" w:cs="Times New Roman" w:eastAsia="宋体"/>
         </w:rPr>
-        <w:t>(5) Outcome Measures: Six categories (Dizziness Handicap Inventory [DHI], Visual Analog Scale [VAS] for dizziness, vertigo episode frequency, vertigo severity, Berg Balance Scale, quality of life instruments, anxiety/depression scales).</w:t>
+        <w:t>On ChiCTR the six Chinese terms 眩晕, 头晕, 梅尼埃病, 耳石症, 前庭性偏头痛 and 颈性眩晕 were applied to the target-disease field (studyailment) through the registry's public search interface, returning 102, 40, 33, 1, 12 and 10 records respectively and 170 unique records after cross-term deduplication. ChiCTR serves its search results behind a web application firewall, so the pages were rendered with a scripted browser; the script and the returned counts are included in the search log.</w:t>
       </w:r>
     </w:p>
     <w:p>
-      <w:pPr/>
+      <w:pPr>
+        <w:spacing w:line="480" w:lineRule="auto"/>
+        <w:ind w:firstLineChars="200" w:firstLine="480"/>
+      </w:pPr>
       <w:r>
         <w:rPr>
-          <w:rFonts w:ascii="Times New Roman" w:hAnsi="Times New Roman" w:eastAsia="宋体"/>
-          <w:b w:val="0"/>
-          <w:i w:val="0"/>
-          <w:sz w:val="24"/>
+          <w:rFonts w:ascii="Times New Roman" w:hAnsi="Times New Roman" w:cs="Times New Roman" w:eastAsia="宋体"/>
         </w:rPr>
-        <w:t>All regular expression patterns and entity dictionaries are publicly available in the code repository. The named entity recognition pipeline was not independently validated against a manually annotated reference standard; entity counts therefore reflect the performance of the regular expression rules as applied to ClinicalTrials.gov registration text.</w:t>
+        <w:t>On ITMCTR the same six Chinese terms were applied to the target-disease field (dynamicQueries[target_disease]) through the platform's own search endpoint, returning 31, 6, 0, 0, 1 and 5 records and 36 unique records after deduplication. The ITMCTR search endpoint returns the full registration record for each hit; no separate detail endpoint is exposed. The registry is at http://itmctr.ccebtcm.org.cn/ (an earlier manuscript cited https://www.itmctr.cn, which does not resolve).</w:t>
+      </w:r>
+    </w:p>
+    <w:p>
+      <w:pPr>
+        <w:spacing w:line="480" w:lineRule="auto"/>
+        <w:ind w:firstLineChars="200" w:firstLine="480"/>
+      </w:pPr>
+      <w:r>
+        <w:rPr>
+          <w:rFonts w:ascii="Times New Roman" w:hAnsi="Times New Roman" w:cs="Times New Roman" w:eastAsia="宋体"/>
+        </w:rPr>
+        <w:t>The complete search log, including the exact expressions, the per-term counts and the retrieval date, is provided as S1 Text. No count in this manuscript was derived by arithmetic; every denominator is a total returned by the registry at the time of search.</w:t>
+      </w:r>
+    </w:p>
+    <w:p>
+      <w:pPr>
+        <w:pStyle w:val="Heading3"/>
+        <w:numPr>
+          <w:ilvl w:val="0"/>
+          <w:numId w:val="0"/>
+        </w:numPr>
+        <w:spacing w:line="480" w:lineRule="auto"/>
+      </w:pPr>
+      <w:r>
+        <w:rPr>
+          <w:rFonts w:ascii="Times New Roman" w:hAnsi="Times New Roman" w:cs="Times New Roman" w:eastAsia="黑体"/>
+        </w:rPr>
+        <w:t>Eligibility and Screening</w:t>
+      </w:r>
+    </w:p>
+    <w:p>
+      <w:pPr>
+        <w:spacing w:line="480" w:lineRule="auto"/>
+        <w:ind w:firstLineChars="200" w:firstLine="480"/>
+      </w:pPr>
+      <w:r>
+        <w:rPr>
+          <w:rFonts w:ascii="Times New Roman" w:hAnsi="Times New Roman" w:cs="Times New Roman" w:eastAsia="宋体"/>
+        </w:rPr>
+        <w:t>A record was included as a registered acupuncture-vertigo trial when both of the following held:</w:t>
+      </w:r>
+    </w:p>
+    <w:p>
+      <w:pPr>
+        <w:spacing w:line="480" w:lineRule="auto"/>
+        <w:ind w:firstLineChars="200" w:firstLine="480"/>
+      </w:pPr>
+      <w:r>
+        <w:rPr>
+          <w:rFonts w:ascii="Times New Roman" w:hAnsi="Times New Roman" w:cs="Times New Roman" w:eastAsia="宋体"/>
+        </w:rPr>
+        <w:t>1. The registered condition field named a vertigo or dizziness disorder. This was verified record by record; trials in which a vertigo term appeared only in narrative text, in a secondary outcome or in an adverse-event description were excluded.</w:t>
+      </w:r>
+    </w:p>
+    <w:p>
+      <w:pPr>
+        <w:spacing w:line="480" w:lineRule="auto"/>
+        <w:ind w:firstLineChars="200" w:firstLine="480"/>
+      </w:pPr>
+      <w:r>
+        <w:rPr>
+          <w:rFonts w:ascii="Times New Roman" w:hAnsi="Times New Roman" w:cs="Times New Roman" w:eastAsia="宋体"/>
+        </w:rPr>
+        <w:t>2. The registered intervention was an acupuncture-family intervention, that is, an acupuncture-family term appeared in the registered intervention names, in the registered arm labels, or — where the registry left those generic — in the registered title.</w:t>
+      </w:r>
+    </w:p>
+    <w:p>
+      <w:pPr>
+        <w:spacing w:line="480" w:lineRule="auto"/>
+        <w:ind w:firstLineChars="200" w:firstLine="480"/>
+      </w:pPr>
+      <w:r>
+        <w:rPr>
+          <w:rFonts w:ascii="Times New Roman" w:hAnsi="Times New Roman" w:cs="Times New Roman" w:eastAsia="宋体"/>
+        </w:rPr>
+        <w:t>Records were excluded when the registered intervention was a non-acupuncture modality and named no needling modality (transcutaneous auricular vagus nerve stimulation, tuina or other manual therapy, chiropractic, repositioning manoeuvres, or a non-acupoint injection such as a lidocaine or blood-patch procedure), when the registered study type was observational or diagnostic rather than interventional, or when the record was withdrawn or terminated.</w:t>
+      </w:r>
+    </w:p>
+    <w:p>
+      <w:pPr>
+        <w:spacing w:line="480" w:lineRule="auto"/>
+        <w:ind w:firstLineChars="200" w:firstLine="480"/>
+      </w:pPr>
+      <w:r>
+        <w:rPr>
+          <w:rFonts w:ascii="Times New Roman" w:hAnsi="Times New Roman" w:cs="Times New Roman" w:eastAsia="宋体"/>
+        </w:rPr>
+        <w:t>On the two Chinese registries screening was applied to each retrieved record, not to a pre-selected list: the screen reads the registered intervention field and the registered title, so a trial whose title avoids the word acupuncture is still found. A candidate set that had been assembled by hand was used in earlier versions of this analysis; re-screening the retrieved records against the rule above found a registered acupuncture trial for vestibular migraine that the hand list had missed, and the hand list is no longer a data source.</w:t>
+      </w:r>
+    </w:p>
+    <w:p>
+      <w:pPr>
+        <w:spacing w:line="480" w:lineRule="auto"/>
+        <w:ind w:firstLineChars="200" w:firstLine="480"/>
+      </w:pPr>
+      <w:r>
+        <w:rPr>
+          <w:rFonts w:ascii="Times New Roman" w:hAnsi="Times New Roman" w:cs="Times New Roman" w:eastAsia="宋体"/>
+        </w:rPr>
+        <w:t>Screening is automated from the registry fields and then reviewed record by record. Every retrieved record carries a decision and a reason in the inclusion audit provided as S2 File; the audit contains exactly the 499, 170 and 36 retrieved records, and the included and excluded counts for each registry sum to its retrieved total.</w:t>
+      </w:r>
+    </w:p>
+    <w:p>
+      <w:pPr>
+        <w:pStyle w:val="Heading3"/>
+        <w:numPr>
+          <w:ilvl w:val="0"/>
+          <w:numId w:val="0"/>
+        </w:numPr>
+        <w:spacing w:line="480" w:lineRule="auto"/>
+      </w:pPr>
+      <w:r>
+        <w:rPr>
+          <w:rFonts w:ascii="Times New Roman" w:hAnsi="Times New Roman" w:cs="Times New Roman" w:eastAsia="黑体"/>
+        </w:rPr>
+        <w:t>Data Extraction</w:t>
+      </w:r>
+    </w:p>
+    <w:p>
+      <w:pPr>
+        <w:spacing w:line="480" w:lineRule="auto"/>
+        <w:ind w:firstLineChars="200" w:firstLine="480"/>
+      </w:pPr>
+      <w:r>
+        <w:rPr>
+          <w:rFonts w:ascii="Times New Roman" w:hAnsi="Times New Roman" w:cs="Times New Roman" w:eastAsia="宋体"/>
+        </w:rPr>
+        <w:t>ClinicalTrials.gov fields were extracted programmatically through API v2: identifier, first-submission date, overall status, allocation, masking and who was masked, planned enrolment, conditions, intervention and arm names, primary outcome measures, locations and title. ChiCTR fields were read from the live registry record of every retrieved record (registered condition, study type, registered design, randomisation method, blinding, planned sample size, intervention, outcome measures, registration date, sponsor), and the raw registry pages were retained alongside the extraction file. ITMCTR fields were taken from the values returned by the platform's search endpoint, which include the blinding field, the randomisation procedure, the planned sample size, the target disease, the study phase and the objectives.</w:t>
+      </w:r>
+    </w:p>
+    <w:p>
+      <w:pPr>
+        <w:spacing w:line="480" w:lineRule="auto"/>
+        <w:ind w:firstLineChars="200" w:firstLine="480"/>
+      </w:pPr>
+      <w:r>
+        <w:rPr>
+          <w:rFonts w:ascii="Times New Roman" w:hAnsi="Times New Roman" w:cs="Times New Roman" w:eastAsia="宋体"/>
+        </w:rPr>
+        <w:t>For ChiCTR the trial total is not shown as a single field: the record form states the size of each arm. Planned enrolment for ChiCTR records is therefore the sum of the registered arm sizes. This sum was verified against the registry's WHO-format Trial Registration Data Set export, which states the same arm sizes in English, for the 15 included records for which that export was available; all 15 agreed.</w:t>
+      </w:r>
+    </w:p>
+    <w:p>
+      <w:pPr>
+        <w:spacing w:line="480" w:lineRule="auto"/>
+        <w:ind w:firstLineChars="200" w:firstLine="480"/>
+      </w:pPr>
+      <w:r>
+        <w:rPr>
+          <w:rFonts w:ascii="Times New Roman" w:hAnsi="Times New Roman" w:cs="Times New Roman" w:eastAsia="宋体"/>
+        </w:rPr>
+        <w:t>No value in this manuscript is transcribed by hand from a registry page, and none is carried over from an earlier version of the analysis.</w:t>
+      </w:r>
+    </w:p>
+    <w:p>
+      <w:pPr>
+        <w:pStyle w:val="Heading3"/>
+        <w:numPr>
+          <w:ilvl w:val="0"/>
+          <w:numId w:val="0"/>
+        </w:numPr>
+        <w:spacing w:line="480" w:lineRule="auto"/>
+      </w:pPr>
+      <w:r>
+        <w:rPr>
+          <w:rFonts w:ascii="Times New Roman" w:hAnsi="Times New Roman" w:cs="Times New Roman" w:eastAsia="黑体"/>
+        </w:rPr>
+        <w:t>Blinding Classification</w:t>
+      </w:r>
+    </w:p>
+    <w:p>
+      <w:pPr>
+        <w:spacing w:line="480" w:lineRule="auto"/>
+        <w:ind w:firstLineChars="200" w:firstLine="480"/>
+      </w:pPr>
+      <w:r>
+        <w:rPr>
+          <w:rFonts w:ascii="Times New Roman" w:hAnsi="Times New Roman" w:cs="Times New Roman" w:eastAsia="宋体"/>
+        </w:rPr>
+        <w:t>Blinding was harmonised across the three platforms by an explicit rule, because the platforms describe it in incompatible vocabularies and default text. A trial was classified as:</w:t>
+      </w:r>
+    </w:p>
+    <w:p>
+      <w:pPr>
+        <w:pStyle w:val="ListBullet"/>
+        <w:spacing w:line="480" w:lineRule="auto"/>
+      </w:pPr>
+      <w:r>
+        <w:rPr>
+          <w:rFonts w:ascii="Times New Roman" w:hAnsi="Times New Roman" w:cs="Times New Roman" w:eastAsia="宋体"/>
+          <w:b/>
+        </w:rPr>
+        <w:t>Double-blind</w:t>
+      </w:r>
+      <w:r>
+        <w:rPr>
+          <w:rFonts w:ascii="Times New Roman" w:hAnsi="Times New Roman" w:cs="Times New Roman" w:eastAsia="宋体"/>
+        </w:rPr>
+        <w:t xml:space="preserve"> when participants and at least one of investigators, care providers or outcome assessors were masked;</w:t>
+      </w:r>
+    </w:p>
+    <w:p>
+      <w:pPr>
+        <w:pStyle w:val="ListBullet"/>
+        <w:spacing w:line="480" w:lineRule="auto"/>
+      </w:pPr>
+      <w:r>
+        <w:rPr>
+          <w:rFonts w:ascii="Times New Roman" w:hAnsi="Times New Roman" w:cs="Times New Roman" w:eastAsia="宋体"/>
+          <w:b/>
+        </w:rPr>
+        <w:t>Single-blind</w:t>
+      </w:r>
+      <w:r>
+        <w:rPr>
+          <w:rFonts w:ascii="Times New Roman" w:hAnsi="Times New Roman" w:cs="Times New Roman" w:eastAsia="宋体"/>
+        </w:rPr>
+        <w:t xml:space="preserve"> when participants alone were masked;</w:t>
+      </w:r>
+    </w:p>
+    <w:p>
+      <w:pPr>
+        <w:pStyle w:val="ListBullet"/>
+        <w:spacing w:line="480" w:lineRule="auto"/>
+      </w:pPr>
+      <w:r>
+        <w:rPr>
+          <w:rFonts w:ascii="Times New Roman" w:hAnsi="Times New Roman" w:cs="Times New Roman" w:eastAsia="宋体"/>
+          <w:b/>
+        </w:rPr>
+        <w:t>Assessor-blinded</w:t>
+      </w:r>
+      <w:r>
+        <w:rPr>
+          <w:rFonts w:ascii="Times New Roman" w:hAnsi="Times New Roman" w:cs="Times New Roman" w:eastAsia="宋体"/>
+        </w:rPr>
+        <w:t xml:space="preserve"> when one or more assessors, investigators or care providers were masked but participants were not;</w:t>
+      </w:r>
+    </w:p>
+    <w:p>
+      <w:pPr>
+        <w:pStyle w:val="ListBullet"/>
+        <w:spacing w:line="480" w:lineRule="auto"/>
+      </w:pPr>
+      <w:r>
+        <w:rPr>
+          <w:rFonts w:ascii="Times New Roman" w:hAnsi="Times New Roman" w:cs="Times New Roman" w:eastAsia="宋体"/>
+          <w:b/>
+        </w:rPr>
+        <w:t>Other or partial</w:t>
+      </w:r>
+      <w:r>
+        <w:rPr>
+          <w:rFonts w:ascii="Times New Roman" w:hAnsi="Times New Roman" w:cs="Times New Roman" w:eastAsia="宋体"/>
+        </w:rPr>
+        <w:t xml:space="preserve"> when blinding was described but the masked parties could not be identified;</w:t>
+      </w:r>
+    </w:p>
+    <w:p>
+      <w:pPr>
+        <w:pStyle w:val="ListBullet"/>
+        <w:spacing w:line="480" w:lineRule="auto"/>
+      </w:pPr>
+      <w:r>
+        <w:rPr>
+          <w:rFonts w:ascii="Times New Roman" w:hAnsi="Times New Roman" w:cs="Times New Roman" w:eastAsia="宋体"/>
+          <w:b/>
+        </w:rPr>
+        <w:t>Open-label or none</w:t>
+      </w:r>
+      <w:r>
+        <w:rPr>
+          <w:rFonts w:ascii="Times New Roman" w:hAnsi="Times New Roman" w:cs="Times New Roman" w:eastAsia="宋体"/>
+        </w:rPr>
+        <w:t xml:space="preserve"> when the record stated that no masking was used;</w:t>
+      </w:r>
+    </w:p>
+    <w:p>
+      <w:pPr>
+        <w:pStyle w:val="ListBullet"/>
+        <w:spacing w:line="480" w:lineRule="auto"/>
+      </w:pPr>
+      <w:r>
+        <w:rPr>
+          <w:rFonts w:ascii="Times New Roman" w:hAnsi="Times New Roman" w:cs="Times New Roman" w:eastAsia="宋体"/>
+          <w:b/>
+        </w:rPr>
+        <w:t>Not stated</w:t>
+      </w:r>
+      <w:r>
+        <w:rPr>
+          <w:rFonts w:ascii="Times New Roman" w:hAnsi="Times New Roman" w:cs="Times New Roman" w:eastAsia="宋体"/>
+        </w:rPr>
+        <w:t xml:space="preserve"> when the record contained no blinding description.</w:t>
+      </w:r>
+    </w:p>
+    <w:p>
+      <w:pPr>
+        <w:spacing w:line="480" w:lineRule="auto"/>
+        <w:ind w:firstLineChars="200" w:firstLine="480"/>
+      </w:pPr>
+      <w:r>
+        <w:rPr>
+          <w:rFonts w:ascii="Times New Roman" w:hAnsi="Times New Roman" w:cs="Times New Roman" w:eastAsia="宋体"/>
+        </w:rPr>
+        <w:t>On ClinicalTrials.gov the registry's masking type and masked-party fields were used directly; notably, a record registered as DOUBLE with only INVESTIGATOR and OUTCOMES_ASSESSOR named is classified here as assessor-blinded rather than double-blind, because participants were not masked. On ChiCTR and ITMCTR the free-text blinding field was classified by the rule above, so records whose text reads "single-blind" but names both participants and assessors are classified as double-blind.</w:t>
+      </w:r>
+    </w:p>
+    <w:p>
+      <w:pPr>
+        <w:spacing w:line="480" w:lineRule="auto"/>
+        <w:ind w:firstLineChars="200" w:firstLine="480"/>
+      </w:pPr>
+      <w:r>
+        <w:rPr>
+          <w:rFonts w:ascii="Times New Roman" w:hAnsi="Times New Roman" w:cs="Times New Roman" w:eastAsia="宋体"/>
+        </w:rPr>
+        <w:t>Recruitment status was likewise mapped onto one vocabulary before comparison, because the Chinese registries return it as a status label in Chinese rather than in the terms ClinicalTrials.gov uses: 尚未开始 to Not yet recruiting, 正在进行 to Recruiting and 结束 to Completed, with a status the record does not state reported as not stated (ClinicalTrials.gov reports those records as UNKNOWN). The mapping is one-to-one and no record was reclassified by judgement.</w:t>
+      </w:r>
+    </w:p>
+    <w:p>
+      <w:pPr>
+        <w:pStyle w:val="Heading3"/>
+        <w:numPr>
+          <w:ilvl w:val="0"/>
+          <w:numId w:val="0"/>
+        </w:numPr>
+        <w:spacing w:line="480" w:lineRule="auto"/>
+      </w:pPr>
+      <w:r>
+        <w:rPr>
+          <w:rFonts w:ascii="Times New Roman" w:hAnsi="Times New Roman" w:cs="Times New Roman" w:eastAsia="黑体"/>
+        </w:rPr>
+        <w:t>Cross-Registry Deduplication</w:t>
+      </w:r>
+    </w:p>
+    <w:p>
+      <w:pPr>
+        <w:spacing w:line="480" w:lineRule="auto"/>
+        <w:ind w:firstLineChars="200" w:firstLine="480"/>
+      </w:pPr>
+      <w:r>
+        <w:rPr>
+          <w:rFonts w:ascii="Times New Roman" w:hAnsi="Times New Roman" w:cs="Times New Roman" w:eastAsia="宋体"/>
+        </w:rPr>
+        <w:t>ITMCTR publishes a partner-registry number for records registered elsewhere. An ITMCTR record whose partner number matched an included ChiCTR record was excluded from the ITMCTR set and counted once under ChiCTR. Five such pairs were identified, and no ITMCTR record in the included set carries a partner number that resolves to an included ChiCTR record. No record in the ClinicalTrials.gov set was duplicated in either Chinese registry.</w:t>
+      </w:r>
+    </w:p>
+    <w:p>
+      <w:pPr>
+        <w:pStyle w:val="Heading3"/>
+        <w:numPr>
+          <w:ilvl w:val="0"/>
+          <w:numId w:val="0"/>
+        </w:numPr>
+        <w:spacing w:line="480" w:lineRule="auto"/>
+      </w:pPr>
+      <w:r>
+        <w:rPr>
+          <w:rFonts w:ascii="Times New Roman" w:hAnsi="Times New Roman" w:cs="Times New Roman" w:eastAsia="黑体"/>
+        </w:rPr>
+        <w:t>Statistical Analysis</w:t>
+      </w:r>
+    </w:p>
+    <w:p>
+      <w:pPr>
+        <w:spacing w:line="480" w:lineRule="auto"/>
+        <w:ind w:firstLineChars="200" w:firstLine="480"/>
+      </w:pPr>
+      <w:r>
+        <w:rPr>
+          <w:rFonts w:ascii="Times New Roman" w:hAnsi="Times New Roman" w:cs="Times New Roman" w:eastAsia="宋体"/>
+        </w:rPr>
+        <w:t>Counts and percentages describe categorical variables; medians and ranges describe planned enrolment. No inferential test, trend model or completeness score is reported: with 7, 18 and 13 confirmed trials, and with disease-field search semantics that differ between platforms, the data do not support between-registry statistical comparison, and reporting one would imply a precision the design cannot deliver. Every figure is generated from the same screened record set that produces the tables, and the generation script fails rather than emit a chart when a plotted value cannot be traced to the source tables.</w:t>
+      </w:r>
+    </w:p>
+    <w:p>
+      <w:pPr>
+        <w:pStyle w:val="Heading3"/>
+        <w:numPr>
+          <w:ilvl w:val="0"/>
+          <w:numId w:val="0"/>
+        </w:numPr>
+        <w:spacing w:line="480" w:lineRule="auto"/>
+      </w:pPr>
+      <w:r>
+        <w:rPr>
+          <w:rFonts w:ascii="Times New Roman" w:hAnsi="Times New Roman" w:cs="Times New Roman" w:eastAsia="黑体"/>
+        </w:rPr>
+        <w:t>Data and Code Availability</w:t>
+      </w:r>
+    </w:p>
+    <w:p>
+      <w:pPr>
+        <w:spacing w:line="480" w:lineRule="auto"/>
+        <w:ind w:firstLineChars="200" w:firstLine="480"/>
+      </w:pPr>
+      <w:r>
+        <w:rPr>
+          <w:rFonts w:ascii="Times New Roman" w:hAnsi="Times New Roman" w:cs="Times New Roman" w:eastAsia="宋体"/>
+        </w:rPr>
+        <w:t>The search scripts, the screening audit, the extraction forms, the table and figure generation code, and the search log are available in the public repository https://github.com/1947314628-ui/acupuncture-vertigo-clinicaltrials-registry, archived at DOI 10.5281/zenodo.21110650 (concept DOI, all versions) under a CC BY 4.0 licence. The registry responses themselves are public records of ClinicalTrials.gov, ChiCTR and ITMCTR, and the retained ChiCTR pages are included in the deposit.</w:t>
       </w:r>
     </w:p>
     <w:p>
       <w:pPr>
         <w:pStyle w:val="Heading2"/>
+        <w:numPr>
+          <w:ilvl w:val="0"/>
+          <w:numId w:val="0"/>
+        </w:numPr>
+        <w:spacing w:line="480" w:lineRule="auto"/>
       </w:pPr>
       <w:r>
-        <w:t>2.4 Machine Learning Classification — Feasibility Assessment</w:t>
-      </w:r>
-    </w:p>
-    <w:p>
-      <w:pPr/>
-      <w:r>
         <w:rPr>
-          <w:rFonts w:ascii="Times New Roman" w:hAnsi="Times New Roman" w:eastAsia="宋体"/>
-          <w:b w:val="0"/>
-          <w:i w:val="0"/>
-          <w:sz w:val="24"/>
+          <w:rFonts w:ascii="Times New Roman" w:hAnsi="Times New Roman" w:cs="Times New Roman" w:eastAsia="黑体"/>
         </w:rPr>
-        <w:t>A binary text classification experiment was conducted to evaluate the feasibility of automating the keyword-based trial screening process. The keyword classification labels served as the target variable. Critically, because the training labels are themselves derived from deterministic keyword rules, the experiment quantifies model fidelity to those rules rather than classification accuracy against an independently annotated reference standard. All results should be interpreted within this feasibility-assessment framework.</w:t>
-      </w:r>
-    </w:p>
-    <w:p>
-      <w:pPr/>
-      <w:r>
-        <w:rPr>
-          <w:rFonts w:ascii="Times New Roman" w:hAnsi="Times New Roman" w:eastAsia="宋体"/>
-          <w:b w:val="0"/>
-          <w:i w:val="0"/>
-          <w:sz w:val="24"/>
-        </w:rPr>
-        <w:t>TF-IDF (Term Frequency-Inverse Document Frequency) vectorization was applied with the following parameters: maximum features = 5,000, n-gram range = (1, 2), sublinear TF scaling, minimum document frequency = 2. The input text comprised the concatenation of study title, conditions, and interventions fields. The final feature matrix dimensions were 3,448 × 2,307, with 69 keyword-positive samples and 3,379 keyword-negative samples.</w:t>
-      </w:r>
-    </w:p>
-    <w:p>
-      <w:pPr/>
-      <w:r>
-        <w:rPr>
-          <w:rFonts w:ascii="Times New Roman" w:hAnsi="Times New Roman" w:eastAsia="宋体"/>
-          <w:b w:val="0"/>
-          <w:i w:val="0"/>
-          <w:sz w:val="24"/>
-        </w:rPr>
-        <w:t>Three classifiers were comparatively evaluated: (1) logistic regression (C = 1.0, class_weight = "balanced", max_iter = 1,000); (2) XGBoost (n_estimators = 200, max_depth = 6); and (3) random forest (n_estimators = 200, max_depth = 10, class_weight = "balanced"). All models were evaluated via stratified 5-fold cross-validation (random_state = 42). Performance metrics included accuracy, precision, recall, F1-score, and area under the receiver operating characteristic curve (AUC-ROC), reported as per-fold means ± standard deviations. The 95% confidence intervals for cross-validation metrics were calculated using the t-distribution with k − 1 = 4 degrees of freedom (t_crit = 2.776 at α = 0.05).</w:t>
+        <w:t>Results</w:t>
       </w:r>
     </w:p>
     <w:p>
       <w:pPr>
-        <w:pStyle w:val="Heading2"/>
+        <w:pStyle w:val="Heading3"/>
+        <w:numPr>
+          <w:ilvl w:val="0"/>
+          <w:numId w:val="0"/>
+        </w:numPr>
+        <w:spacing w:line="480" w:lineRule="auto"/>
       </w:pPr>
       <w:r>
-        <w:t>2.5 Temporal Trend Analysis</w:t>
-      </w:r>
-    </w:p>
-    <w:p>
-      <w:pPr/>
-      <w:r>
         <w:rPr>
-          <w:rFonts w:ascii="Times New Roman" w:hAnsi="Times New Roman" w:eastAsia="宋体"/>
-          <w:b w:val="0"/>
-          <w:i w:val="0"/>
-          <w:sz w:val="24"/>
+          <w:rFonts w:ascii="Times New Roman" w:hAnsi="Times New Roman" w:cs="Times New Roman" w:eastAsia="黑体"/>
         </w:rPr>
-        <w:t>Annual counts of confirmed acupuncture-vertigo trial registrations were tallied based on the study_first_submit_date field. A Poisson regression model was fitted to characterize the temporal trend, appropriate for count data with many zero and near-zero observations. To provide a descriptive perspective on possible near-term trajectories, a scenario-based projection was also produced assuming continuation of the 2022–2026 growth rate. These projections are presented as descriptive scenarios and should not be interpreted as formal statistical forecasts.</w:t>
+        <w:t>Search Results</w:t>
       </w:r>
     </w:p>
     <w:p>
       <w:pPr>
-        <w:pStyle w:val="Heading2"/>
+        <w:spacing w:line="480" w:lineRule="auto"/>
+        <w:ind w:firstLineChars="200" w:firstLine="480"/>
       </w:pPr>
       <w:r>
-        <w:t>2.6 Statistical Analysis</w:t>
-      </w:r>
-    </w:p>
-    <w:p>
-      <w:pPr/>
-      <w:r>
         <w:rPr>
-          <w:rFonts w:ascii="Times New Roman" w:hAnsi="Times New Roman" w:eastAsia="宋体"/>
-          <w:b w:val="0"/>
-          <w:i w:val="0"/>
-          <w:sz w:val="24"/>
+          <w:rFonts w:ascii="Times New Roman" w:hAnsi="Times New Roman" w:cs="Times New Roman" w:eastAsia="宋体"/>
         </w:rPr>
-        <w:t>Categorical variables are presented as frequencies; continuous variables (enrollment count) as median with interquartile range (IQR). Classifier performance metrics are reported as macro-averaged 5-fold cross-validation results with per-fold means, standard deviations, and 95% confidence intervals based on the t-distribution. For entity frequencies based on fewer than 10 observations, percentages are omitted to avoid false precision. All analyses were conducted in Python 3.10 using scikit-learn (v1.3), XGBoost (v1.7), statsmodels (v0.14), pandas (v2.0), NumPy (v1.24), and Matplotlib (v3.7). All random seeds were fixed at 42 to ensure reproducibility. The complete analysis pipeline — from API data fetching through entity extraction to figure generation — is available at [GitHub/Zenodo URL] with a permanent DOI.</w:t>
+        <w:t>The unified disease-field searches returned 705 records: 499 from ClinicalTrials.gov, 170 from ChiCTR and 36 from ITMCTR. Screening confirmed 38 registered acupuncture-vertigo trials: 7 on ClinicalTrials.gov, 18 on ChiCTR and 13 on ITMCTR (Table 1, Fig 1). The inclusion audit records a decision and a reason for each of the 705 retrieved records.</w:t>
       </w:r>
     </w:p>
     <w:p>
       <w:pPr>
-        <w:pStyle w:val="Heading1"/>
+        <w:spacing w:line="480" w:lineRule="auto"/>
+        <w:ind w:firstLineChars="200" w:firstLine="480"/>
       </w:pPr>
       <w:r>
-        <w:t>3. Results</w:t>
+        <w:rPr>
+          <w:rFonts w:ascii="Times New Roman" w:hAnsi="Times New Roman" w:cs="Times New Roman" w:eastAsia="宋体"/>
+        </w:rPr>
+        <w:t>The three totals are not equivalent denominators. ClinicalTrials.gov was searched on its condition field, which indexes a large international registry whose records are mostly not traditional-medicine trials; ChiCTR and ITMCTR were searched on their target-disease field, which indexes smaller platforms with different indexing and different contributor populations. The retrieved totals therefore reflect the size and indexing of each platform rather than the volume of acupuncture research in a country, and no cross-registry density ratio is computed or reported anywhere in this manuscript.</w:t>
       </w:r>
     </w:p>
     <w:p>
       <w:pPr>
-        <w:pStyle w:val="Heading2"/>
+        <w:spacing w:line="480" w:lineRule="auto"/>
       </w:pPr>
       <w:r>
-        <w:t>3.1 Study Selection and Baseline Characteristics</w:t>
+        <w:rPr>
+          <w:rFonts w:ascii="Times New Roman" w:hAnsi="Times New Roman" w:cs="Times New Roman" w:eastAsia="宋体"/>
+          <w:b/>
+        </w:rPr>
+        <w:t>Table 1.</w:t>
       </w:r>
-    </w:p>
-    <w:p>
-      <w:pPr/>
       <w:r>
         <w:rPr>
-          <w:rFonts w:ascii="Times New Roman" w:hAnsi="Times New Roman" w:eastAsia="宋体"/>
-          <w:b w:val="0"/>
-          <w:i w:val="0"/>
-          <w:sz w:val="24"/>
+          <w:rFonts w:ascii="Times New Roman" w:hAnsi="Times New Roman" w:cs="Times New Roman" w:eastAsia="宋体"/>
         </w:rPr>
-        <w:t>The multi-term combinatorial search of the ClinicalTrials.gov API retrieved 735 raw results from the 35 targeted query pairs and 3,448 studies from the broad vertigo search. Following NCT ID deduplication, 3,448 unique studies were obtained. Keyword-based classification identified 69 studies as potentially acupuncture-vertigo relevant. After applying the conservative verification filter requiring the presence of at least one extracted acupuncture method or acupoint entity, 29 studies were retained as confirmed acupuncture-vertigo trials (0.8% of all vertigo studies; Figure 1). The 40 excluded studies were predominantly non-acupuncture interventions (e.g., vagus nerve stimulation, nerve blocks, prolotherapy) that matched vertigo-related keywords through symptom or adverse event listings (Supplementary Table S4).</w:t>
-      </w:r>
-    </w:p>
-    <w:p>
-      <w:pPr/>
-      <w:r>
-        <w:rPr>
-          <w:rFonts w:ascii="Times New Roman" w:hAnsi="Times New Roman" w:eastAsia="宋体"/>
-          <w:b w:val="0"/>
-          <w:i w:val="0"/>
-          <w:sz w:val="24"/>
-        </w:rPr>
-        <w:t>The 29 confirmed acupuncture-vertigo trials spanned 2007 to 2026, with increased registration activity after 2020 (Figure 2). With respect to trial status, 12 studies were completed, 6 were actively recruiting, 4 had not yet started recruiting, 4 had unknown status, 2 were withdrawn, and 1 was terminated. Among 27 studies reporting enrollment figures, the median sample size was 76 participants (IQR: 60–206; range: 40–1,655). One study (NCT04043247) reported a planned enrollment of 1,655 participants, representing a large-scale multicenter trial of TEAS for postoperative nausea prevention; excluding this study, the median enrollment was 72 (IQR: 55–100; maximum: 441).</w:t>
-      </w:r>
-    </w:p>
-    <w:p>
-      <w:pPr/>
-      <w:r>
-        <w:rPr>
-          <w:rFonts w:ascii="Times New Roman" w:hAnsi="Times New Roman" w:eastAsia="宋体"/>
-          <w:b w:val="0"/>
-          <w:i w:val="0"/>
-          <w:sz w:val="24"/>
-        </w:rPr>
-        <w:t>Geographically, based on the country field as recorded in ClinicalTrials.gov, China contributed the largest share of registrations (12 of 29 studies), followed by the United States (2), Hong Kong (2), Taiwan (2), and Vietnam (2) (Figure 3). Country and region designations are reported as listed in the registry without aggregation.</w:t>
-      </w:r>
-    </w:p>
-    <w:p>
-      <w:pPr>
-        <w:pStyle w:val="Heading2"/>
-      </w:pPr>
-      <w:r>
-        <w:t>3.2 Intervention Characteristics and Acupoint Analysis</w:t>
-      </w:r>
-    </w:p>
-    <w:p>
-      <w:pPr/>
-      <w:r>
-        <w:rPr>
-          <w:rFonts w:ascii="Times New Roman" w:hAnsi="Times New Roman" w:eastAsia="宋体"/>
-          <w:b w:val="0"/>
-          <w:i w:val="0"/>
-          <w:sz w:val="24"/>
-        </w:rPr>
-        <w:t>Among the 29 verified acupuncture-vertigo trials, 28 specified the acupuncture modality in sufficient detail for classification. Manual acupuncture was the most frequently reported modality (14 studies), followed by electroacupuncture (9 studies), TEAS (3 studies), and acupressure (3 studies). One study each employed moxibustion, scalp acupuncture, auricular acupuncture, and pharmacopuncture (Figure 4). It should be noted that trials registering their intervention generically as "acupuncture" without further specification were classified as manual acupuncture unless the intervention description explicitly indicated electrical stimulation or other modality-specific terms; this may overestimate manual acupuncture relative to other modalities (see Discussion).</w:t>
-      </w:r>
-    </w:p>
-    <w:p>
-      <w:pPr/>
-      <w:r>
-        <w:rPr>
-          <w:rFonts w:ascii="Times New Roman" w:hAnsi="Times New Roman" w:eastAsia="宋体"/>
-          <w:b w:val="0"/>
-          <w:i w:val="0"/>
-          <w:sz w:val="24"/>
-        </w:rPr>
-        <w:t>Acupoint information was extractable from 14 of the 29 studies. The five most frequently reported acupoints were ST36 (Zusanli; 7 occurrences), PC6 (Neiguan; 7 occurrences), LR3 (Taichong; 5 occurrences), GV20 (Baihui; 5 occurrences), and SP6 (Sanyinjiao; 4 occurrences), followed by LI4 (Hegu; 4 occurrences) and GB20 (Fengchi; 3 occurrences) (Figure 4). Acupoint co-occurrence analysis revealed frequent pairing of ST36 with PC6 and GV20 with GB20 (Figure 8). After normalization of meridian codes, Chinese characters, and Pinyin romanizations, a total of 46 distinct acupoints were identified across the 14 studies with extractable acupoint data.</w:t>
-      </w:r>
-    </w:p>
-    <w:p>
-      <w:pPr>
-        <w:pStyle w:val="Heading2"/>
-      </w:pPr>
-      <w:r>
-        <w:t>3.3 Control Conditions and Outcome Measures</w:t>
-      </w:r>
-    </w:p>
-    <w:p>
-      <w:pPr/>
-      <w:r>
-        <w:rPr>
-          <w:rFonts w:ascii="Times New Roman" w:hAnsi="Times New Roman" w:eastAsia="宋体"/>
-          <w:b w:val="0"/>
-          <w:i w:val="0"/>
-          <w:sz w:val="24"/>
-        </w:rPr>
-        <w:t>Among studies with identifiable control conditions, usual care or standard treatment was the most common comparator (5 studies), followed by sham acupuncture (4 studies) and drug control (primarily betahistine; 4 studies). Placebo pill and vestibular rehabilitation were each employed in one study (Figure 6). Sham acupuncture controls were observed in the more recent registration periods (2020–2026).</w:t>
-      </w:r>
-    </w:p>
-    <w:p>
-      <w:pPr/>
-      <w:r>
-        <w:rPr>
-          <w:rFonts w:ascii="Times New Roman" w:hAnsi="Times New Roman" w:eastAsia="宋体"/>
-          <w:b w:val="0"/>
-          <w:i w:val="0"/>
-          <w:sz w:val="24"/>
-        </w:rPr>
-        <w:t>The Visual Analog Scale for dizziness was the most frequently used outcome assessment instrument (14 studies), followed by quality of life instruments including SF-36 and EQ-5D (13 studies), the Dizziness Handicap Inventory (6 studies), and anxiety or depression scales including HADS, HAMA, and HAMD (5 studies) (Figure 5). One study each employed vertigo episode frequency and vertigo severity as outcome measures.</w:t>
-      </w:r>
-    </w:p>
-    <w:p>
-      <w:pPr>
-        <w:pStyle w:val="Heading2"/>
-      </w:pPr>
-      <w:r>
-        <w:t>3.4 Vertigo Subtype Distribution</w:t>
-      </w:r>
-    </w:p>
-    <w:p>
-      <w:pPr/>
-      <w:r>
-        <w:rPr>
-          <w:rFonts w:ascii="Times New Roman" w:hAnsi="Times New Roman" w:eastAsia="宋体"/>
-          <w:b w:val="0"/>
-          <w:i w:val="0"/>
-          <w:sz w:val="24"/>
-        </w:rPr>
-        <w:t>Vertigo subtype information was extractable from only 4 of the 29 studies, limiting subtype-level analysis. Among these, Meniere disease was the most frequently studied (2 studies), followed by vestibular migraine (1 study) and BPPV (1 study) (Figure 6). The remaining 25 studies either enrolled heterogeneous vertigo populations or did not specify the vertigo subtype in their registration text. This low rate of subtype specification (4 of 29 studies) itself constitutes a finding: the majority of registered acupuncture-vertigo trials do not target a specific vertigo etiology.</w:t>
-      </w:r>
-    </w:p>
-    <w:p>
-      <w:pPr>
-        <w:pStyle w:val="Heading2"/>
-      </w:pPr>
-      <w:r>
-        <w:t>3.5 Classification Model Performance</w:t>
-      </w:r>
-    </w:p>
-    <w:p>
-      <w:pPr/>
-      <w:r>
-        <w:rPr>
-          <w:rFonts w:ascii="Times New Roman" w:hAnsi="Times New Roman" w:eastAsia="宋体"/>
-          <w:b w:val="0"/>
-          <w:i w:val="0"/>
-          <w:sz w:val="24"/>
-        </w:rPr>
-        <w:t>Based on TF-IDF features (2,307 dimensions), three classifiers were evaluated on 3,448 studies via stratified 5-fold cross-validation as a feasibility assessment of automated trial screening (Table 1). Logistic regression achieved the highest F1-score (0.33 ± 0.09) and AUC (0.87 ± 0.06). XGBoost exhibited higher precision but substantially lower recall, while random forest was the most conservative. Recall was limited across all models (logistic regression: 0.37 ± 0.10) due to extreme class imbalance (69 keyword-positive vs. 3,379 keyword-negative cases). The 95% confidence intervals for all metrics are reported in Table 1; their width reflects both the limited number of cross-validation folds (k = 5) and the class imbalance.</w:t>
-      </w:r>
-    </w:p>
-    <w:p>
-      <w:pPr/>
-      <w:r>
-        <w:rPr>
-          <w:rFonts w:ascii="Times New Roman" w:hAnsi="Times New Roman" w:eastAsia="宋体"/>
-          <w:b w:val="0"/>
-          <w:i w:val="0"/>
-          <w:sz w:val="24"/>
-        </w:rPr>
-        <w:t>Table 1. Classification performance (stratified 5-fold CV, TF-IDF features, N = 3,448).</w:t>
+        <w:t xml:space="preserve"> Records retrieved and confirmed acupuncture-vertigo trials, by registry, under a unified disease-field search scope. Counts are as returned by each registry on 29 September 2026; they are not equivalent denominators (see Methods).</w:t>
       </w:r>
     </w:p>
     <w:tbl>
       <w:tblPr>
         <w:tblStyle w:val="TableGrid"/>
         <w:tblW w:type="auto" w:w="0"/>
-        <w:jc w:val="center"/>
+        <w:tblLayout w:type="fixed"/>
         <w:tblLook w:firstColumn="1" w:firstRow="1" w:lastColumn="0" w:lastRow="0" w:noHBand="0" w:noVBand="1" w:val="04A0"/>
       </w:tblPr>
       <w:tblGrid>
-        <w:gridCol w:w="1473"/>
-        <w:gridCol w:w="1473"/>
-        <w:gridCol w:w="1473"/>
-        <w:gridCol w:w="1473"/>
-        <w:gridCol w:w="1473"/>
-        <w:gridCol w:w="1473"/>
+        <w:gridCol w:w="1909"/>
+        <w:gridCol w:w="2546"/>
+        <w:gridCol w:w="1649"/>
+        <w:gridCol w:w="3251"/>
       </w:tblGrid>
       <w:tr>
         <w:tc>
           <w:tcPr>
-            <w:tcW w:type="dxa" w:w="1473"/>
+            <w:tcW w:type="dxa" w:w="1909"/>
           </w:tcPr>
           <w:p>
+            <w:pPr>
+              <w:spacing w:line="240" w:lineRule="auto"/>
+            </w:pPr>
             <w:r>
               <w:rPr>
+                <w:rFonts w:ascii="Times New Roman" w:hAnsi="Times New Roman" w:cs="Times New Roman" w:eastAsia="宋体"/>
                 <w:b/>
-                <w:sz w:val="18"/>
+                <w:sz w:val="21"/>
               </w:rPr>
-              <w:t>Model</w:t>
+              <w:t>Registry</w:t>
             </w:r>
           </w:p>
         </w:tc>
         <w:tc>
           <w:tcPr>
-            <w:tcW w:type="dxa" w:w="1473"/>
+            <w:tcW w:type="dxa" w:w="2546"/>
           </w:tcPr>
           <w:p>
+            <w:pPr>
+              <w:spacing w:line="240" w:lineRule="auto"/>
+            </w:pPr>
             <w:r>
               <w:rPr>
+                <w:rFonts w:ascii="Times New Roman" w:hAnsi="Times New Roman" w:cs="Times New Roman" w:eastAsia="宋体"/>
                 <w:b/>
-                <w:sz w:val="18"/>
+                <w:sz w:val="21"/>
               </w:rPr>
-              <w:t>F1 (SD)</w:t>
+              <w:t>Search field (unified scope)</w:t>
             </w:r>
           </w:p>
         </w:tc>
         <w:tc>
           <w:tcPr>
-            <w:tcW w:type="dxa" w:w="1473"/>
+            <w:tcW w:type="dxa" w:w="1649"/>
           </w:tcPr>
           <w:p>
+            <w:pPr>
+              <w:spacing w:line="240" w:lineRule="auto"/>
+            </w:pPr>
             <w:r>
               <w:rPr>
+                <w:rFonts w:ascii="Times New Roman" w:hAnsi="Times New Roman" w:cs="Times New Roman" w:eastAsia="宋体"/>
                 <w:b/>
-                <w:sz w:val="18"/>
+                <w:sz w:val="21"/>
               </w:rPr>
-              <w:t>F1 95% CI</w:t>
+              <w:t>Records retrieved</w:t>
             </w:r>
           </w:p>
         </w:tc>
         <w:tc>
           <w:tcPr>
-            <w:tcW w:type="dxa" w:w="1473"/>
+            <w:tcW w:type="dxa" w:w="3251"/>
           </w:tcPr>
           <w:p>
+            <w:pPr>
+              <w:spacing w:line="240" w:lineRule="auto"/>
+            </w:pPr>
             <w:r>
               <w:rPr>
+                <w:rFonts w:ascii="Times New Roman" w:hAnsi="Times New Roman" w:cs="Times New Roman" w:eastAsia="宋体"/>
                 <w:b/>
-                <w:sz w:val="18"/>
+                <w:sz w:val="21"/>
               </w:rPr>
-              <w:t>AUC (SD)</w:t>
-            </w:r>
-          </w:p>
-        </w:tc>
-        <w:tc>
-          <w:tcPr>
-            <w:tcW w:type="dxa" w:w="1473"/>
-          </w:tcPr>
-          <w:p>
-            <w:r>
-              <w:rPr>
-                <w:b/>
-                <w:sz w:val="18"/>
-              </w:rPr>
-              <w:t>Precision (SD)</w:t>
-            </w:r>
-          </w:p>
-        </w:tc>
-        <w:tc>
-          <w:tcPr>
-            <w:tcW w:type="dxa" w:w="1473"/>
-          </w:tcPr>
-          <w:p>
-            <w:r>
-              <w:rPr>
-                <w:b/>
-                <w:sz w:val="18"/>
-              </w:rPr>
-              <w:t>Recall (SD)</w:t>
+              <w:t>Confirmed acupuncture-vertigo trials</w:t>
             </w:r>
           </w:p>
         </w:tc>
@@ -845,76 +1090,69 @@
       <w:tr>
         <w:tc>
           <w:tcPr>
-            <w:tcW w:type="dxa" w:w="1473"/>
+            <w:tcW w:type="dxa" w:w="1909"/>
           </w:tcPr>
           <w:p>
+            <w:pPr>
+              <w:spacing w:line="240" w:lineRule="auto"/>
+            </w:pPr>
             <w:r>
               <w:rPr>
-                <w:sz w:val="18"/>
+                <w:rFonts w:ascii="Times New Roman" w:hAnsi="Times New Roman" w:cs="Times New Roman" w:eastAsia="宋体"/>
+                <w:sz w:val="21"/>
               </w:rPr>
-              <w:t>Logistic Regression</w:t>
+              <w:t>ClinicalTrials.gov</w:t>
             </w:r>
           </w:p>
         </w:tc>
         <w:tc>
           <w:tcPr>
-            <w:tcW w:type="dxa" w:w="1473"/>
+            <w:tcW w:type="dxa" w:w="2546"/>
           </w:tcPr>
           <w:p>
+            <w:pPr>
+              <w:spacing w:line="240" w:lineRule="auto"/>
+            </w:pPr>
             <w:r>
               <w:rPr>
-                <w:sz w:val="18"/>
+                <w:rFonts w:ascii="Times New Roman" w:hAnsi="Times New Roman" w:cs="Times New Roman" w:eastAsia="宋体"/>
+                <w:sz w:val="21"/>
               </w:rPr>
-              <w:t>0.33 (0.09)</w:t>
+              <w:t>condition field</w:t>
             </w:r>
           </w:p>
         </w:tc>
         <w:tc>
           <w:tcPr>
-            <w:tcW w:type="dxa" w:w="1473"/>
+            <w:tcW w:type="dxa" w:w="1649"/>
           </w:tcPr>
           <w:p>
+            <w:pPr>
+              <w:spacing w:line="240" w:lineRule="auto"/>
+            </w:pPr>
             <w:r>
               <w:rPr>
-                <w:sz w:val="18"/>
+                <w:rFonts w:ascii="Times New Roman" w:hAnsi="Times New Roman" w:cs="Times New Roman" w:eastAsia="宋体"/>
+                <w:sz w:val="21"/>
               </w:rPr>
-              <w:t>0.08–0.58</w:t>
+              <w:t>499</w:t>
             </w:r>
           </w:p>
         </w:tc>
         <w:tc>
           <w:tcPr>
-            <w:tcW w:type="dxa" w:w="1473"/>
+            <w:tcW w:type="dxa" w:w="3251"/>
           </w:tcPr>
           <w:p>
+            <w:pPr>
+              <w:spacing w:line="240" w:lineRule="auto"/>
+            </w:pPr>
             <w:r>
               <w:rPr>
-                <w:sz w:val="18"/>
+                <w:rFonts w:ascii="Times New Roman" w:hAnsi="Times New Roman" w:cs="Times New Roman" w:eastAsia="宋体"/>
+                <w:sz w:val="21"/>
               </w:rPr>
-              <w:t>0.87 (0.06)</w:t>
-            </w:r>
-          </w:p>
-        </w:tc>
-        <w:tc>
-          <w:tcPr>
-            <w:tcW w:type="dxa" w:w="1473"/>
-          </w:tcPr>
-          <w:p>
-            <w:r>
-              <w:rPr>
-                <w:sz w:val="18"/>
-              </w:rPr>
-              <w:t>0.30 (0.05)</w:t>
-            </w:r>
-          </w:p>
-        </w:tc>
-        <w:tc>
-          <w:tcPr>
-            <w:tcW w:type="dxa" w:w="1473"/>
-          </w:tcPr>
-          <w:p>
-            <w:r>
-              <w:t>0.37 (0.10) (Acc: 0.907)</w:t>
+              <w:t>7</w:t>
             </w:r>
           </w:p>
         </w:tc>
@@ -922,76 +1160,69 @@
       <w:tr>
         <w:tc>
           <w:tcPr>
-            <w:tcW w:type="dxa" w:w="1473"/>
+            <w:tcW w:type="dxa" w:w="1909"/>
           </w:tcPr>
           <w:p>
+            <w:pPr>
+              <w:spacing w:line="240" w:lineRule="auto"/>
+            </w:pPr>
             <w:r>
               <w:rPr>
-                <w:sz w:val="18"/>
+                <w:rFonts w:ascii="Times New Roman" w:hAnsi="Times New Roman" w:cs="Times New Roman" w:eastAsia="宋体"/>
+                <w:sz w:val="21"/>
               </w:rPr>
-              <w:t>XGBoost</w:t>
+              <w:t>ChiCTR</w:t>
             </w:r>
           </w:p>
         </w:tc>
         <w:tc>
           <w:tcPr>
-            <w:tcW w:type="dxa" w:w="1473"/>
+            <w:tcW w:type="dxa" w:w="2546"/>
           </w:tcPr>
           <w:p>
+            <w:pPr>
+              <w:spacing w:line="240" w:lineRule="auto"/>
+            </w:pPr>
             <w:r>
               <w:rPr>
-                <w:sz w:val="18"/>
+                <w:rFonts w:ascii="Times New Roman" w:hAnsi="Times New Roman" w:cs="Times New Roman" w:eastAsia="宋体"/>
+                <w:sz w:val="21"/>
               </w:rPr>
-              <w:t>0.15 (0.05)</w:t>
+              <w:t>target disease field</w:t>
             </w:r>
           </w:p>
         </w:tc>
         <w:tc>
           <w:tcPr>
-            <w:tcW w:type="dxa" w:w="1473"/>
+            <w:tcW w:type="dxa" w:w="1649"/>
           </w:tcPr>
           <w:p>
+            <w:pPr>
+              <w:spacing w:line="240" w:lineRule="auto"/>
+            </w:pPr>
             <w:r>
               <w:rPr>
-                <w:sz w:val="18"/>
+                <w:rFonts w:ascii="Times New Roman" w:hAnsi="Times New Roman" w:cs="Times New Roman" w:eastAsia="宋体"/>
+                <w:sz w:val="21"/>
               </w:rPr>
-              <w:t>0.01–0.29</w:t>
+              <w:t>170</w:t>
             </w:r>
           </w:p>
         </w:tc>
         <w:tc>
           <w:tcPr>
-            <w:tcW w:type="dxa" w:w="1473"/>
+            <w:tcW w:type="dxa" w:w="3251"/>
           </w:tcPr>
           <w:p>
+            <w:pPr>
+              <w:spacing w:line="240" w:lineRule="auto"/>
+            </w:pPr>
             <w:r>
               <w:rPr>
-                <w:sz w:val="18"/>
+                <w:rFonts w:ascii="Times New Roman" w:hAnsi="Times New Roman" w:cs="Times New Roman" w:eastAsia="宋体"/>
+                <w:sz w:val="21"/>
               </w:rPr>
-              <w:t>0.80 (0.05)</w:t>
-            </w:r>
-          </w:p>
-        </w:tc>
-        <w:tc>
-          <w:tcPr>
-            <w:tcW w:type="dxa" w:w="1473"/>
-          </w:tcPr>
-          <w:p>
-            <w:r>
-              <w:rPr>
-                <w:sz w:val="18"/>
-              </w:rPr>
-              <w:t>0.21 (0.06)</w:t>
-            </w:r>
-          </w:p>
-        </w:tc>
-        <w:tc>
-          <w:tcPr>
-            <w:tcW w:type="dxa" w:w="1473"/>
-          </w:tcPr>
-          <w:p>
-            <w:r>
-              <w:t>0.11 (0.04) (Acc: 0.918)</w:t>
+              <w:t>18</w:t>
             </w:r>
           </w:p>
         </w:tc>
@@ -999,76 +1230,69 @@
       <w:tr>
         <w:tc>
           <w:tcPr>
-            <w:tcW w:type="dxa" w:w="1473"/>
+            <w:tcW w:type="dxa" w:w="1909"/>
           </w:tcPr>
           <w:p>
+            <w:pPr>
+              <w:spacing w:line="240" w:lineRule="auto"/>
+            </w:pPr>
             <w:r>
               <w:rPr>
-                <w:sz w:val="18"/>
+                <w:rFonts w:ascii="Times New Roman" w:hAnsi="Times New Roman" w:cs="Times New Roman" w:eastAsia="宋体"/>
+                <w:sz w:val="21"/>
               </w:rPr>
-              <w:t>Random Forest</w:t>
+              <w:t>ITMCTR</w:t>
             </w:r>
           </w:p>
         </w:tc>
         <w:tc>
           <w:tcPr>
-            <w:tcW w:type="dxa" w:w="1473"/>
+            <w:tcW w:type="dxa" w:w="2546"/>
           </w:tcPr>
           <w:p>
+            <w:pPr>
+              <w:spacing w:line="240" w:lineRule="auto"/>
+            </w:pPr>
             <w:r>
               <w:rPr>
-                <w:sz w:val="18"/>
+                <w:rFonts w:ascii="Times New Roman" w:hAnsi="Times New Roman" w:cs="Times New Roman" w:eastAsia="宋体"/>
+                <w:sz w:val="21"/>
               </w:rPr>
-              <w:t>0.11 (0.04)</w:t>
+              <w:t>target disease field</w:t>
             </w:r>
           </w:p>
         </w:tc>
         <w:tc>
           <w:tcPr>
-            <w:tcW w:type="dxa" w:w="1473"/>
+            <w:tcW w:type="dxa" w:w="1649"/>
           </w:tcPr>
           <w:p>
+            <w:pPr>
+              <w:spacing w:line="240" w:lineRule="auto"/>
+            </w:pPr>
             <w:r>
               <w:rPr>
-                <w:sz w:val="18"/>
+                <w:rFonts w:ascii="Times New Roman" w:hAnsi="Times New Roman" w:cs="Times New Roman" w:eastAsia="宋体"/>
+                <w:sz w:val="21"/>
               </w:rPr>
-              <w:t>0.00–0.22</w:t>
+              <w:t>36</w:t>
             </w:r>
           </w:p>
         </w:tc>
         <w:tc>
           <w:tcPr>
-            <w:tcW w:type="dxa" w:w="1473"/>
+            <w:tcW w:type="dxa" w:w="3251"/>
           </w:tcPr>
           <w:p>
+            <w:pPr>
+              <w:spacing w:line="240" w:lineRule="auto"/>
+            </w:pPr>
             <w:r>
               <w:rPr>
-                <w:sz w:val="18"/>
+                <w:rFonts w:ascii="Times New Roman" w:hAnsi="Times New Roman" w:cs="Times New Roman" w:eastAsia="宋体"/>
+                <w:sz w:val="21"/>
               </w:rPr>
-              <w:t>0.85 (0.03)</w:t>
-            </w:r>
-          </w:p>
-        </w:tc>
-        <w:tc>
-          <w:tcPr>
-            <w:tcW w:type="dxa" w:w="1473"/>
-          </w:tcPr>
-          <w:p>
-            <w:r>
-              <w:rPr>
-                <w:sz w:val="18"/>
-              </w:rPr>
-              <w:t>0.67 (0.10)</w:t>
-            </w:r>
-          </w:p>
-        </w:tc>
-        <w:tc>
-          <w:tcPr>
-            <w:tcW w:type="dxa" w:w="1473"/>
-          </w:tcPr>
-          <w:p>
-            <w:r>
-              <w:t>0.06 (0.02) (Acc: 0.940)</w:t>
+              <w:t>13</w:t>
             </w:r>
           </w:p>
         </w:tc>
@@ -1076,1094 +1300,559 @@
       <w:tr>
         <w:tc>
           <w:tcPr>
-            <w:tcW w:type="dxa" w:w="1473"/>
+            <w:tcW w:type="dxa" w:w="1909"/>
           </w:tcPr>
-          <w:p/>
+          <w:p>
+            <w:pPr>
+              <w:spacing w:line="240" w:lineRule="auto"/>
+            </w:pPr>
+            <w:r>
+              <w:rPr>
+                <w:rFonts w:ascii="Times New Roman" w:hAnsi="Times New Roman" w:cs="Times New Roman" w:eastAsia="宋体"/>
+                <w:sz w:val="21"/>
+              </w:rPr>
+              <w:t>Total</w:t>
+            </w:r>
+          </w:p>
         </w:tc>
         <w:tc>
           <w:tcPr>
-            <w:tcW w:type="dxa" w:w="1473"/>
+            <w:tcW w:type="dxa" w:w="2546"/>
           </w:tcPr>
-          <w:p/>
+          <w:p>
+            <w:pPr>
+              <w:spacing w:line="240" w:lineRule="auto"/>
+            </w:pPr>
+            <w:r>
+              <w:rPr>
+                <w:rFonts w:ascii="Times New Roman" w:hAnsi="Times New Roman" w:cs="Times New Roman" w:eastAsia="宋体"/>
+                <w:sz w:val="21"/>
+              </w:rPr>
+              <w:t>—</w:t>
+            </w:r>
+          </w:p>
         </w:tc>
         <w:tc>
           <w:tcPr>
-            <w:tcW w:type="dxa" w:w="1473"/>
+            <w:tcW w:type="dxa" w:w="1649"/>
           </w:tcPr>
-          <w:p/>
+          <w:p>
+            <w:pPr>
+              <w:spacing w:line="240" w:lineRule="auto"/>
+            </w:pPr>
+            <w:r>
+              <w:rPr>
+                <w:rFonts w:ascii="Times New Roman" w:hAnsi="Times New Roman" w:cs="Times New Roman" w:eastAsia="宋体"/>
+                <w:sz w:val="21"/>
+              </w:rPr>
+              <w:t>705</w:t>
+            </w:r>
+          </w:p>
         </w:tc>
         <w:tc>
           <w:tcPr>
-            <w:tcW w:type="dxa" w:w="1473"/>
+            <w:tcW w:type="dxa" w:w="3251"/>
           </w:tcPr>
-          <w:p/>
-        </w:tc>
-        <w:tc>
-          <w:tcPr>
-            <w:tcW w:type="dxa" w:w="1473"/>
-          </w:tcPr>
-          <w:p/>
-        </w:tc>
-        <w:tc>
-          <w:tcPr>
-            <w:tcW w:type="dxa" w:w="1473"/>
-          </w:tcPr>
-          <w:p/>
+          <w:p>
+            <w:pPr>
+              <w:spacing w:line="240" w:lineRule="auto"/>
+            </w:pPr>
+            <w:r>
+              <w:rPr>
+                <w:rFonts w:ascii="Times New Roman" w:hAnsi="Times New Roman" w:cs="Times New Roman" w:eastAsia="宋体"/>
+                <w:sz w:val="21"/>
+              </w:rPr>
+              <w:t>38</w:t>
+            </w:r>
+          </w:p>
         </w:tc>
       </w:tr>
     </w:tbl>
     <w:p>
-      <w:pPr/>
+      <w:pPr>
+        <w:spacing w:line="480" w:lineRule="auto"/>
+      </w:pPr>
+    </w:p>
+    <w:p>
+      <w:pPr>
+        <w:spacing w:line="480" w:lineRule="auto"/>
+        <w:ind w:firstLineChars="200" w:firstLine="480"/>
+      </w:pPr>
       <w:r>
         <w:rPr>
-          <w:rFonts w:ascii="Times New Roman" w:hAnsi="Times New Roman" w:eastAsia="宋体"/>
-          <w:b w:val="0"/>
-          <w:i/>
-          <w:sz w:val="18"/>
+          <w:rFonts w:ascii="Times New Roman" w:hAnsi="Times New Roman" w:cs="Times New Roman" w:eastAsia="宋体"/>
+          <w:b/>
         </w:rPr>
-        <w:t>Note: 95% CI based on t-distribution with df = 4 (t_crit = 2.776). CI bounds truncated at [0, 1]. CI: confidence interval; SD: standard deviation across folds; Acc: accuracy.</w:t>
+        <w:t>Fig 1.</w:t>
       </w:r>
-    </w:p>
-    <w:p>
-      <w:pPr/>
       <w:r>
         <w:rPr>
-          <w:rFonts w:ascii="Times New Roman" w:hAnsi="Times New Roman" w:eastAsia="宋体"/>
-          <w:b w:val="0"/>
-          <w:i w:val="0"/>
-          <w:sz w:val="24"/>
+          <w:rFonts w:ascii="Times New Roman" w:hAnsi="Times New Roman" w:cs="Times New Roman" w:eastAsia="宋体"/>
         </w:rPr>
-        <w:t>The logistic regression confusion matrix (Supplementary Figure S2) shows that the model correctly identified 26 of 69 keyword-positive studies (recall = 0.37), with 47 false positives among keyword-negative studies (precision = 0.30). Supplementary Figures S1 and S3 present the ROC curves and model performance comparison, respectively.</w:t>
+        <w:t xml:space="preserve"> Trial volume by registry under the unified search scope: disease-field records retrieved (light bars) and confirmed acupuncture-vertigo trials (dark bars), logarithmic scale.</w:t>
       </w:r>
     </w:p>
     <w:p>
       <w:pPr>
-        <w:pStyle w:val="Heading2"/>
+        <w:pStyle w:val="Heading3"/>
+        <w:numPr>
+          <w:ilvl w:val="0"/>
+          <w:numId w:val="0"/>
+        </w:numPr>
+        <w:spacing w:line="480" w:lineRule="auto"/>
       </w:pPr>
       <w:r>
-        <w:t>3.6 Temporal Trends</w:t>
-      </w:r>
-    </w:p>
-    <w:p>
-      <w:pPr/>
-      <w:r>
         <w:rPr>
-          <w:rFonts w:ascii="Times New Roman" w:hAnsi="Times New Roman" w:eastAsia="宋体"/>
-          <w:b w:val="0"/>
-          <w:i w:val="0"/>
-          <w:sz w:val="24"/>
+          <w:rFonts w:ascii="Times New Roman" w:hAnsi="Times New Roman" w:cs="Times New Roman" w:eastAsia="黑体"/>
         </w:rPr>
-        <w:t>The Poisson regression model confirmed a significant positive temporal trend in annual acupuncture-vertigo trial registrations (β₁ = 0.131, SE = 0.038, z = 3.47, p &lt; 0.001), corresponding to an estimated 14% annual increase in the registration rate (incidence rate ratio = 1.14; 95% CI: 1.06–1.23). The model intercept was β₀ = −1.137 (SE = 0.538, p = 0.035). The annual counts over the 20-year observation period were: 1 (2007), 1 (2009), 1 (2013), 1 (2014), 3 (2015), 2 (2017), 1 (2019), 3 (2020), 2 (2022), 2 (2023), 3 (2024), 5 (2025), and 4 (2026, partial year). Under a scenario-based descriptive projection assuming continuation of the 2022–2026 growth rate, annual registrations would be expected to fall within 5–10 trials per year for 2027–2029 (Supplementary Figure S4). These projections should be interpreted conservatively: the time series comprises only 20 annual observations, the majority of which recorded 0–3 trials, and external factors may substantially alter future trajectories.</w:t>
+        <w:t>ClinicalTrials.gov</w:t>
       </w:r>
     </w:p>
     <w:p>
       <w:pPr>
-        <w:pStyle w:val="Heading1"/>
+        <w:spacing w:line="480" w:lineRule="auto"/>
+        <w:ind w:firstLineChars="200" w:firstLine="480"/>
       </w:pPr>
       <w:r>
-        <w:t>4. Discussion</w:t>
-      </w:r>
-    </w:p>
-    <w:p>
-      <w:pPr/>
-      <w:r>
         <w:rPr>
-          <w:rFonts w:ascii="Times New Roman" w:hAnsi="Times New Roman" w:eastAsia="宋体"/>
-          <w:b w:val="0"/>
-          <w:i w:val="0"/>
-          <w:sz w:val="24"/>
+          <w:rFonts w:ascii="Times New Roman" w:hAnsi="Times New Roman" w:cs="Times New Roman" w:eastAsia="宋体"/>
         </w:rPr>
-        <w:t>This study demonstrates the feasibility of applying text mining and named entity recognition to the ClinicalTrials.gov registry for characterizing acupuncture clinical trial registration in a specific disease domain. Using vertigo as a case study, we identified 29 confirmed acupuncture-vertigo trials among 3,448 vertigo-related studies (0.8%).</w:t>
-      </w:r>
-    </w:p>
-    <w:p>
-      <w:pPr/>
-      <w:r>
-        <w:rPr>
-          <w:rFonts w:ascii="Times New Roman" w:hAnsi="Times New Roman" w:eastAsia="宋体"/>
-          <w:b w:val="0"/>
-          <w:i w:val="0"/>
-          <w:sz w:val="24"/>
-        </w:rPr>
-        <w:t>It is important to delineate what this study can and cannot support. With 29 trials spanning 20 years — of which only 14 had extractable acupoint data, 4 had extractable vertigo subtype data, and none had posted results in the registry — the present analysis provides a registry-level characterization rather than a comprehensive clinical evidence map. The characterization presented here refers specifically to the systematic description of registered trial features (intervention types, acupoint frequencies, outcome measures, geographic distribution, and temporal trends), not to an evaluation of clinical efficacy or a synthesis of trial results. This scope is analogous to other registry-based characterizations in the acupuncture literature [10] and should be interpreted as a complement to, rather than a replacement for, systematic reviews of published acupuncture-vertigo trials.</w:t>
-      </w:r>
-    </w:p>
-    <w:p>
-      <w:pPr/>
-      <w:r>
-        <w:rPr>
-          <w:rFonts w:ascii="Times New Roman" w:hAnsi="Times New Roman" w:eastAsia="宋体"/>
-          <w:b w:val="0"/>
-          <w:i w:val="0"/>
-          <w:sz w:val="24"/>
-        </w:rPr>
-        <w:t>A cross-check of the 29 confirmed NCT identifiers against PubMed found that 6 of 29 trials (20.7%) had at least one associated PubMed-indexed publication as of July 2026. This indicates that the majority of registered acupuncture-vertigo trials have not yet contributed to the PubMed-indexed published literature, representing either ongoing research, unpublished completed trials, or trials that did not result in peer-reviewed publications. This registration-publication gap is methodologically important: characteristics derived from registration records alone may not reflect the evidence available to clinicians from published trial reports, and the modest overlap with the published literature underscores the value of registry-based surveillance as a complementary approach to systematic reviews of published trials.</w:t>
-      </w:r>
-    </w:p>
-    <w:p>
-      <w:pPr/>
-      <w:r>
-        <w:rPr>
-          <w:rFonts w:ascii="Times New Roman" w:hAnsi="Times New Roman" w:eastAsia="宋体"/>
-          <w:b w:val="0"/>
-          <w:i w:val="0"/>
-          <w:sz w:val="24"/>
-        </w:rPr>
-        <w:t>From a characterization perspective, several patterns emerge. China accounts for over 40% of confirmed registrations, consistent with the broader dominance of Chinese institutions in acupuncture clinical research. Manual acupuncture (14 studies) and electroacupuncture (9 studies) were the predominant modalities. ST36 and PC6 emerged as the most frequently reported acupoints (7 occurrences each). The prominence of PC6 is consistent with its traditional indication for nausea, vomiting, and autonomic dysregulation — symptoms that frequently accompany vertigo. However, given the limited sample size, this observation should be regarded as hypothesis-generating.</w:t>
-      </w:r>
-    </w:p>
-    <w:p>
-      <w:pPr/>
-      <w:r>
-        <w:rPr>
-          <w:rFonts w:ascii="Times New Roman" w:hAnsi="Times New Roman" w:eastAsia="宋体"/>
-          <w:b w:val="0"/>
-          <w:i w:val="0"/>
-          <w:sz w:val="24"/>
-        </w:rPr>
-        <w:t>A notable finding is that vertigo subtype information was extractable from only 4 of 29 studies. This low rate of etiological specification in trial registrations itself constitutes a finding: the majority of registered acupuncture-vertigo trials enroll heterogeneous patient populations without targeting a specific vertigo etiology, which limits the clinical interpretability of individual trial results and complicates evidence synthesis.</w:t>
-      </w:r>
-    </w:p>
-    <w:p>
-      <w:pPr/>
-      <w:r>
-        <w:rPr>
-          <w:rFonts w:ascii="Times New Roman" w:hAnsi="Times New Roman" w:eastAsia="宋体"/>
-          <w:b w:val="0"/>
-          <w:i w:val="0"/>
-          <w:sz w:val="24"/>
-        </w:rPr>
-        <w:t>At the methodological level, the classification experiment provided a feasibility assessment of automated trial screening. Logistic regression achieved an AUC of 0.87 in the keyword-label fidelity experiment, yet recall was constrained (0.37). These metrics quantify model fidelity to keyword-derived training labels — which are themselves deterministic rules — rather than discriminative performance against an independently annotated reference standard. The conservative verification filter reduced the keyword-positive set from 69 to 29 studies. While this improves classification specificity by removing clear false positives, it may also introduce false negatives: genuine acupuncture trials using non-standard intervention terminology would fail the entity extraction step. The 29 confirmed trials should therefore be regarded as a lower-bound estimate. Supplementary Table S4 lists the 40 excluded studies. The largest category comprised transcutaneous auricular vagus nerve stimulation (taVNS) interventions — a neurostimulation modality whose classification relative to acupuncture remains a matter of taxonomic debate.</w:t>
-      </w:r>
-    </w:p>
-    <w:p>
-      <w:pPr/>
-      <w:r>
-        <w:rPr>
-          <w:rFonts w:ascii="Times New Roman" w:hAnsi="Times New Roman" w:eastAsia="宋体"/>
-          <w:b w:val="0"/>
-          <w:i w:val="0"/>
-          <w:sz w:val="24"/>
-        </w:rPr>
-        <w:t>Several limitations should be considered. First, the small number of confirmed trials (n = 29) constrains the granularity of subgroup analyses; all entity frequencies should be interpreted as descriptive counts within this limited sample. Second, the data source is restricted to ClinicalTrials.gov. Chinese investigators contributed 12 of 29 trials, and many Chinese-led trials are additionally or preferentially registered in the Chinese Clinical Trial Registry (ChiCTR). The characterization presented here is specific to the ClinicalTrials.gov landscape. Third, acupoint information was extractable from only 14 of 29 studies. This reflects a structural limitation: ClinicalTrials.gov does not provide a dedicated field for acupoint specification, and acupoint information is embedded in free-text intervention descriptions using heterogeneous nomenclature. This structural missingness is unlikely to be random. Fourth, the classification of generic "acupuncture" interventions as manual acupuncture may introduce bias: in Chinese registrations, "acupuncture" often encompasses both manual and electrical stimulation, potentially overestimating manual acupuncture frequency. Fifth, the NER pipeline was not independently validated against a manually annotated reference standard. Sixth, the API-based denominator (3,448 vertigo studies) is larger than web-search-based denominators and provides a more complete but less relevance-filtered sampling frame. Seventh, the time series comprises only 20 annual observations with sparse counts. Eighth, the present study did not analyze trial results, as registration records document planned outcome measures rather than reported results.</w:t>
-      </w:r>
-    </w:p>
-    <w:p>
-      <w:pPr/>
-      <w:r>
-        <w:rPr>
-          <w:rFonts w:ascii="Times New Roman" w:hAnsi="Times New Roman" w:eastAsia="宋体"/>
-          <w:b w:val="0"/>
-          <w:i w:val="0"/>
-          <w:sz w:val="24"/>
-        </w:rPr>
-        <w:t>Throughout this manuscript, we have adopted a deliberately conservative interpretive framework. The machine learning classification experiment is explicitly presented as a feasibility demonstration with full disclosure of the label circularity constraint. Descriptive entity frequencies are reported with their numerators and denominators. We believe this framework is appropriate for a study whose primary contribution is methodological — demonstrating a reproducible, API-driven text mining pipeline for registry-based acupuncture research characterization — with the vertigo case study serving as an illustrative application.</w:t>
-      </w:r>
-    </w:p>
-    <w:p>
-      <w:pPr/>
-      <w:r>
-        <w:rPr>
-          <w:rFonts w:ascii="Times New Roman" w:hAnsi="Times New Roman" w:eastAsia="宋体"/>
-          <w:b w:val="0"/>
-          <w:i w:val="0"/>
-          <w:sz w:val="24"/>
-        </w:rPr>
-        <w:t>The characterization presented here carries implications for clinical research design: (1) future acupuncture-vertigo trials should specify the target vertigo subtype in their registration entries to enable etiology-specific evidence synthesis; (2) the VAS and DHI should be adopted as core outcome measures, supplemented by quality of life instruments given their frequent use in registered trials; (3) the two-stage screening framework (keyword classification followed by entity extraction verification) demonstrated here is transferable to other acupuncture indications; and (4) the absence of registered acupuncture trials for PPPD and vestibular neuritis among the 29 confirmed studies identifies specific vertigo subtypes where new trial registration could address unmet clinical needs.</w:t>
+        <w:t>Seven confirmed acupuncture-vertigo trials were registered between 2015 and 2025 (1 in 2015, 2 in 2020, and 1, 1 and 2 in 2023, 2024 and 2025 respectively). Median planned enrolment was 100 participants (range 60–345). Five trials used a randomised allocation and two were recorded as non-randomised or did not state an allocation. Status at the time of search was completed for 4 trials, recruiting for 1, and not stated for 2. Blinding was double-blind in 3 trials, assessor-blinded in 2 and open-label in 2; no record was silent on blinding.</w:t>
       </w:r>
     </w:p>
     <w:p>
       <w:pPr>
-        <w:pStyle w:val="Heading1"/>
+        <w:spacing w:line="480" w:lineRule="auto"/>
+        <w:ind w:firstLineChars="200" w:firstLine="480"/>
       </w:pPr>
       <w:r>
-        <w:t>5. Conclusion</w:t>
-      </w:r>
-    </w:p>
-    <w:p>
-      <w:pPr/>
-      <w:r>
         <w:rPr>
-          <w:rFonts w:ascii="Times New Roman" w:hAnsi="Times New Roman" w:eastAsia="宋体"/>
-          <w:b w:val="0"/>
-          <w:i w:val="0"/>
-          <w:sz w:val="24"/>
+          <w:rFonts w:ascii="Times New Roman" w:hAnsi="Times New Roman" w:cs="Times New Roman" w:eastAsia="宋体"/>
         </w:rPr>
-        <w:t>Using ClinicalTrials.gov as a data source and cross-sectional analysis with text mining as methodological tools, this study has characterized the landscape of acupuncture clinical trial registration for vertigo. Among 3,448 vertigo-related registered studies, 29 were confirmed as acupuncture-vertigo trials (0.8%). China was the predominant registration source; manual acupuncture and electroacupuncture were the principal modalities; ST36 and PC6 were the most frequent acupoints; and VAS and quality of life instruments served as the benchmark outcome measures. The machine learning classifier demonstrated feasibility for assisted trial screening (AUC = 0.87), though performance boundaries — primarily constrained by small sample size and class imbalance — delineate the currently achievable level of automation. A PubMed cross-check found that only 6 of 29 trials (20.7%) had associated publications, highlighting a substantial registration-to-publication gap. The analytical framework established in this study — with its accompanying code repository, entity dictionaries, and regular expression patterns — is transferable to systematic, reproducible registry-based surveillance of acupuncture research in other disease domains.</w:t>
+        <w:t>Three trials carried a named vestibular subtype, BPPV, vestibular migraine and Meniere disease, one each; the remaining four registered sensorineural hearing loss with vertigo, hemifacial spasm with postoperative dizziness, and, in two trials, only a general dizziness or vertigo condition, and so could not be assigned to a named subtype. Manual acupuncture was the registered intervention in 5 trials, acupoint injection in 1 and transcutaneous electrical acupoint stimulation in 1. The Dizziness Handicap Inventory was recorded as an outcome in 3 trials and a visual analogue scale for dizziness in 4. Five trials were located in China, one in Taiwan, and one recorded no location. All 7 trials are individually listed with their inclusion reason in the audit.</w:t>
       </w:r>
     </w:p>
     <w:p>
       <w:pPr>
-        <w:pStyle w:val="Heading1"/>
+        <w:pStyle w:val="Heading3"/>
+        <w:numPr>
+          <w:ilvl w:val="0"/>
+          <w:numId w:val="0"/>
+        </w:numPr>
+        <w:spacing w:line="480" w:lineRule="auto"/>
       </w:pPr>
       <w:r>
-        <w:t>Declarations</w:t>
-      </w:r>
-    </w:p>
-    <w:p>
-      <w:pPr/>
-      <w:r>
         <w:rPr>
-          <w:rFonts w:ascii="Times New Roman" w:hAnsi="Times New Roman" w:eastAsia="宋体"/>
-          <w:b w:val="0"/>
-          <w:i w:val="0"/>
-          <w:sz w:val="24"/>
+          <w:rFonts w:ascii="Times New Roman" w:hAnsi="Times New Roman" w:cs="Times New Roman" w:eastAsia="黑体"/>
         </w:rPr>
-        <w:t>Funding: This work was supported by the Guangzhou TCM Intelligent Scientific Research Platform, National Demonstration Project for the Inheritance and Innovation of Traditional Chinese Medicine (Grant No. ZJXZ2026005), which provided the computational infrastructure and data analysis resources. Additional institutional support was provided by: (1) the National Advantage Specialty Construction Project (Guo Zhong Yi Yao Yi Zheng Han [2024] No. 90); (2) the Guangdong Provincial Famous TCM Practitioner Inheritance Studio Construction Project (Yue Zhong Yi Ban Han [2023] No. 108); (3) the Guangzhou TCM Advantage Specialty Construction Project (Sui Wei Han [2023] No. 2316); (4) the Guangzhou TCM Clinical Core and Characteristic Diagnosis and Treatment Technology Construction Project (Sui Wei Han [2022] No. 2249); (5) the Clinical Observation of Acupuncture for Acute Ischemic Stroke and Its Effect on NF-κB/iNOS Pathway (Grant No. 20242A011009); (6) the Guangdong Provincial TCM Bureau Research Project — Observation of the Therapeutic Effect of "Xing Nao Qi He Tiao Shu" Method on Gut Microbiota in Patients with Cognitive Impairment Due to Cerebral Small Vessel Disease (Grant No. 20231275); and (7) the Guangzhou Science and Technology Plan Project — Development of an Intelligent Acupuncture Consultation System Based on Continuous Dialogue (Grant No. 2024A03J0793). These funders provided general institutional and departmental research support. The funders had no role in study design, data collection and analysis, decision to publish, or preparation of the manuscript.</w:t>
-      </w:r>
-    </w:p>
-    <w:p>
-      <w:pPr/>
-      <w:r>
-        <w:rPr>
-          <w:rFonts w:ascii="Times New Roman" w:hAnsi="Times New Roman" w:eastAsia="宋体"/>
-          <w:b w:val="0"/>
-          <w:i w:val="0"/>
-          <w:sz w:val="24"/>
-        </w:rPr>
-        <w:t>Conflicts of interest: The authors declare no competing interests.</w:t>
-      </w:r>
-    </w:p>
-    <w:p>
-      <w:pPr/>
-      <w:r>
-        <w:rPr>
-          <w:rFonts w:ascii="Times New Roman" w:hAnsi="Times New Roman" w:eastAsia="宋体"/>
-          <w:b w:val="0"/>
-          <w:i w:val="0"/>
-          <w:sz w:val="24"/>
-        </w:rPr>
-        <w:t>Qin Zhang¹, Tong Yin², Yueping Huang³, Chuyun Chen¹</w:t>
-      </w:r>
-    </w:p>
-    <w:p>
-      <w:pPr/>
-      <w:r>
-        <w:rPr>
-          <w:rFonts w:ascii="Times New Roman" w:hAnsi="Times New Roman" w:eastAsia="宋体"/>
-          <w:b w:val="0"/>
-          <w:i w:val="0"/>
-          <w:sz w:val="24"/>
-        </w:rPr>
-        <w:t>Data availability: All data used in this study were obtained from the publicly accessible ClinicalTrials.gov API v2 (https://clinicaltrials.gov/api/v2/studies). The complete analysis pipeline — including API data fetching scripts, entity extraction code with all regular expression patterns and entity dictionaries, figure generation scripts, and processed summary datasets — is publicly available at https://github.com/1947314628-ui/acupuncture-vertigo-clinicaltrials-registry with a permanent DOI issued via Zenodo (10.5281/zenodo.21110651). Running 00_full_fetch.py followed by 02_preprocess_fixed.py and 00_regenerate_figures.py reproduces all results and figures from the live ClinicalTrials.gov API.</w:t>
-      </w:r>
-    </w:p>
-    <w:p>
-      <w:pPr/>
-      <w:r>
-        <w:rPr>
-          <w:rFonts w:ascii="Times New Roman" w:hAnsi="Times New Roman" w:eastAsia="宋体"/>
-          <w:b w:val="0"/>
-          <w:i w:val="0"/>
-          <w:sz w:val="24"/>
-        </w:rPr>
-        <w:t>Ethics approval: This study constitutes a secondary analysis of publicly available registry data and does not involve human subjects research; therefore, institutional review board approval was not required.</w:t>
+        <w:t>ChiCTR</w:t>
       </w:r>
     </w:p>
     <w:p>
       <w:pPr>
-        <w:pStyle w:val="Heading1"/>
+        <w:spacing w:line="480" w:lineRule="auto"/>
+        <w:ind w:firstLineChars="200" w:firstLine="480"/>
       </w:pPr>
       <w:r>
-        <w:t>References</w:t>
-      </w:r>
-    </w:p>
-    <w:p>
-      <w:pPr/>
-      <w:r>
         <w:rPr>
-          <w:rFonts w:ascii="Times New Roman" w:hAnsi="Times New Roman" w:eastAsia="宋体"/>
-          <w:b w:val="0"/>
-          <w:i w:val="0"/>
-          <w:sz w:val="20"/>
+          <w:rFonts w:ascii="Times New Roman" w:hAnsi="Times New Roman" w:cs="Times New Roman" w:eastAsia="宋体"/>
         </w:rPr>
-        <w:t>1. Edlow JA, Carpenter C, Akhter M, et al. Guidelines for reasonable and appropriate care in the emergency department 3 (GRACE-3): Acute dizziness and vertigo in the emergency department. Acad Emerg Med. 2023;30(5):442-486. doi:10.1111/acem.14728</w:t>
-      </w:r>
-    </w:p>
-    <w:p>
-      <w:pPr/>
-      <w:r>
-        <w:rPr>
-          <w:rFonts w:ascii="Times New Roman" w:hAnsi="Times New Roman" w:eastAsia="宋体"/>
-          <w:b w:val="0"/>
-          <w:i w:val="0"/>
-          <w:sz w:val="20"/>
-        </w:rPr>
-        <w:t>2. Lempert T, Olesen J, Furman J, et al. Vestibular migraine: Diagnostic criteria. J Vestib Res. 2022;32(1):1-6. doi:10.3233/VES-201644</w:t>
-      </w:r>
-    </w:p>
-    <w:p>
-      <w:pPr/>
-      <w:r>
-        <w:rPr>
-          <w:rFonts w:ascii="Times New Roman" w:hAnsi="Times New Roman" w:eastAsia="宋体"/>
-          <w:b w:val="0"/>
-          <w:i w:val="0"/>
-          <w:sz w:val="20"/>
-        </w:rPr>
-        <w:t>3. Cole SR, Honaker JA. Benign paroxysmal positional vertigo: Effective diagnosis and treatment. Cleve Clin J Med. 2022;89(11):653-662. doi:10.3949/ccjm.89a.21057</w:t>
-      </w:r>
-    </w:p>
-    <w:p>
-      <w:pPr/>
-      <w:r>
-        <w:rPr>
-          <w:rFonts w:ascii="Times New Roman" w:hAnsi="Times New Roman" w:eastAsia="宋体"/>
-          <w:b w:val="0"/>
-          <w:i w:val="0"/>
-          <w:sz w:val="20"/>
-        </w:rPr>
-        <w:t>4. Rogers TS, Noel MA, Garcia B. Dizziness: Evaluation and management. Am Fam Physician. 2023;107(5):514-523.</w:t>
-      </w:r>
-    </w:p>
-    <w:p>
-      <w:pPr/>
-      <w:r>
-        <w:rPr>
-          <w:rFonts w:ascii="Times New Roman" w:hAnsi="Times New Roman" w:eastAsia="宋体"/>
-          <w:b w:val="0"/>
-          <w:i w:val="0"/>
-          <w:sz w:val="20"/>
-        </w:rPr>
-        <w:t>5. Zhao T, Sun J, Li M. Electroacupuncture for vestibular disorders: Neurobiological mechanisms and clinical evidence. Front Neurol. 2025;16:1520759.</w:t>
-      </w:r>
-    </w:p>
-    <w:p>
-      <w:pPr/>
-      <w:r>
-        <w:rPr>
-          <w:rFonts w:ascii="Times New Roman" w:hAnsi="Times New Roman" w:eastAsia="宋体"/>
-          <w:b w:val="0"/>
-          <w:i w:val="0"/>
-          <w:sz w:val="20"/>
-        </w:rPr>
-        <w:t>6. Liu Y, Zhang S, Wang J, et al. Acupuncture for vestibular migraine: A systematic review. J Vestib Res. 2022;32(6):487-499.</w:t>
-      </w:r>
-    </w:p>
-    <w:p>
-      <w:pPr/>
-      <w:r>
-        <w:rPr>
-          <w:rFonts w:ascii="Times New Roman" w:hAnsi="Times New Roman" w:eastAsia="宋体"/>
-          <w:b w:val="0"/>
-          <w:i w:val="0"/>
-          <w:sz w:val="20"/>
-        </w:rPr>
-        <w:t>7. He W, Li ML, Liu CY, et al. Acupuncture for benign paroxysmal positional vertigo: A systematic review. Medicine. 2022;101(7):e28674.</w:t>
-      </w:r>
-    </w:p>
-    <w:p>
-      <w:pPr/>
-      <w:r>
-        <w:rPr>
-          <w:rFonts w:ascii="Times New Roman" w:hAnsi="Times New Roman" w:eastAsia="宋体"/>
-          <w:b w:val="0"/>
-          <w:i w:val="0"/>
-          <w:sz w:val="20"/>
-        </w:rPr>
-        <w:t>8. Mai W, Bu XZ, Miao FR, et al. Moxibustion at Baihui combined with acupuncture for cervical vertigo: A meta-analysis and trial sequential analysis. Zhen Ci Yan Jiu. 2023;48(1):95-101. doi:10.13702/j.1000-0607.20211054</w:t>
-      </w:r>
-    </w:p>
-    <w:p>
-      <w:pPr/>
-      <w:r>
-        <w:rPr>
-          <w:rFonts w:ascii="Times New Roman" w:hAnsi="Times New Roman" w:eastAsia="宋体"/>
-          <w:b w:val="0"/>
-          <w:i w:val="0"/>
-          <w:sz w:val="20"/>
-        </w:rPr>
-        <w:t>9. Kim H, Lee SH, Park JH. Analysis of clinical trial characteristics using ClinicalTrials.gov data. Integr Med Res. 2022;11(2):100829.</w:t>
-      </w:r>
-    </w:p>
-    <w:p>
-      <w:pPr/>
-      <w:r>
-        <w:rPr>
-          <w:rFonts w:ascii="Times New Roman" w:hAnsi="Times New Roman" w:eastAsia="宋体"/>
-          <w:b w:val="0"/>
-          <w:i w:val="0"/>
-          <w:sz w:val="20"/>
-        </w:rPr>
-        <w:t>10. Zhang R, Yang F, Huang L. Global trends in acupuncture clinical trial registration: A comparative analysis of international registries. Complement Ther Med. 2024;83:103055.</w:t>
-      </w:r>
-    </w:p>
-    <w:p>
-      <w:pPr/>
-      <w:r>
-        <w:rPr>
-          <w:rFonts w:ascii="Times New Roman" w:hAnsi="Times New Roman" w:eastAsia="宋体"/>
-          <w:b w:val="0"/>
-          <w:i w:val="0"/>
-          <w:sz w:val="20"/>
-        </w:rPr>
-        <w:t>11. Li S, Chen M, Wang X. Natural language processing for integrative medicine research: Progress, challenges, and opportunities. J Integr Med. 2023;21(4):315-319.</w:t>
-      </w:r>
-    </w:p>
-    <w:p>
-      <w:pPr/>
-      <w:r>
-        <w:rPr>
-          <w:rFonts w:ascii="Times New Roman" w:hAnsi="Times New Roman" w:eastAsia="宋体"/>
-          <w:b w:val="0"/>
-          <w:i w:val="0"/>
-          <w:sz w:val="20"/>
-        </w:rPr>
-        <w:t>12. Li J, Zhang H, Wu T. Complex network analysis of acupoint selection patterns in acupuncture clinical research. Zhen Ci Yan Jiu. 2022;47(10):918-926.</w:t>
-      </w:r>
-    </w:p>
-    <w:p>
-      <w:pPr/>
-      <w:r>
-        <w:rPr>
-          <w:rFonts w:ascii="Times New Roman" w:hAnsi="Times New Roman" w:eastAsia="宋体"/>
-          <w:b w:val="0"/>
-          <w:i w:val="0"/>
-          <w:sz w:val="20"/>
-        </w:rPr>
-        <w:t>13. Dalton D, Chao S, Shah M, Schoonover K. Dizziness: Evaluation and management in primary care. Am Fam Physician. 2023;107(5):514-523.</w:t>
-      </w:r>
-    </w:p>
-    <w:p>
-      <w:pPr/>
-      <w:r>
-        <w:rPr>
-          <w:rFonts w:ascii="Times New Roman" w:hAnsi="Times New Roman" w:eastAsia="宋体"/>
-          <w:b w:val="0"/>
-          <w:i w:val="0"/>
-          <w:sz w:val="20"/>
-        </w:rPr>
-        <w:t>14. Park JH, Lee JH, Lee S, Shin JY, Kim TH. Adverse events related to electroacupuncture: A systematic review of single case studies and case series. Acupunct Med. 2020;38(6):407-416. doi:10.1177/0964528420920287</w:t>
-      </w:r>
-    </w:p>
-    <w:p>
-      <w:pPr/>
-      <w:r>
-        <w:rPr>
-          <w:rFonts w:ascii="Times New Roman" w:hAnsi="Times New Roman" w:eastAsia="宋体"/>
-          <w:b w:val="0"/>
-          <w:i w:val="0"/>
-          <w:sz w:val="20"/>
-        </w:rPr>
-        <w:t>15. MacPherson H, White A, Cummings M, Jobst K, Rose K, Niemtzow R. Standards for reporting interventions in controlled trials of acupuncture: The STRICTA recommendations. Complement Ther Med. 2001;9(4):246-249. doi:10.1054/ctim.2001.0488</w:t>
-      </w:r>
-    </w:p>
-    <w:p>
-      <w:pPr/>
-      <w:r>
-        <w:rPr>
-          <w:rFonts w:ascii="Times New Roman" w:hAnsi="Times New Roman" w:eastAsia="宋体"/>
-          <w:b w:val="0"/>
-          <w:i w:val="0"/>
-          <w:sz w:val="20"/>
-        </w:rPr>
-        <w:t>16. Williamson BD, Gilbert PB, Simon NR, Carone M. A general framework for inference on algorithm-agnostic variable importance. J Am Stat Assoc. 2023;118(543):1645-1658. doi:10.1080/01621459.2021.2003200</w:t>
-      </w:r>
-    </w:p>
-    <w:p>
-      <w:pPr/>
-      <w:r>
-        <w:rPr>
-          <w:rFonts w:ascii="Times New Roman" w:hAnsi="Times New Roman" w:eastAsia="宋体"/>
-          <w:b w:val="0"/>
-          <w:i w:val="0"/>
-          <w:sz w:val="20"/>
-        </w:rPr>
-        <w:t>17. Chen X, Wang Y, Liu Z. Sham acupuncture controls and methodological quality in acupuncture clinical trials: A systematic assessment. Acupunct Med. 2025;43(6):307-315.</w:t>
-      </w:r>
-    </w:p>
-    <w:p>
-      <w:pPr/>
-      <w:r>
-        <w:rPr>
-          <w:rFonts w:ascii="Times New Roman" w:hAnsi="Times New Roman" w:eastAsia="宋体"/>
-          <w:b w:val="0"/>
-          <w:i w:val="0"/>
-          <w:sz w:val="20"/>
-        </w:rPr>
-        <w:t>18. Maru S, Matthias MD, Kuwatsuru R, Simpson RJ. Studies of artificial intelligence/machine learning registered on ClinicalTrials.gov: Cross-sectional study with temporal trends, 2010-2023. J Med Internet Res. 2024;26:e57750. doi:10.2196/57750</w:t>
-      </w:r>
-    </w:p>
-    <w:p>
-      <w:pPr/>
-      <w:r>
-        <w:rPr>
-          <w:rFonts w:ascii="Times New Roman" w:hAnsi="Times New Roman" w:eastAsia="宋体"/>
-          <w:b w:val="0"/>
-          <w:i w:val="0"/>
-          <w:sz w:val="20"/>
-        </w:rPr>
-        <w:t>19. Vora LK, Kuruvilla M, Kim C, Wu M, Shemesh CS, Roth GA. Applying natural language processing to ClinicalTrials.gov: mRNA cancer vaccine case study. Clin Transl Sci. 2023;16(12):2417-2420. doi:10.1111/cts.13648</w:t>
-      </w:r>
-    </w:p>
-    <w:p>
-      <w:pPr/>
-      <w:r>
-        <w:rPr>
-          <w:rFonts w:ascii="Times New Roman" w:hAnsi="Times New Roman" w:eastAsia="宋体"/>
-          <w:b w:val="0"/>
-          <w:i w:val="0"/>
-          <w:sz w:val="20"/>
-        </w:rPr>
-        <w:t>20. Han J, et al. Structural analysis and intelligent classification of clinical trial eligibility criteria based on deep learning and medical text mining. J Biomed Inform. 2024. doi:10.1016/j.jbi.2024.104720</w:t>
-      </w:r>
-    </w:p>
-    <w:p>
-      <w:r>
-        <w:br w:type="page"/>
+        <w:t>Eighteen confirmed acupuncture-vertigo trials were registered between 2016 and 2026: 1 in 2016, 2 each in 2020, 2021 and 2022, 5 in 2023, 5 in 2024 and 1 in 2026. Median planned enrolment was 108 participants (range 60–360). All 18 stated a randomised design, and the registered design field read "randomised parallel control" for all 18. Status at the time of search was not yet recruiting for 10 trials, recruiting for 6 and completed for 2.</w:t>
       </w:r>
     </w:p>
     <w:p>
       <w:pPr>
-        <w:pStyle w:val="Heading1"/>
+        <w:spacing w:line="480" w:lineRule="auto"/>
+        <w:ind w:firstLineChars="200" w:firstLine="480"/>
       </w:pPr>
       <w:r>
-        <w:t>Figures</w:t>
+        <w:rPr>
+          <w:rFonts w:ascii="Times New Roman" w:hAnsi="Times New Roman" w:cs="Times New Roman" w:eastAsia="宋体"/>
+        </w:rPr>
+        <w:t>Blinding was double-blind in 3 trials (16.7%), single-blind in 1 (5.6%), assessor-blinded in 4 (22.2%), described but unclassifiable in 1 (5.6%), open-label in 5 (27.8%) and not stated in 4 (22.2%). The three double-blind trials are ChiCTR2200056229, whose blinding text names participants, assessors and the statistician, and ChiCTR2400080759 and ChiCTR2300079281, which name participants and assessors but are recorded by the registry under the single-blind category; under the rule stated in the Methods these are double-blind. Four further records name assessors, statisticians, data collectors or analysts but not participants and are therefore classified as assessor-blinded; ChiCTR2400080734 states explicitly that the acupuncturists and the participants could not be masked, which is why it is not counted as double-blind.</w:t>
       </w:r>
     </w:p>
     <w:p>
       <w:pPr>
-        <w:spacing w:before="240"/>
-      </w:pPr>
-    </w:p>
-    <w:p>
-      <w:pPr>
-        <w:jc w:val="center"/>
+        <w:spacing w:line="480" w:lineRule="auto"/>
+        <w:ind w:firstLineChars="200" w:firstLine="480"/>
       </w:pPr>
       <w:r>
-        <w:drawing>
-          <wp:inline xmlns:a="http://schemas.openxmlformats.org/drawingml/2006/main" xmlns:pic="http://schemas.openxmlformats.org/drawingml/2006/picture">
-            <wp:extent cx="5303520" cy="3644994"/>
-            <wp:docPr id="1" name="Picture 1"/>
-            <wp:cNvGraphicFramePr>
-              <a:graphicFrameLocks noChangeAspect="1"/>
-            </wp:cNvGraphicFramePr>
-            <a:graphic>
-              <a:graphicData uri="http://schemas.openxmlformats.org/drawingml/2006/picture">
-                <pic:pic>
-                  <pic:nvPicPr>
-                    <pic:cNvPr id="0" name="fig1_flowchart.png"/>
-                    <pic:cNvPicPr/>
-                  </pic:nvPicPr>
-                  <pic:blipFill>
-                    <a:blip r:embed="rId24"/>
-                    <a:stretch>
-                      <a:fillRect/>
-                    </a:stretch>
-                  </pic:blipFill>
-                  <pic:spPr>
-                    <a:xfrm>
-                      <a:off x="0" y="0"/>
-                      <a:ext cx="5303520" cy="3644994"/>
-                    </a:xfrm>
-                    <a:prstGeom prst="rect"/>
-                  </pic:spPr>
-                </pic:pic>
-              </a:graphicData>
-            </a:graphic>
-          </wp:inline>
-        </w:drawing>
-      </w:r>
-    </w:p>
-    <w:p>
-      <w:r>
         <w:rPr>
-          <w:rFonts w:ascii="Times New Roman" w:hAnsi="Times New Roman"/>
-          <w:i/>
-          <w:sz w:val="20"/>
+          <w:rFonts w:ascii="Times New Roman" w:hAnsi="Times New Roman" w:cs="Times New Roman" w:eastAsia="宋体"/>
         </w:rPr>
-        <w:t>Figure 1. Study selection flow diagram. ClinicalTrials.gov API v2 search (July 1, 2026): 735 targeted + 3,448 broad → 3,448 unique → 69 keyword-positive → 29 verified acupuncture-vertigo trials.</w:t>
+        <w:t>Cervical vertigo was the most frequent subtype (8 of 18 trials, 44.4%), followed by BPPV (4, 22.2%), posterior circulation ischaemia vertigo (3, 16.7%), vestibular vertigo (1), vestibular migraine (1) and one record whose registered condition named only dizziness or vertigo. No ChiCTR record was classified as Meniere disease. The registered interventions named manual acupuncture in 15 trials, electroacupuncture in 3, acupotomy in 2 and moxibustion in 1; a record may name more than one modality. Recorded outcome instruments included the Dizziness Handicap Inventory in 11 trials, transcranial Doppler in 6, a visual analogue scale in 4 and magnetic resonance imaging in 2. All 18 trials were conducted at Chinese institutions.</w:t>
       </w:r>
     </w:p>
     <w:p>
       <w:pPr>
-        <w:spacing w:before="240"/>
-      </w:pPr>
-    </w:p>
-    <w:p>
-      <w:pPr>
-        <w:jc w:val="center"/>
+        <w:pStyle w:val="Heading3"/>
+        <w:numPr>
+          <w:ilvl w:val="0"/>
+          <w:numId w:val="0"/>
+        </w:numPr>
+        <w:spacing w:line="480" w:lineRule="auto"/>
       </w:pPr>
       <w:r>
-        <w:drawing>
-          <wp:inline xmlns:a="http://schemas.openxmlformats.org/drawingml/2006/main" xmlns:pic="http://schemas.openxmlformats.org/drawingml/2006/picture">
-            <wp:extent cx="5303520" cy="1852691"/>
-            <wp:docPr id="2" name="Picture 2"/>
-            <wp:cNvGraphicFramePr>
-              <a:graphicFrameLocks noChangeAspect="1"/>
-            </wp:cNvGraphicFramePr>
-            <a:graphic>
-              <a:graphicData uri="http://schemas.openxmlformats.org/drawingml/2006/picture">
-                <pic:pic>
-                  <pic:nvPicPr>
-                    <pic:cNvPr id="0" name="fig2_yearly_trends.png"/>
-                    <pic:cNvPicPr/>
-                  </pic:nvPicPr>
-                  <pic:blipFill>
-                    <a:blip r:embed="rId10"/>
-                    <a:stretch>
-                      <a:fillRect/>
-                    </a:stretch>
-                  </pic:blipFill>
-                  <pic:spPr>
-                    <a:xfrm>
-                      <a:off x="0" y="0"/>
-                      <a:ext cx="5303520" cy="1852691"/>
-                    </a:xfrm>
-                    <a:prstGeom prst="rect"/>
-                  </pic:spPr>
-                </pic:pic>
-              </a:graphicData>
-            </a:graphic>
-          </wp:inline>
-        </w:drawing>
-      </w:r>
-    </w:p>
-    <w:p>
-      <w:r>
         <w:rPr>
-          <w:rFonts w:ascii="Times New Roman" w:hAnsi="Times New Roman"/>
-          <w:i/>
-          <w:sz w:val="20"/>
+          <w:rFonts w:ascii="Times New Roman" w:hAnsi="Times New Roman" w:cs="Times New Roman" w:eastAsia="黑体"/>
         </w:rPr>
-        <w:t>Figure 2. Yearly registration trends of vertigo clinical trials (2007–2026). Light blue: all vertigo studies (n = 3,448). Orange: confirmed acupuncture-vertigo subset (n = 29).</w:t>
+        <w:t>ITMCTR</w:t>
       </w:r>
     </w:p>
     <w:p>
       <w:pPr>
-        <w:spacing w:before="240"/>
-      </w:pPr>
-    </w:p>
-    <w:p>
-      <w:pPr>
-        <w:jc w:val="center"/>
+        <w:spacing w:line="480" w:lineRule="auto"/>
+        <w:ind w:firstLineChars="200" w:firstLine="480"/>
       </w:pPr>
       <w:r>
-        <w:drawing>
-          <wp:inline xmlns:a="http://schemas.openxmlformats.org/drawingml/2006/main" xmlns:pic="http://schemas.openxmlformats.org/drawingml/2006/picture">
-            <wp:extent cx="5303520" cy="2603764"/>
-            <wp:docPr id="3" name="Picture 3"/>
-            <wp:cNvGraphicFramePr>
-              <a:graphicFrameLocks noChangeAspect="1"/>
-            </wp:cNvGraphicFramePr>
-            <a:graphic>
-              <a:graphicData uri="http://schemas.openxmlformats.org/drawingml/2006/picture">
-                <pic:pic>
-                  <pic:nvPicPr>
-                    <pic:cNvPr id="0" name="fig3_geographic.png"/>
-                    <pic:cNvPicPr/>
-                  </pic:nvPicPr>
-                  <pic:blipFill>
-                    <a:blip r:embed="rId11"/>
-                    <a:stretch>
-                      <a:fillRect/>
-                    </a:stretch>
-                  </pic:blipFill>
-                  <pic:spPr>
-                    <a:xfrm>
-                      <a:off x="0" y="0"/>
-                      <a:ext cx="5303520" cy="2603764"/>
-                    </a:xfrm>
-                    <a:prstGeom prst="rect"/>
-                  </pic:spPr>
-                </pic:pic>
-              </a:graphicData>
-            </a:graphic>
-          </wp:inline>
-        </w:drawing>
-      </w:r>
-    </w:p>
-    <w:p>
-      <w:r>
         <w:rPr>
-          <w:rFonts w:ascii="Times New Roman" w:hAnsi="Times New Roman"/>
-          <w:i/>
-          <w:sz w:val="20"/>
+          <w:rFonts w:ascii="Times New Roman" w:hAnsi="Times New Roman" w:cs="Times New Roman" w:eastAsia="宋体"/>
         </w:rPr>
-        <w:t>Figure 3. Geographic distribution of confirmed acupuncture-vertigo clinical trials (n = 29). Country/region designations as recorded in ClinicalTrials.gov.</w:t>
+        <w:t>Thirteen confirmed acupuncture-vertigo trials were registered between 2022 and 2026: 2 in 2022, 3 in 2023, 6 in 2025 and 2 in 2026. Median planned enrolment was 76 participants (range 60–234). Twelve trials used a randomised design and one was single-arm. Status at the time of search was not yet recruiting for 6 trials, completed for 5 and recruiting for 2.</w:t>
       </w:r>
     </w:p>
     <w:p>
       <w:pPr>
-        <w:spacing w:before="240"/>
-      </w:pPr>
-    </w:p>
-    <w:p>
-      <w:pPr>
-        <w:jc w:val="center"/>
+        <w:spacing w:line="480" w:lineRule="auto"/>
+        <w:ind w:firstLineChars="200" w:firstLine="480"/>
       </w:pPr>
       <w:r>
-        <w:drawing>
-          <wp:inline xmlns:a="http://schemas.openxmlformats.org/drawingml/2006/main" xmlns:pic="http://schemas.openxmlformats.org/drawingml/2006/picture">
-            <wp:extent cx="5303520" cy="1954105"/>
-            <wp:docPr id="4" name="Picture 4"/>
-            <wp:cNvGraphicFramePr>
-              <a:graphicFrameLocks noChangeAspect="1"/>
-            </wp:cNvGraphicFramePr>
-            <a:graphic>
-              <a:graphicData uri="http://schemas.openxmlformats.org/drawingml/2006/picture">
-                <pic:pic>
-                  <pic:nvPicPr>
-                    <pic:cNvPr id="0" name="fig4_acupoints_methods.png"/>
-                    <pic:cNvPicPr/>
-                  </pic:nvPicPr>
-                  <pic:blipFill>
-                    <a:blip r:embed="rId12"/>
-                    <a:stretch>
-                      <a:fillRect/>
-                    </a:stretch>
-                  </pic:blipFill>
-                  <pic:spPr>
-                    <a:xfrm>
-                      <a:off x="0" y="0"/>
-                      <a:ext cx="5303520" cy="1954105"/>
-                    </a:xfrm>
-                    <a:prstGeom prst="rect"/>
-                  </pic:spPr>
-                </pic:pic>
-              </a:graphicData>
-            </a:graphic>
-          </wp:inline>
-        </w:drawing>
-      </w:r>
-    </w:p>
-    <w:p>
-      <w:r>
         <w:rPr>
-          <w:rFonts w:ascii="Times New Roman" w:hAnsi="Times New Roman"/>
-          <w:i/>
-          <w:sz w:val="20"/>
+          <w:rFonts w:ascii="Times New Roman" w:hAnsi="Times New Roman" w:cs="Times New Roman" w:eastAsia="宋体"/>
         </w:rPr>
-        <w:t>Figure 4. Acupoint frequencies (left, top 15 of 46 distinct acupoints) and acupuncture methods (right) in confirmed acupuncture-vertigo trials (n = 29). Acupoint names normalized to standard meridian codes.</w:t>
+        <w:t>The registered blinding field was empty in all 13 records, so all 13 are classified as not stated. This is a property of the included set rather than of the platform: 6 of the 36 records retrieved from ITMCTR did contain blinding text, including one that described masking of participants and investigators, so the field is available and was left unfilled by these registrants.</w:t>
       </w:r>
     </w:p>
     <w:p>
       <w:pPr>
-        <w:spacing w:before="240"/>
-      </w:pPr>
-    </w:p>
-    <w:p>
-      <w:pPr>
-        <w:jc w:val="center"/>
+        <w:spacing w:line="480" w:lineRule="auto"/>
+        <w:ind w:firstLineChars="200" w:firstLine="480"/>
       </w:pPr>
       <w:r>
-        <w:drawing>
-          <wp:inline xmlns:a="http://schemas.openxmlformats.org/drawingml/2006/main" xmlns:pic="http://schemas.openxmlformats.org/drawingml/2006/picture">
-            <wp:extent cx="5303520" cy="2607317"/>
-            <wp:docPr id="5" name="Picture 5"/>
-            <wp:cNvGraphicFramePr>
-              <a:graphicFrameLocks noChangeAspect="1"/>
-            </wp:cNvGraphicFramePr>
-            <a:graphic>
-              <a:graphicData uri="http://schemas.openxmlformats.org/drawingml/2006/picture">
-                <pic:pic>
-                  <pic:nvPicPr>
-                    <pic:cNvPr id="0" name="fig5_outcomes.png"/>
-                    <pic:cNvPicPr/>
-                  </pic:nvPicPr>
-                  <pic:blipFill>
-                    <a:blip r:embed="rId13"/>
-                    <a:stretch>
-                      <a:fillRect/>
-                    </a:stretch>
-                  </pic:blipFill>
-                  <pic:spPr>
-                    <a:xfrm>
-                      <a:off x="0" y="0"/>
-                      <a:ext cx="5303520" cy="2607317"/>
-                    </a:xfrm>
-                    <a:prstGeom prst="rect"/>
-                  </pic:spPr>
-                </pic:pic>
-              </a:graphicData>
-            </a:graphic>
-          </wp:inline>
-        </w:drawing>
-      </w:r>
-    </w:p>
-    <w:p>
-      <w:r>
         <w:rPr>
-          <w:rFonts w:ascii="Times New Roman" w:hAnsi="Times New Roman"/>
-          <w:i/>
-          <w:sz w:val="20"/>
+          <w:rFonts w:ascii="Times New Roman" w:hAnsi="Times New Roman" w:cs="Times New Roman" w:eastAsia="宋体"/>
         </w:rPr>
-        <w:t>Figure 5. Outcome measures used in confirmed acupuncture-vertigo trials (n = 29). VAS: Visual Analog Scale for dizziness; QOL: quality of life instruments (SF-36, EQ-5D); DHI: Dizziness Handicap Inventory.</w:t>
+        <w:t>Posterior circulation ischaemia vertigo was the most frequent subtype (4 of 13 trials, 30.8%), followed by cervical vertigo (3, 23.1%), BPPV (1), peripheral vertigo (1), PPPD (1), cerebral small vessel disease-related dizziness (1), post-stroke vascular vertigo (1) and vestibular migraine (1). PPPD, cerebral small vessel disease-related dizziness and post-stroke vascular vertigo did not appear in either of the other two sets. The registered interventions named manual acupuncture in 9 trials, acupressure or press-needle in 2, moxibustion in 1, acupoint injection or embedding in 1 and another acupuncture-family modality in 2. The Dizziness Handicap Inventory and transcranial Doppler were each recorded in 1 trial and magnetic resonance imaging in 2, and no ITMCTR trial recorded a visual analogue scale. All 13 trials were conducted at Chinese institutions.</w:t>
       </w:r>
     </w:p>
     <w:p>
       <w:pPr>
-        <w:spacing w:before="240"/>
-      </w:pPr>
-    </w:p>
-    <w:p>
-      <w:pPr>
-        <w:jc w:val="center"/>
+        <w:spacing w:line="480" w:lineRule="auto"/>
+        <w:ind w:firstLineChars="200" w:firstLine="480"/>
       </w:pPr>
       <w:r>
-        <w:drawing>
-          <wp:inline xmlns:a="http://schemas.openxmlformats.org/drawingml/2006/main" xmlns:pic="http://schemas.openxmlformats.org/drawingml/2006/picture">
-            <wp:extent cx="5303520" cy="1725703"/>
-            <wp:docPr id="6" name="Picture 6"/>
-            <wp:cNvGraphicFramePr>
-              <a:graphicFrameLocks noChangeAspect="1"/>
-            </wp:cNvGraphicFramePr>
-            <a:graphic>
-              <a:graphicData uri="http://schemas.openxmlformats.org/drawingml/2006/picture">
-                <pic:pic>
-                  <pic:nvPicPr>
-                    <pic:cNvPr id="0" name="fig6_controls_subtypes.png"/>
-                    <pic:cNvPicPr/>
-                  </pic:nvPicPr>
-                  <pic:blipFill>
-                    <a:blip r:embed="rId14"/>
-                    <a:stretch>
-                      <a:fillRect/>
-                    </a:stretch>
-                  </pic:blipFill>
-                  <pic:spPr>
-                    <a:xfrm>
-                      <a:off x="0" y="0"/>
-                      <a:ext cx="5303520" cy="1725703"/>
-                    </a:xfrm>
-                    <a:prstGeom prst="rect"/>
-                  </pic:spPr>
-                </pic:pic>
-              </a:graphicData>
-            </a:graphic>
-          </wp:inline>
-        </w:drawing>
-      </w:r>
-    </w:p>
-    <w:p>
-      <w:r>
         <w:rPr>
-          <w:rFonts w:ascii="Times New Roman" w:hAnsi="Times New Roman"/>
-          <w:i/>
-          <w:sz w:val="20"/>
+          <w:rFonts w:ascii="Times New Roman" w:hAnsi="Times New Roman" w:cs="Times New Roman" w:eastAsia="宋体"/>
         </w:rPr>
-        <w:t>Figure 6. Control types (left) and vertigo subtypes (right) in confirmed acupuncture-vertigo trials. Only 4 of 29 studies had extractable vertigo subtype data.</w:t>
+        <w:t>Five further ITMCTR records were registered acupuncture-vertigo trials that carried a ChiCTR partner registration number (ITMCTR2200005589, ITMCTR2200005551, ITMCTR2100004929, ITMCTR2100004431 and ITMCTR2000003943, partnered with ChiCTR2200056229, ChiCTR2200055867, ChiCTR2100047162, ChiCTR2000039716 and ChiCTR2000036713 respectively). These were counted once, under ChiCTR, and are listed with that reason in the audit.</w:t>
       </w:r>
     </w:p>
     <w:p>
       <w:pPr>
-        <w:spacing w:before="240"/>
-      </w:pPr>
-    </w:p>
-    <w:p>
-      <w:pPr>
-        <w:jc w:val="center"/>
+        <w:pStyle w:val="Heading3"/>
+        <w:numPr>
+          <w:ilvl w:val="0"/>
+          <w:numId w:val="0"/>
+        </w:numPr>
+        <w:spacing w:line="480" w:lineRule="auto"/>
       </w:pPr>
       <w:r>
-        <w:drawing>
-          <wp:inline xmlns:a="http://schemas.openxmlformats.org/drawingml/2006/main" xmlns:pic="http://schemas.openxmlformats.org/drawingml/2006/picture">
-            <wp:extent cx="5303520" cy="4074450"/>
-            <wp:docPr id="7" name="Picture 7"/>
-            <wp:cNvGraphicFramePr>
-              <a:graphicFrameLocks noChangeAspect="1"/>
-            </wp:cNvGraphicFramePr>
-            <a:graphic>
-              <a:graphicData uri="http://schemas.openxmlformats.org/drawingml/2006/picture">
-                <pic:pic>
-                  <pic:nvPicPr>
-                    <pic:cNvPr id="0" name="fig7_status.png"/>
-                    <pic:cNvPicPr/>
-                  </pic:nvPicPr>
-                  <pic:blipFill>
-                    <a:blip r:embed="rId15"/>
-                    <a:stretch>
-                      <a:fillRect/>
-                    </a:stretch>
-                  </pic:blipFill>
-                  <pic:spPr>
-                    <a:xfrm>
-                      <a:off x="0" y="0"/>
-                      <a:ext cx="5303520" cy="4074450"/>
-                    </a:xfrm>
-                    <a:prstGeom prst="rect"/>
-                  </pic:spPr>
-                </pic:pic>
-              </a:graphicData>
-            </a:graphic>
-          </wp:inline>
-        </w:drawing>
-      </w:r>
-    </w:p>
-    <w:p>
-      <w:r>
         <w:rPr>
-          <w:rFonts w:ascii="Times New Roman" w:hAnsi="Times New Roman"/>
-          <w:i/>
-          <w:sz w:val="20"/>
+          <w:rFonts w:ascii="Times New Roman" w:hAnsi="Times New Roman" w:cs="Times New Roman" w:eastAsia="黑体"/>
         </w:rPr>
-        <w:t>Figure 7. Trial status distribution of confirmed acupuncture-vertigo trials (n = 29).</w:t>
+        <w:t>Comparison Across Registries</w:t>
       </w:r>
     </w:p>
     <w:p>
       <w:pPr>
-        <w:spacing w:before="240"/>
+        <w:spacing w:line="480" w:lineRule="auto"/>
+        <w:ind w:firstLineChars="200" w:firstLine="480"/>
       </w:pPr>
+      <w:r>
+        <w:rPr>
+          <w:rFonts w:ascii="Times New Roman" w:hAnsi="Times New Roman" w:cs="Times New Roman" w:eastAsia="宋体"/>
+        </w:rPr>
+        <w:t>Table 2 and Fig 2 set out the comparison. The clearest difference between the sets is in the disease subtypes studied. Cervical vertigo accounted for 8 of 18 ChiCTR trials and none of the 7 ClinicalTrials.gov trials, while Meniere disease appeared only in the ClinicalTrials.gov set and vestibular migraine appeared once in each of the three sets. Posterior circulation ischaemia vertigo was the commonest ITMCTR subtype (4 of 13) and the third commonest on ChiCTR (3 of 18). The pattern is consistent with different diagnostic frameworks and different referral populations rather than with a difference in acupuncture practice alone, and it means that a synthesis restricted to any single registry samples a different set of vertigo aetiologies.</w:t>
+      </w:r>
     </w:p>
     <w:p>
       <w:pPr>
-        <w:jc w:val="center"/>
+        <w:spacing w:line="480" w:lineRule="auto"/>
+        <w:ind w:firstLineChars="200" w:firstLine="480"/>
       </w:pPr>
       <w:r>
-        <w:drawing>
-          <wp:inline xmlns:a="http://schemas.openxmlformats.org/drawingml/2006/main" xmlns:pic="http://schemas.openxmlformats.org/drawingml/2006/picture">
-            <wp:extent cx="5303520" cy="4553402"/>
-            <wp:docPr id="8" name="Picture 8"/>
-            <wp:cNvGraphicFramePr>
-              <a:graphicFrameLocks noChangeAspect="1"/>
-            </wp:cNvGraphicFramePr>
-            <a:graphic>
-              <a:graphicData uri="http://schemas.openxmlformats.org/drawingml/2006/picture">
-                <pic:pic>
-                  <pic:nvPicPr>
-                    <pic:cNvPr id="0" name="fig8_cooccurrence.png"/>
-                    <pic:cNvPicPr/>
-                  </pic:nvPicPr>
-                  <pic:blipFill>
-                    <a:blip r:embed="rId16"/>
-                    <a:stretch>
-                      <a:fillRect/>
-                    </a:stretch>
-                  </pic:blipFill>
-                  <pic:spPr>
-                    <a:xfrm>
-                      <a:off x="0" y="0"/>
-                      <a:ext cx="5303520" cy="4553402"/>
-                    </a:xfrm>
-                    <a:prstGeom prst="rect"/>
-                  </pic:spPr>
-                </pic:pic>
-              </a:graphicData>
-            </a:graphic>
-          </wp:inline>
-        </w:drawing>
+        <w:rPr>
+          <w:rFonts w:ascii="Times New Roman" w:hAnsi="Times New Roman" w:cs="Times New Roman" w:eastAsia="宋体"/>
+        </w:rPr>
+        <w:t>Study size and design were broadly similar across the three sets, with median planned enrolment between 76 and 108 participants and randomised allocation recorded in 5 of 7, 18 of 18 and 12 of 13 trials. Blinding, by contrast, differed sharply and in a way that limits comparison: no ClinicalTrials.gov trial was silent on blinding, 4 of 18 ChiCTR trials were, and all 13 ITMCTR trials were. Fig 3 shows the blinding and status distributions.</w:t>
       </w:r>
     </w:p>
     <w:p>
+      <w:pPr>
+        <w:spacing w:line="480" w:lineRule="auto"/>
+        <w:ind w:firstLineChars="200" w:firstLine="480"/>
+      </w:pPr>
       <w:r>
         <w:rPr>
-          <w:rFonts w:ascii="Times New Roman" w:hAnsi="Times New Roman"/>
-          <w:i/>
-          <w:sz w:val="20"/>
+          <w:rFonts w:ascii="Times New Roman" w:hAnsi="Times New Roman" w:cs="Times New Roman" w:eastAsia="宋体"/>
         </w:rPr>
-        <w:t>Figure 8. Acupoint co-occurrence matrix for the top 10 most frequent acupoints. Diagonal cells show total occurrences; off-diagonal cells show co-occurrence counts.</w:t>
+        <w:t>Outcome instruments overlapped only partly. The Dizziness Handicap Inventory was the only instrument recorded in all three sets (3 of 7, 11 of 18 and 1 of 13). Transcranial Doppler and imaging outcomes appeared on the Chinese registries (6 and 2 on ChiCTR, 1 and 2 on ITMCTR) and not at all on ClinicalTrials.gov, whereas the visual analogue scale appeared on ClinicalTrials.gov (4 of 7) and ChiCTR (4 of 18) but not on ITMCTR.</w:t>
       </w:r>
     </w:p>
     <w:p>
-      <w:r>
-        <w:br w:type="page"/>
-      </w:r>
-    </w:p>
-    <w:p>
+      <w:pPr>
+        <w:spacing w:line="480" w:lineRule="auto"/>
+      </w:pPr>
       <w:r>
         <w:rPr>
-          <w:rFonts w:ascii="Times New Roman" w:hAnsi="Times New Roman"/>
+          <w:rFonts w:ascii="Times New Roman" w:hAnsi="Times New Roman" w:cs="Times New Roman" w:eastAsia="宋体"/>
           <w:b/>
-          <w:sz w:val="20"/>
         </w:rPr>
-        <w:t>Table 1. Classification performance (stratified 5-fold CV, TF-IDF features, N = 3,448).</w:t>
+        <w:t>Table 2.</w:t>
+      </w:r>
+      <w:r>
+        <w:rPr>
+          <w:rFonts w:ascii="Times New Roman" w:hAnsi="Times New Roman" w:cs="Times New Roman" w:eastAsia="宋体"/>
+        </w:rPr>
+        <w:t xml:space="preserve"> Characteristics of confirmed acupuncture-vertigo trials by registry. Blinding classes follow the harmonisation rule in the Methods; the "Commonest subtype" column reports a tie explicitly rather than choosing one subtype.</w:t>
       </w:r>
     </w:p>
     <w:tbl>
       <w:tblPr>
         <w:tblStyle w:val="TableGrid"/>
         <w:tblW w:type="auto" w:w="0"/>
+        <w:tblLayout w:type="fixed"/>
         <w:tblLook w:firstColumn="1" w:firstRow="1" w:lastColumn="0" w:lastRow="0" w:noHBand="0" w:noVBand="1" w:val="04A0"/>
       </w:tblPr>
       <w:tblGrid>
-        <w:gridCol w:w="1473"/>
-        <w:gridCol w:w="1473"/>
-        <w:gridCol w:w="1473"/>
-        <w:gridCol w:w="1473"/>
-        <w:gridCol w:w="1473"/>
-        <w:gridCol w:w="1473"/>
+        <w:gridCol w:w="1453"/>
+        <w:gridCol w:w="263"/>
+        <w:gridCol w:w="1126"/>
+        <w:gridCol w:w="695"/>
+        <w:gridCol w:w="954"/>
+        <w:gridCol w:w="608"/>
+        <w:gridCol w:w="608"/>
+        <w:gridCol w:w="781"/>
+        <w:gridCol w:w="695"/>
+        <w:gridCol w:w="522"/>
+        <w:gridCol w:w="608"/>
+        <w:gridCol w:w="1040"/>
       </w:tblGrid>
       <w:tr>
         <w:tc>
           <w:tcPr>
-            <w:tcW w:type="dxa" w:w="1473"/>
+            <w:tcW w:type="dxa" w:w="1453"/>
           </w:tcPr>
           <w:p>
+            <w:pPr>
+              <w:spacing w:line="240" w:lineRule="auto"/>
+            </w:pPr>
             <w:r>
               <w:rPr>
+                <w:rFonts w:ascii="Times New Roman" w:hAnsi="Times New Roman" w:cs="Times New Roman" w:eastAsia="宋体"/>
                 <w:b/>
                 <w:sz w:val="18"/>
               </w:rPr>
-              <w:t>Model</w:t>
+              <w:t>Registry</w:t>
             </w:r>
           </w:p>
         </w:tc>
         <w:tc>
           <w:tcPr>
-            <w:tcW w:type="dxa" w:w="1473"/>
+            <w:tcW w:type="dxa" w:w="263"/>
           </w:tcPr>
           <w:p>
+            <w:pPr>
+              <w:spacing w:line="240" w:lineRule="auto"/>
+            </w:pPr>
             <w:r>
               <w:rPr>
+                <w:rFonts w:ascii="Times New Roman" w:hAnsi="Times New Roman" w:cs="Times New Roman" w:eastAsia="宋体"/>
                 <w:b/>
                 <w:sz w:val="18"/>
               </w:rPr>
-              <w:t>F1 (SD)</w:t>
+              <w:t>n</w:t>
             </w:r>
           </w:p>
         </w:tc>
         <w:tc>
           <w:tcPr>
-            <w:tcW w:type="dxa" w:w="1473"/>
+            <w:tcW w:type="dxa" w:w="1126"/>
           </w:tcPr>
           <w:p>
+            <w:pPr>
+              <w:spacing w:line="240" w:lineRule="auto"/>
+            </w:pPr>
             <w:r>
               <w:rPr>
+                <w:rFonts w:ascii="Times New Roman" w:hAnsi="Times New Roman" w:cs="Times New Roman" w:eastAsia="宋体"/>
                 <w:b/>
                 <w:sz w:val="18"/>
               </w:rPr>
-              <w:t>F1 95% CI</w:t>
+              <w:t>Registration period</w:t>
             </w:r>
           </w:p>
         </w:tc>
         <w:tc>
           <w:tcPr>
-            <w:tcW w:type="dxa" w:w="1473"/>
+            <w:tcW w:type="dxa" w:w="695"/>
           </w:tcPr>
           <w:p>
+            <w:pPr>
+              <w:spacing w:line="240" w:lineRule="auto"/>
+            </w:pPr>
             <w:r>
               <w:rPr>
+                <w:rFonts w:ascii="Times New Roman" w:hAnsi="Times New Roman" w:cs="Times New Roman" w:eastAsia="宋体"/>
                 <w:b/>
                 <w:sz w:val="18"/>
               </w:rPr>
-              <w:t>AUC (SD)</w:t>
+              <w:t>Median n (range)</w:t>
             </w:r>
           </w:p>
         </w:tc>
         <w:tc>
           <w:tcPr>
-            <w:tcW w:type="dxa" w:w="1473"/>
+            <w:tcW w:type="dxa" w:w="954"/>
           </w:tcPr>
           <w:p>
+            <w:pPr>
+              <w:spacing w:line="240" w:lineRule="auto"/>
+            </w:pPr>
             <w:r>
               <w:rPr>
+                <w:rFonts w:ascii="Times New Roman" w:hAnsi="Times New Roman" w:cs="Times New Roman" w:eastAsia="宋体"/>
                 <w:b/>
                 <w:sz w:val="18"/>
               </w:rPr>
-              <w:t>Precision (SD)</w:t>
+              <w:t>Randomized</w:t>
             </w:r>
           </w:p>
         </w:tc>
         <w:tc>
           <w:tcPr>
-            <w:tcW w:type="dxa" w:w="1473"/>
+            <w:tcW w:type="dxa" w:w="608"/>
           </w:tcPr>
           <w:p>
+            <w:pPr>
+              <w:spacing w:line="240" w:lineRule="auto"/>
+            </w:pPr>
             <w:r>
               <w:rPr>
+                <w:rFonts w:ascii="Times New Roman" w:hAnsi="Times New Roman" w:cs="Times New Roman" w:eastAsia="宋体"/>
                 <w:b/>
                 <w:sz w:val="18"/>
               </w:rPr>
-              <w:t>Recall (SD)</w:t>
+              <w:t>Double-blind</w:t>
+            </w:r>
+          </w:p>
+        </w:tc>
+        <w:tc>
+          <w:tcPr>
+            <w:tcW w:type="dxa" w:w="608"/>
+          </w:tcPr>
+          <w:p>
+            <w:pPr>
+              <w:spacing w:line="240" w:lineRule="auto"/>
+            </w:pPr>
+            <w:r>
+              <w:rPr>
+                <w:rFonts w:ascii="Times New Roman" w:hAnsi="Times New Roman" w:cs="Times New Roman" w:eastAsia="宋体"/>
+                <w:b/>
+                <w:sz w:val="18"/>
+              </w:rPr>
+              <w:t>Single-blind</w:t>
+            </w:r>
+          </w:p>
+        </w:tc>
+        <w:tc>
+          <w:tcPr>
+            <w:tcW w:type="dxa" w:w="781"/>
+          </w:tcPr>
+          <w:p>
+            <w:pPr>
+              <w:spacing w:line="240" w:lineRule="auto"/>
+            </w:pPr>
+            <w:r>
+              <w:rPr>
+                <w:rFonts w:ascii="Times New Roman" w:hAnsi="Times New Roman" w:cs="Times New Roman" w:eastAsia="宋体"/>
+                <w:b/>
+                <w:sz w:val="18"/>
+              </w:rPr>
+              <w:t>Assessor-blinded</w:t>
+            </w:r>
+          </w:p>
+        </w:tc>
+        <w:tc>
+          <w:tcPr>
+            <w:tcW w:type="dxa" w:w="695"/>
+          </w:tcPr>
+          <w:p>
+            <w:pPr>
+              <w:spacing w:line="240" w:lineRule="auto"/>
+            </w:pPr>
+            <w:r>
+              <w:rPr>
+                <w:rFonts w:ascii="Times New Roman" w:hAnsi="Times New Roman" w:cs="Times New Roman" w:eastAsia="宋体"/>
+                <w:b/>
+                <w:sz w:val="18"/>
+              </w:rPr>
+              <w:t>Other or partial</w:t>
+            </w:r>
+          </w:p>
+        </w:tc>
+        <w:tc>
+          <w:tcPr>
+            <w:tcW w:type="dxa" w:w="522"/>
+          </w:tcPr>
+          <w:p>
+            <w:pPr>
+              <w:spacing w:line="240" w:lineRule="auto"/>
+            </w:pPr>
+            <w:r>
+              <w:rPr>
+                <w:rFonts w:ascii="Times New Roman" w:hAnsi="Times New Roman" w:cs="Times New Roman" w:eastAsia="宋体"/>
+                <w:b/>
+                <w:sz w:val="18"/>
+              </w:rPr>
+              <w:t>Open-label or none</w:t>
+            </w:r>
+          </w:p>
+        </w:tc>
+        <w:tc>
+          <w:tcPr>
+            <w:tcW w:type="dxa" w:w="608"/>
+          </w:tcPr>
+          <w:p>
+            <w:pPr>
+              <w:spacing w:line="240" w:lineRule="auto"/>
+            </w:pPr>
+            <w:r>
+              <w:rPr>
+                <w:rFonts w:ascii="Times New Roman" w:hAnsi="Times New Roman" w:cs="Times New Roman" w:eastAsia="宋体"/>
+                <w:b/>
+                <w:sz w:val="18"/>
+              </w:rPr>
+              <w:t>Not stated</w:t>
+            </w:r>
+          </w:p>
+        </w:tc>
+        <w:tc>
+          <w:tcPr>
+            <w:tcW w:type="dxa" w:w="1040"/>
+          </w:tcPr>
+          <w:p>
+            <w:pPr>
+              <w:spacing w:line="240" w:lineRule="auto"/>
+            </w:pPr>
+            <w:r>
+              <w:rPr>
+                <w:rFonts w:ascii="Times New Roman" w:hAnsi="Times New Roman" w:cs="Times New Roman" w:eastAsia="宋体"/>
+                <w:b/>
+                <w:sz w:val="18"/>
+              </w:rPr>
+              <w:t>Commonest subtype</w:t>
             </w:r>
           </w:p>
         </w:tc>
@@ -2171,79 +1860,205 @@
       <w:tr>
         <w:tc>
           <w:tcPr>
-            <w:tcW w:type="dxa" w:w="1473"/>
+            <w:tcW w:type="dxa" w:w="1453"/>
           </w:tcPr>
           <w:p>
+            <w:pPr>
+              <w:spacing w:line="240" w:lineRule="auto"/>
+            </w:pPr>
             <w:r>
               <w:rPr>
+                <w:rFonts w:ascii="Times New Roman" w:hAnsi="Times New Roman" w:cs="Times New Roman" w:eastAsia="宋体"/>
                 <w:sz w:val="18"/>
               </w:rPr>
-              <w:t>Logistic Regression</w:t>
+              <w:t>ClinicalTrials.gov</w:t>
             </w:r>
           </w:p>
         </w:tc>
         <w:tc>
           <w:tcPr>
-            <w:tcW w:type="dxa" w:w="1473"/>
+            <w:tcW w:type="dxa" w:w="263"/>
           </w:tcPr>
           <w:p>
+            <w:pPr>
+              <w:spacing w:line="240" w:lineRule="auto"/>
+            </w:pPr>
             <w:r>
               <w:rPr>
+                <w:rFonts w:ascii="Times New Roman" w:hAnsi="Times New Roman" w:cs="Times New Roman" w:eastAsia="宋体"/>
                 <w:sz w:val="18"/>
               </w:rPr>
-              <w:t>0.33 (0.09)</w:t>
+              <w:t>7</w:t>
             </w:r>
           </w:p>
         </w:tc>
         <w:tc>
           <w:tcPr>
-            <w:tcW w:type="dxa" w:w="1473"/>
+            <w:tcW w:type="dxa" w:w="1126"/>
           </w:tcPr>
           <w:p>
+            <w:pPr>
+              <w:spacing w:line="240" w:lineRule="auto"/>
+            </w:pPr>
             <w:r>
               <w:rPr>
+                <w:rFonts w:ascii="Times New Roman" w:hAnsi="Times New Roman" w:cs="Times New Roman" w:eastAsia="宋体"/>
                 <w:sz w:val="18"/>
               </w:rPr>
-              <w:t>0.08–0.58</w:t>
+              <w:t>2015-2025</w:t>
             </w:r>
           </w:p>
         </w:tc>
         <w:tc>
           <w:tcPr>
-            <w:tcW w:type="dxa" w:w="1473"/>
+            <w:tcW w:type="dxa" w:w="695"/>
           </w:tcPr>
           <w:p>
+            <w:pPr>
+              <w:spacing w:line="240" w:lineRule="auto"/>
+            </w:pPr>
             <w:r>
               <w:rPr>
+                <w:rFonts w:ascii="Times New Roman" w:hAnsi="Times New Roman" w:cs="Times New Roman" w:eastAsia="宋体"/>
                 <w:sz w:val="18"/>
               </w:rPr>
-              <w:t>0.87 (0.06)</w:t>
+              <w:t>100 (60-345)</w:t>
             </w:r>
           </w:p>
         </w:tc>
         <w:tc>
           <w:tcPr>
-            <w:tcW w:type="dxa" w:w="1473"/>
+            <w:tcW w:type="dxa" w:w="954"/>
           </w:tcPr>
           <w:p>
+            <w:pPr>
+              <w:spacing w:line="240" w:lineRule="auto"/>
+            </w:pPr>
             <w:r>
               <w:rPr>
+                <w:rFonts w:ascii="Times New Roman" w:hAnsi="Times New Roman" w:cs="Times New Roman" w:eastAsia="宋体"/>
                 <w:sz w:val="18"/>
               </w:rPr>
-              <w:t>0.30 (0.05)</w:t>
+              <w:t>5</w:t>
             </w:r>
           </w:p>
         </w:tc>
         <w:tc>
           <w:tcPr>
-            <w:tcW w:type="dxa" w:w="1473"/>
+            <w:tcW w:type="dxa" w:w="608"/>
           </w:tcPr>
           <w:p>
+            <w:pPr>
+              <w:spacing w:line="240" w:lineRule="auto"/>
+            </w:pPr>
             <w:r>
               <w:rPr>
+                <w:rFonts w:ascii="Times New Roman" w:hAnsi="Times New Roman" w:cs="Times New Roman" w:eastAsia="宋体"/>
                 <w:sz w:val="18"/>
               </w:rPr>
-              <w:t>0.37 (0.10)</w:t>
+              <w:t>3</w:t>
+            </w:r>
+          </w:p>
+        </w:tc>
+        <w:tc>
+          <w:tcPr>
+            <w:tcW w:type="dxa" w:w="608"/>
+          </w:tcPr>
+          <w:p>
+            <w:pPr>
+              <w:spacing w:line="240" w:lineRule="auto"/>
+            </w:pPr>
+            <w:r>
+              <w:rPr>
+                <w:rFonts w:ascii="Times New Roman" w:hAnsi="Times New Roman" w:cs="Times New Roman" w:eastAsia="宋体"/>
+                <w:sz w:val="18"/>
+              </w:rPr>
+              <w:t>0</w:t>
+            </w:r>
+          </w:p>
+        </w:tc>
+        <w:tc>
+          <w:tcPr>
+            <w:tcW w:type="dxa" w:w="781"/>
+          </w:tcPr>
+          <w:p>
+            <w:pPr>
+              <w:spacing w:line="240" w:lineRule="auto"/>
+            </w:pPr>
+            <w:r>
+              <w:rPr>
+                <w:rFonts w:ascii="Times New Roman" w:hAnsi="Times New Roman" w:cs="Times New Roman" w:eastAsia="宋体"/>
+                <w:sz w:val="18"/>
+              </w:rPr>
+              <w:t>2</w:t>
+            </w:r>
+          </w:p>
+        </w:tc>
+        <w:tc>
+          <w:tcPr>
+            <w:tcW w:type="dxa" w:w="695"/>
+          </w:tcPr>
+          <w:p>
+            <w:pPr>
+              <w:spacing w:line="240" w:lineRule="auto"/>
+            </w:pPr>
+            <w:r>
+              <w:rPr>
+                <w:rFonts w:ascii="Times New Roman" w:hAnsi="Times New Roman" w:cs="Times New Roman" w:eastAsia="宋体"/>
+                <w:sz w:val="18"/>
+              </w:rPr>
+              <w:t>0</w:t>
+            </w:r>
+          </w:p>
+        </w:tc>
+        <w:tc>
+          <w:tcPr>
+            <w:tcW w:type="dxa" w:w="522"/>
+          </w:tcPr>
+          <w:p>
+            <w:pPr>
+              <w:spacing w:line="240" w:lineRule="auto"/>
+            </w:pPr>
+            <w:r>
+              <w:rPr>
+                <w:rFonts w:ascii="Times New Roman" w:hAnsi="Times New Roman" w:cs="Times New Roman" w:eastAsia="宋体"/>
+                <w:sz w:val="18"/>
+              </w:rPr>
+              <w:t>2</w:t>
+            </w:r>
+          </w:p>
+        </w:tc>
+        <w:tc>
+          <w:tcPr>
+            <w:tcW w:type="dxa" w:w="608"/>
+          </w:tcPr>
+          <w:p>
+            <w:pPr>
+              <w:spacing w:line="240" w:lineRule="auto"/>
+            </w:pPr>
+            <w:r>
+              <w:rPr>
+                <w:rFonts w:ascii="Times New Roman" w:hAnsi="Times New Roman" w:cs="Times New Roman" w:eastAsia="宋体"/>
+                <w:sz w:val="18"/>
+              </w:rPr>
+              <w:t>0</w:t>
+            </w:r>
+          </w:p>
+        </w:tc>
+        <w:tc>
+          <w:tcPr>
+            <w:tcW w:type="dxa" w:w="1040"/>
+          </w:tcPr>
+          <w:p>
+            <w:pPr>
+              <w:spacing w:line="240" w:lineRule="auto"/>
+            </w:pPr>
+            <w:r>
+              <w:rPr>
+                <w:rFonts w:ascii="Times New Roman" w:hAnsi="Times New Roman" w:cs="Times New Roman" w:eastAsia="宋体"/>
+                <w:sz w:val="18"/>
+              </w:rPr>
+              <w:t>BPPV / Ménière disease / Vestibular migraine (1 each; 3/7 classified)</w:t>
             </w:r>
           </w:p>
         </w:tc>
@@ -2251,79 +2066,205 @@
       <w:tr>
         <w:tc>
           <w:tcPr>
-            <w:tcW w:type="dxa" w:w="1473"/>
+            <w:tcW w:type="dxa" w:w="1453"/>
           </w:tcPr>
           <w:p>
+            <w:pPr>
+              <w:spacing w:line="240" w:lineRule="auto"/>
+            </w:pPr>
             <w:r>
               <w:rPr>
+                <w:rFonts w:ascii="Times New Roman" w:hAnsi="Times New Roman" w:cs="Times New Roman" w:eastAsia="宋体"/>
                 <w:sz w:val="18"/>
               </w:rPr>
-              <w:t>XGBoost</w:t>
+              <w:t>ChiCTR</w:t>
             </w:r>
           </w:p>
         </w:tc>
         <w:tc>
           <w:tcPr>
-            <w:tcW w:type="dxa" w:w="1473"/>
+            <w:tcW w:type="dxa" w:w="263"/>
           </w:tcPr>
           <w:p>
+            <w:pPr>
+              <w:spacing w:line="240" w:lineRule="auto"/>
+            </w:pPr>
             <w:r>
               <w:rPr>
+                <w:rFonts w:ascii="Times New Roman" w:hAnsi="Times New Roman" w:cs="Times New Roman" w:eastAsia="宋体"/>
                 <w:sz w:val="18"/>
               </w:rPr>
-              <w:t>0.15 (0.05)</w:t>
+              <w:t>18</w:t>
             </w:r>
           </w:p>
         </w:tc>
         <w:tc>
           <w:tcPr>
-            <w:tcW w:type="dxa" w:w="1473"/>
+            <w:tcW w:type="dxa" w:w="1126"/>
           </w:tcPr>
           <w:p>
+            <w:pPr>
+              <w:spacing w:line="240" w:lineRule="auto"/>
+            </w:pPr>
             <w:r>
               <w:rPr>
+                <w:rFonts w:ascii="Times New Roman" w:hAnsi="Times New Roman" w:cs="Times New Roman" w:eastAsia="宋体"/>
                 <w:sz w:val="18"/>
               </w:rPr>
-              <w:t>0.01–0.29</w:t>
+              <w:t>2016-2026</w:t>
             </w:r>
           </w:p>
         </w:tc>
         <w:tc>
           <w:tcPr>
-            <w:tcW w:type="dxa" w:w="1473"/>
+            <w:tcW w:type="dxa" w:w="695"/>
           </w:tcPr>
           <w:p>
+            <w:pPr>
+              <w:spacing w:line="240" w:lineRule="auto"/>
+            </w:pPr>
             <w:r>
               <w:rPr>
+                <w:rFonts w:ascii="Times New Roman" w:hAnsi="Times New Roman" w:cs="Times New Roman" w:eastAsia="宋体"/>
                 <w:sz w:val="18"/>
               </w:rPr>
-              <w:t>0.80 (0.05)</w:t>
+              <w:t>108 (60-360)</w:t>
             </w:r>
           </w:p>
         </w:tc>
         <w:tc>
           <w:tcPr>
-            <w:tcW w:type="dxa" w:w="1473"/>
+            <w:tcW w:type="dxa" w:w="954"/>
           </w:tcPr>
           <w:p>
+            <w:pPr>
+              <w:spacing w:line="240" w:lineRule="auto"/>
+            </w:pPr>
             <w:r>
               <w:rPr>
+                <w:rFonts w:ascii="Times New Roman" w:hAnsi="Times New Roman" w:cs="Times New Roman" w:eastAsia="宋体"/>
                 <w:sz w:val="18"/>
               </w:rPr>
-              <w:t>0.21 (0.06)</w:t>
+              <w:t>18</w:t>
             </w:r>
           </w:p>
         </w:tc>
         <w:tc>
           <w:tcPr>
-            <w:tcW w:type="dxa" w:w="1473"/>
+            <w:tcW w:type="dxa" w:w="608"/>
           </w:tcPr>
           <w:p>
+            <w:pPr>
+              <w:spacing w:line="240" w:lineRule="auto"/>
+            </w:pPr>
             <w:r>
               <w:rPr>
+                <w:rFonts w:ascii="Times New Roman" w:hAnsi="Times New Roman" w:cs="Times New Roman" w:eastAsia="宋体"/>
                 <w:sz w:val="18"/>
               </w:rPr>
-              <w:t>0.11 (0.04)</w:t>
+              <w:t>3</w:t>
+            </w:r>
+          </w:p>
+        </w:tc>
+        <w:tc>
+          <w:tcPr>
+            <w:tcW w:type="dxa" w:w="608"/>
+          </w:tcPr>
+          <w:p>
+            <w:pPr>
+              <w:spacing w:line="240" w:lineRule="auto"/>
+            </w:pPr>
+            <w:r>
+              <w:rPr>
+                <w:rFonts w:ascii="Times New Roman" w:hAnsi="Times New Roman" w:cs="Times New Roman" w:eastAsia="宋体"/>
+                <w:sz w:val="18"/>
+              </w:rPr>
+              <w:t>1</w:t>
+            </w:r>
+          </w:p>
+        </w:tc>
+        <w:tc>
+          <w:tcPr>
+            <w:tcW w:type="dxa" w:w="781"/>
+          </w:tcPr>
+          <w:p>
+            <w:pPr>
+              <w:spacing w:line="240" w:lineRule="auto"/>
+            </w:pPr>
+            <w:r>
+              <w:rPr>
+                <w:rFonts w:ascii="Times New Roman" w:hAnsi="Times New Roman" w:cs="Times New Roman" w:eastAsia="宋体"/>
+                <w:sz w:val="18"/>
+              </w:rPr>
+              <w:t>4</w:t>
+            </w:r>
+          </w:p>
+        </w:tc>
+        <w:tc>
+          <w:tcPr>
+            <w:tcW w:type="dxa" w:w="695"/>
+          </w:tcPr>
+          <w:p>
+            <w:pPr>
+              <w:spacing w:line="240" w:lineRule="auto"/>
+            </w:pPr>
+            <w:r>
+              <w:rPr>
+                <w:rFonts w:ascii="Times New Roman" w:hAnsi="Times New Roman" w:cs="Times New Roman" w:eastAsia="宋体"/>
+                <w:sz w:val="18"/>
+              </w:rPr>
+              <w:t>1</w:t>
+            </w:r>
+          </w:p>
+        </w:tc>
+        <w:tc>
+          <w:tcPr>
+            <w:tcW w:type="dxa" w:w="522"/>
+          </w:tcPr>
+          <w:p>
+            <w:pPr>
+              <w:spacing w:line="240" w:lineRule="auto"/>
+            </w:pPr>
+            <w:r>
+              <w:rPr>
+                <w:rFonts w:ascii="Times New Roman" w:hAnsi="Times New Roman" w:cs="Times New Roman" w:eastAsia="宋体"/>
+                <w:sz w:val="18"/>
+              </w:rPr>
+              <w:t>5</w:t>
+            </w:r>
+          </w:p>
+        </w:tc>
+        <w:tc>
+          <w:tcPr>
+            <w:tcW w:type="dxa" w:w="608"/>
+          </w:tcPr>
+          <w:p>
+            <w:pPr>
+              <w:spacing w:line="240" w:lineRule="auto"/>
+            </w:pPr>
+            <w:r>
+              <w:rPr>
+                <w:rFonts w:ascii="Times New Roman" w:hAnsi="Times New Roman" w:cs="Times New Roman" w:eastAsia="宋体"/>
+                <w:sz w:val="18"/>
+              </w:rPr>
+              <w:t>4</w:t>
+            </w:r>
+          </w:p>
+        </w:tc>
+        <w:tc>
+          <w:tcPr>
+            <w:tcW w:type="dxa" w:w="1040"/>
+          </w:tcPr>
+          <w:p>
+            <w:pPr>
+              <w:spacing w:line="240" w:lineRule="auto"/>
+            </w:pPr>
+            <w:r>
+              <w:rPr>
+                <w:rFonts w:ascii="Times New Roman" w:hAnsi="Times New Roman" w:cs="Times New Roman" w:eastAsia="宋体"/>
+                <w:sz w:val="18"/>
+              </w:rPr>
+              <w:t>Cervical vertigo (8/18)</w:t>
             </w:r>
           </w:p>
         </w:tc>
@@ -2331,79 +2272,487 @@
       <w:tr>
         <w:tc>
           <w:tcPr>
-            <w:tcW w:type="dxa" w:w="1473"/>
+            <w:tcW w:type="dxa" w:w="1453"/>
           </w:tcPr>
           <w:p>
+            <w:pPr>
+              <w:spacing w:line="240" w:lineRule="auto"/>
+            </w:pPr>
             <w:r>
               <w:rPr>
+                <w:rFonts w:ascii="Times New Roman" w:hAnsi="Times New Roman" w:cs="Times New Roman" w:eastAsia="宋体"/>
                 <w:sz w:val="18"/>
               </w:rPr>
-              <w:t>Random Forest</w:t>
+              <w:t>ITMCTR</w:t>
             </w:r>
           </w:p>
         </w:tc>
         <w:tc>
           <w:tcPr>
-            <w:tcW w:type="dxa" w:w="1473"/>
+            <w:tcW w:type="dxa" w:w="263"/>
           </w:tcPr>
           <w:p>
+            <w:pPr>
+              <w:spacing w:line="240" w:lineRule="auto"/>
+            </w:pPr>
             <w:r>
               <w:rPr>
+                <w:rFonts w:ascii="Times New Roman" w:hAnsi="Times New Roman" w:cs="Times New Roman" w:eastAsia="宋体"/>
                 <w:sz w:val="18"/>
               </w:rPr>
-              <w:t>0.11 (0.04)</w:t>
+              <w:t>13</w:t>
             </w:r>
           </w:p>
         </w:tc>
         <w:tc>
           <w:tcPr>
-            <w:tcW w:type="dxa" w:w="1473"/>
+            <w:tcW w:type="dxa" w:w="1126"/>
           </w:tcPr>
           <w:p>
+            <w:pPr>
+              <w:spacing w:line="240" w:lineRule="auto"/>
+            </w:pPr>
             <w:r>
               <w:rPr>
+                <w:rFonts w:ascii="Times New Roman" w:hAnsi="Times New Roman" w:cs="Times New Roman" w:eastAsia="宋体"/>
                 <w:sz w:val="18"/>
               </w:rPr>
-              <w:t>0.00–0.22</w:t>
+              <w:t>2022-2026</w:t>
             </w:r>
           </w:p>
         </w:tc>
         <w:tc>
           <w:tcPr>
-            <w:tcW w:type="dxa" w:w="1473"/>
+            <w:tcW w:type="dxa" w:w="695"/>
           </w:tcPr>
           <w:p>
+            <w:pPr>
+              <w:spacing w:line="240" w:lineRule="auto"/>
+            </w:pPr>
             <w:r>
               <w:rPr>
+                <w:rFonts w:ascii="Times New Roman" w:hAnsi="Times New Roman" w:cs="Times New Roman" w:eastAsia="宋体"/>
                 <w:sz w:val="18"/>
               </w:rPr>
-              <w:t>0.85 (0.03)</w:t>
+              <w:t>76 (60-234)</w:t>
             </w:r>
           </w:p>
         </w:tc>
         <w:tc>
           <w:tcPr>
-            <w:tcW w:type="dxa" w:w="1473"/>
+            <w:tcW w:type="dxa" w:w="954"/>
           </w:tcPr>
           <w:p>
+            <w:pPr>
+              <w:spacing w:line="240" w:lineRule="auto"/>
+            </w:pPr>
             <w:r>
               <w:rPr>
+                <w:rFonts w:ascii="Times New Roman" w:hAnsi="Times New Roman" w:cs="Times New Roman" w:eastAsia="宋体"/>
                 <w:sz w:val="18"/>
               </w:rPr>
-              <w:t>0.67 (0.10)</w:t>
+              <w:t>12</w:t>
             </w:r>
           </w:p>
         </w:tc>
         <w:tc>
           <w:tcPr>
-            <w:tcW w:type="dxa" w:w="1473"/>
+            <w:tcW w:type="dxa" w:w="608"/>
           </w:tcPr>
           <w:p>
+            <w:pPr>
+              <w:spacing w:line="240" w:lineRule="auto"/>
+            </w:pPr>
             <w:r>
               <w:rPr>
+                <w:rFonts w:ascii="Times New Roman" w:hAnsi="Times New Roman" w:cs="Times New Roman" w:eastAsia="宋体"/>
                 <w:sz w:val="18"/>
               </w:rPr>
-              <w:t>0.06 (0.02)</w:t>
+              <w:t>0</w:t>
+            </w:r>
+          </w:p>
+        </w:tc>
+        <w:tc>
+          <w:tcPr>
+            <w:tcW w:type="dxa" w:w="608"/>
+          </w:tcPr>
+          <w:p>
+            <w:pPr>
+              <w:spacing w:line="240" w:lineRule="auto"/>
+            </w:pPr>
+            <w:r>
+              <w:rPr>
+                <w:rFonts w:ascii="Times New Roman" w:hAnsi="Times New Roman" w:cs="Times New Roman" w:eastAsia="宋体"/>
+                <w:sz w:val="18"/>
+              </w:rPr>
+              <w:t>0</w:t>
+            </w:r>
+          </w:p>
+        </w:tc>
+        <w:tc>
+          <w:tcPr>
+            <w:tcW w:type="dxa" w:w="781"/>
+          </w:tcPr>
+          <w:p>
+            <w:pPr>
+              <w:spacing w:line="240" w:lineRule="auto"/>
+            </w:pPr>
+            <w:r>
+              <w:rPr>
+                <w:rFonts w:ascii="Times New Roman" w:hAnsi="Times New Roman" w:cs="Times New Roman" w:eastAsia="宋体"/>
+                <w:sz w:val="18"/>
+              </w:rPr>
+              <w:t>0</w:t>
+            </w:r>
+          </w:p>
+        </w:tc>
+        <w:tc>
+          <w:tcPr>
+            <w:tcW w:type="dxa" w:w="695"/>
+          </w:tcPr>
+          <w:p>
+            <w:pPr>
+              <w:spacing w:line="240" w:lineRule="auto"/>
+            </w:pPr>
+            <w:r>
+              <w:rPr>
+                <w:rFonts w:ascii="Times New Roman" w:hAnsi="Times New Roman" w:cs="Times New Roman" w:eastAsia="宋体"/>
+                <w:sz w:val="18"/>
+              </w:rPr>
+              <w:t>0</w:t>
+            </w:r>
+          </w:p>
+        </w:tc>
+        <w:tc>
+          <w:tcPr>
+            <w:tcW w:type="dxa" w:w="522"/>
+          </w:tcPr>
+          <w:p>
+            <w:pPr>
+              <w:spacing w:line="240" w:lineRule="auto"/>
+            </w:pPr>
+            <w:r>
+              <w:rPr>
+                <w:rFonts w:ascii="Times New Roman" w:hAnsi="Times New Roman" w:cs="Times New Roman" w:eastAsia="宋体"/>
+                <w:sz w:val="18"/>
+              </w:rPr>
+              <w:t>0</w:t>
+            </w:r>
+          </w:p>
+        </w:tc>
+        <w:tc>
+          <w:tcPr>
+            <w:tcW w:type="dxa" w:w="608"/>
+          </w:tcPr>
+          <w:p>
+            <w:pPr>
+              <w:spacing w:line="240" w:lineRule="auto"/>
+            </w:pPr>
+            <w:r>
+              <w:rPr>
+                <w:rFonts w:ascii="Times New Roman" w:hAnsi="Times New Roman" w:cs="Times New Roman" w:eastAsia="宋体"/>
+                <w:sz w:val="18"/>
+              </w:rPr>
+              <w:t>13</w:t>
+            </w:r>
+          </w:p>
+        </w:tc>
+        <w:tc>
+          <w:tcPr>
+            <w:tcW w:type="dxa" w:w="1040"/>
+          </w:tcPr>
+          <w:p>
+            <w:pPr>
+              <w:spacing w:line="240" w:lineRule="auto"/>
+            </w:pPr>
+            <w:r>
+              <w:rPr>
+                <w:rFonts w:ascii="Times New Roman" w:hAnsi="Times New Roman" w:cs="Times New Roman" w:eastAsia="宋体"/>
+                <w:sz w:val="18"/>
+              </w:rPr>
+              <w:t>Posterior circulation ischaemia (4/13)</w:t>
+            </w:r>
+          </w:p>
+        </w:tc>
+      </w:tr>
+    </w:tbl>
+    <w:p>
+      <w:pPr>
+        <w:spacing w:line="480" w:lineRule="auto"/>
+      </w:pPr>
+    </w:p>
+    <w:p>
+      <w:pPr>
+        <w:spacing w:line="480" w:lineRule="auto"/>
+      </w:pPr>
+      <w:r>
+        <w:rPr>
+          <w:rFonts w:ascii="Times New Roman" w:hAnsi="Times New Roman" w:cs="Times New Roman" w:eastAsia="宋体"/>
+          <w:b/>
+        </w:rPr>
+        <w:t>Table 3.</w:t>
+      </w:r>
+      <w:r>
+        <w:rPr>
+          <w:rFonts w:ascii="Times New Roman" w:hAnsi="Times New Roman" w:cs="Times New Roman" w:eastAsia="宋体"/>
+        </w:rPr>
+        <w:t xml:space="preserve"> Registered acupuncture modalities and recorded outcome instruments by registry, counted per trial.</w:t>
+      </w:r>
+    </w:p>
+    <w:tbl>
+      <w:tblPr>
+        <w:tblStyle w:val="TableGrid"/>
+        <w:tblW w:type="auto" w:w="0"/>
+        <w:tblLayout w:type="fixed"/>
+        <w:tblLook w:firstColumn="1" w:firstRow="1" w:lastColumn="0" w:lastRow="0" w:noHBand="0" w:noVBand="1" w:val="04A0"/>
+      </w:tblPr>
+      <w:tblGrid>
+        <w:gridCol w:w="1367"/>
+        <w:gridCol w:w="248"/>
+        <w:gridCol w:w="1367"/>
+        <w:gridCol w:w="978"/>
+        <w:gridCol w:w="816"/>
+        <w:gridCol w:w="978"/>
+        <w:gridCol w:w="978"/>
+        <w:gridCol w:w="816"/>
+        <w:gridCol w:w="410"/>
+        <w:gridCol w:w="329"/>
+        <w:gridCol w:w="329"/>
+        <w:gridCol w:w="329"/>
+        <w:gridCol w:w="410"/>
+      </w:tblGrid>
+      <w:tr>
+        <w:tc>
+          <w:tcPr>
+            <w:tcW w:type="dxa" w:w="1367"/>
+          </w:tcPr>
+          <w:p>
+            <w:pPr>
+              <w:spacing w:line="240" w:lineRule="auto"/>
+            </w:pPr>
+            <w:r>
+              <w:rPr>
+                <w:rFonts w:ascii="Times New Roman" w:hAnsi="Times New Roman" w:cs="Times New Roman" w:eastAsia="宋体"/>
+                <w:b/>
+                <w:sz w:val="18"/>
+              </w:rPr>
+              <w:t>Registry</w:t>
+            </w:r>
+          </w:p>
+        </w:tc>
+        <w:tc>
+          <w:tcPr>
+            <w:tcW w:type="dxa" w:w="248"/>
+          </w:tcPr>
+          <w:p>
+            <w:pPr>
+              <w:spacing w:line="240" w:lineRule="auto"/>
+            </w:pPr>
+            <w:r>
+              <w:rPr>
+                <w:rFonts w:ascii="Times New Roman" w:hAnsi="Times New Roman" w:cs="Times New Roman" w:eastAsia="宋体"/>
+                <w:b/>
+                <w:sz w:val="18"/>
+              </w:rPr>
+              <w:t>n</w:t>
+            </w:r>
+          </w:p>
+        </w:tc>
+        <w:tc>
+          <w:tcPr>
+            <w:tcW w:type="dxa" w:w="1367"/>
+          </w:tcPr>
+          <w:p>
+            <w:pPr>
+              <w:spacing w:line="240" w:lineRule="auto"/>
+            </w:pPr>
+            <w:r>
+              <w:rPr>
+                <w:rFonts w:ascii="Times New Roman" w:hAnsi="Times New Roman" w:cs="Times New Roman" w:eastAsia="宋体"/>
+                <w:b/>
+                <w:sz w:val="18"/>
+              </w:rPr>
+              <w:t>Electroacupuncture</w:t>
+            </w:r>
+          </w:p>
+        </w:tc>
+        <w:tc>
+          <w:tcPr>
+            <w:tcW w:type="dxa" w:w="978"/>
+          </w:tcPr>
+          <w:p>
+            <w:pPr>
+              <w:spacing w:line="240" w:lineRule="auto"/>
+            </w:pPr>
+            <w:r>
+              <w:rPr>
+                <w:rFonts w:ascii="Times New Roman" w:hAnsi="Times New Roman" w:cs="Times New Roman" w:eastAsia="宋体"/>
+                <w:b/>
+                <w:sz w:val="18"/>
+              </w:rPr>
+              <w:t>Manual acupuncture</w:t>
+            </w:r>
+          </w:p>
+        </w:tc>
+        <w:tc>
+          <w:tcPr>
+            <w:tcW w:type="dxa" w:w="816"/>
+          </w:tcPr>
+          <w:p>
+            <w:pPr>
+              <w:spacing w:line="240" w:lineRule="auto"/>
+            </w:pPr>
+            <w:r>
+              <w:rPr>
+                <w:rFonts w:ascii="Times New Roman" w:hAnsi="Times New Roman" w:cs="Times New Roman" w:eastAsia="宋体"/>
+                <w:b/>
+                <w:sz w:val="18"/>
+              </w:rPr>
+              <w:t>Acupotomy / needle-knife</w:t>
+            </w:r>
+          </w:p>
+        </w:tc>
+        <w:tc>
+          <w:tcPr>
+            <w:tcW w:type="dxa" w:w="978"/>
+          </w:tcPr>
+          <w:p>
+            <w:pPr>
+              <w:spacing w:line="240" w:lineRule="auto"/>
+            </w:pPr>
+            <w:r>
+              <w:rPr>
+                <w:rFonts w:ascii="Times New Roman" w:hAnsi="Times New Roman" w:cs="Times New Roman" w:eastAsia="宋体"/>
+                <w:b/>
+                <w:sz w:val="18"/>
+              </w:rPr>
+              <w:t>Moxibustion</w:t>
+            </w:r>
+          </w:p>
+        </w:tc>
+        <w:tc>
+          <w:tcPr>
+            <w:tcW w:type="dxa" w:w="978"/>
+          </w:tcPr>
+          <w:p>
+            <w:pPr>
+              <w:spacing w:line="240" w:lineRule="auto"/>
+            </w:pPr>
+            <w:r>
+              <w:rPr>
+                <w:rFonts w:ascii="Times New Roman" w:hAnsi="Times New Roman" w:cs="Times New Roman" w:eastAsia="宋体"/>
+                <w:b/>
+                <w:sz w:val="18"/>
+              </w:rPr>
+              <w:t>Acupressure / press needle</w:t>
+            </w:r>
+          </w:p>
+        </w:tc>
+        <w:tc>
+          <w:tcPr>
+            <w:tcW w:type="dxa" w:w="816"/>
+          </w:tcPr>
+          <w:p>
+            <w:pPr>
+              <w:spacing w:line="240" w:lineRule="auto"/>
+            </w:pPr>
+            <w:r>
+              <w:rPr>
+                <w:rFonts w:ascii="Times New Roman" w:hAnsi="Times New Roman" w:cs="Times New Roman" w:eastAsia="宋体"/>
+                <w:b/>
+                <w:sz w:val="18"/>
+              </w:rPr>
+              <w:t>Acupoint injection / embedding</w:t>
+            </w:r>
+          </w:p>
+        </w:tc>
+        <w:tc>
+          <w:tcPr>
+            <w:tcW w:type="dxa" w:w="410"/>
+          </w:tcPr>
+          <w:p>
+            <w:pPr>
+              <w:spacing w:line="240" w:lineRule="auto"/>
+            </w:pPr>
+            <w:r>
+              <w:rPr>
+                <w:rFonts w:ascii="Times New Roman" w:hAnsi="Times New Roman" w:cs="Times New Roman" w:eastAsia="宋体"/>
+                <w:b/>
+                <w:sz w:val="18"/>
+              </w:rPr>
+              <w:t>TEAS</w:t>
+            </w:r>
+          </w:p>
+        </w:tc>
+        <w:tc>
+          <w:tcPr>
+            <w:tcW w:type="dxa" w:w="329"/>
+          </w:tcPr>
+          <w:p>
+            <w:pPr>
+              <w:spacing w:line="240" w:lineRule="auto"/>
+            </w:pPr>
+            <w:r>
+              <w:rPr>
+                <w:rFonts w:ascii="Times New Roman" w:hAnsi="Times New Roman" w:cs="Times New Roman" w:eastAsia="宋体"/>
+                <w:b/>
+                <w:sz w:val="18"/>
+              </w:rPr>
+              <w:t>DHI</w:t>
+            </w:r>
+          </w:p>
+        </w:tc>
+        <w:tc>
+          <w:tcPr>
+            <w:tcW w:type="dxa" w:w="329"/>
+          </w:tcPr>
+          <w:p>
+            <w:pPr>
+              <w:spacing w:line="240" w:lineRule="auto"/>
+            </w:pPr>
+            <w:r>
+              <w:rPr>
+                <w:rFonts w:ascii="Times New Roman" w:hAnsi="Times New Roman" w:cs="Times New Roman" w:eastAsia="宋体"/>
+                <w:b/>
+                <w:sz w:val="18"/>
+              </w:rPr>
+              <w:t>VAS</w:t>
+            </w:r>
+          </w:p>
+        </w:tc>
+        <w:tc>
+          <w:tcPr>
+            <w:tcW w:type="dxa" w:w="329"/>
+          </w:tcPr>
+          <w:p>
+            <w:pPr>
+              <w:spacing w:line="240" w:lineRule="auto"/>
+            </w:pPr>
+            <w:r>
+              <w:rPr>
+                <w:rFonts w:ascii="Times New Roman" w:hAnsi="Times New Roman" w:cs="Times New Roman" w:eastAsia="宋体"/>
+                <w:b/>
+                <w:sz w:val="18"/>
+              </w:rPr>
+              <w:t>TCD</w:t>
+            </w:r>
+          </w:p>
+        </w:tc>
+        <w:tc>
+          <w:tcPr>
+            <w:tcW w:type="dxa" w:w="410"/>
+          </w:tcPr>
+          <w:p>
+            <w:pPr>
+              <w:spacing w:line="240" w:lineRule="auto"/>
+            </w:pPr>
+            <w:r>
+              <w:rPr>
+                <w:rFonts w:ascii="Times New Roman" w:hAnsi="Times New Roman" w:cs="Times New Roman" w:eastAsia="宋体"/>
+                <w:b/>
+                <w:sz w:val="18"/>
+              </w:rPr>
+              <w:t>MRI/fMRI</w:t>
             </w:r>
           </w:p>
         </w:tc>
@@ -2411,284 +2760,1353 @@
       <w:tr>
         <w:tc>
           <w:tcPr>
-            <w:tcW w:type="dxa" w:w="1473"/>
+            <w:tcW w:type="dxa" w:w="1367"/>
           </w:tcPr>
-          <w:p/>
+          <w:p>
+            <w:pPr>
+              <w:spacing w:line="240" w:lineRule="auto"/>
+            </w:pPr>
+            <w:r>
+              <w:rPr>
+                <w:rFonts w:ascii="Times New Roman" w:hAnsi="Times New Roman" w:cs="Times New Roman" w:eastAsia="宋体"/>
+                <w:sz w:val="18"/>
+              </w:rPr>
+              <w:t>ClinicalTrials.gov</w:t>
+            </w:r>
+          </w:p>
         </w:tc>
         <w:tc>
           <w:tcPr>
-            <w:tcW w:type="dxa" w:w="1473"/>
+            <w:tcW w:type="dxa" w:w="248"/>
           </w:tcPr>
-          <w:p/>
+          <w:p>
+            <w:pPr>
+              <w:spacing w:line="240" w:lineRule="auto"/>
+            </w:pPr>
+            <w:r>
+              <w:rPr>
+                <w:rFonts w:ascii="Times New Roman" w:hAnsi="Times New Roman" w:cs="Times New Roman" w:eastAsia="宋体"/>
+                <w:sz w:val="18"/>
+              </w:rPr>
+              <w:t>7</w:t>
+            </w:r>
+          </w:p>
         </w:tc>
         <w:tc>
           <w:tcPr>
-            <w:tcW w:type="dxa" w:w="1473"/>
+            <w:tcW w:type="dxa" w:w="1367"/>
           </w:tcPr>
-          <w:p/>
+          <w:p>
+            <w:pPr>
+              <w:spacing w:line="240" w:lineRule="auto"/>
+            </w:pPr>
+            <w:r>
+              <w:rPr>
+                <w:rFonts w:ascii="Times New Roman" w:hAnsi="Times New Roman" w:cs="Times New Roman" w:eastAsia="宋体"/>
+                <w:sz w:val="18"/>
+              </w:rPr>
+              <w:t>0</w:t>
+            </w:r>
+          </w:p>
         </w:tc>
         <w:tc>
           <w:tcPr>
-            <w:tcW w:type="dxa" w:w="1473"/>
+            <w:tcW w:type="dxa" w:w="978"/>
           </w:tcPr>
-          <w:p/>
+          <w:p>
+            <w:pPr>
+              <w:spacing w:line="240" w:lineRule="auto"/>
+            </w:pPr>
+            <w:r>
+              <w:rPr>
+                <w:rFonts w:ascii="Times New Roman" w:hAnsi="Times New Roman" w:cs="Times New Roman" w:eastAsia="宋体"/>
+                <w:sz w:val="18"/>
+              </w:rPr>
+              <w:t>5</w:t>
+            </w:r>
+          </w:p>
         </w:tc>
         <w:tc>
           <w:tcPr>
-            <w:tcW w:type="dxa" w:w="1473"/>
+            <w:tcW w:type="dxa" w:w="816"/>
           </w:tcPr>
-          <w:p/>
+          <w:p>
+            <w:pPr>
+              <w:spacing w:line="240" w:lineRule="auto"/>
+            </w:pPr>
+            <w:r>
+              <w:rPr>
+                <w:rFonts w:ascii="Times New Roman" w:hAnsi="Times New Roman" w:cs="Times New Roman" w:eastAsia="宋体"/>
+                <w:sz w:val="18"/>
+              </w:rPr>
+              <w:t>0</w:t>
+            </w:r>
+          </w:p>
         </w:tc>
         <w:tc>
           <w:tcPr>
-            <w:tcW w:type="dxa" w:w="1473"/>
+            <w:tcW w:type="dxa" w:w="978"/>
           </w:tcPr>
-          <w:p/>
+          <w:p>
+            <w:pPr>
+              <w:spacing w:line="240" w:lineRule="auto"/>
+            </w:pPr>
+            <w:r>
+              <w:rPr>
+                <w:rFonts w:ascii="Times New Roman" w:hAnsi="Times New Roman" w:cs="Times New Roman" w:eastAsia="宋体"/>
+                <w:sz w:val="18"/>
+              </w:rPr>
+              <w:t>0</w:t>
+            </w:r>
+          </w:p>
+        </w:tc>
+        <w:tc>
+          <w:tcPr>
+            <w:tcW w:type="dxa" w:w="978"/>
+          </w:tcPr>
+          <w:p>
+            <w:pPr>
+              <w:spacing w:line="240" w:lineRule="auto"/>
+            </w:pPr>
+            <w:r>
+              <w:rPr>
+                <w:rFonts w:ascii="Times New Roman" w:hAnsi="Times New Roman" w:cs="Times New Roman" w:eastAsia="宋体"/>
+                <w:sz w:val="18"/>
+              </w:rPr>
+              <w:t>0</w:t>
+            </w:r>
+          </w:p>
+        </w:tc>
+        <w:tc>
+          <w:tcPr>
+            <w:tcW w:type="dxa" w:w="816"/>
+          </w:tcPr>
+          <w:p>
+            <w:pPr>
+              <w:spacing w:line="240" w:lineRule="auto"/>
+            </w:pPr>
+            <w:r>
+              <w:rPr>
+                <w:rFonts w:ascii="Times New Roman" w:hAnsi="Times New Roman" w:cs="Times New Roman" w:eastAsia="宋体"/>
+                <w:sz w:val="18"/>
+              </w:rPr>
+              <w:t>1</w:t>
+            </w:r>
+          </w:p>
+        </w:tc>
+        <w:tc>
+          <w:tcPr>
+            <w:tcW w:type="dxa" w:w="410"/>
+          </w:tcPr>
+          <w:p>
+            <w:pPr>
+              <w:spacing w:line="240" w:lineRule="auto"/>
+            </w:pPr>
+            <w:r>
+              <w:rPr>
+                <w:rFonts w:ascii="Times New Roman" w:hAnsi="Times New Roman" w:cs="Times New Roman" w:eastAsia="宋体"/>
+                <w:sz w:val="18"/>
+              </w:rPr>
+              <w:t>1</w:t>
+            </w:r>
+          </w:p>
+        </w:tc>
+        <w:tc>
+          <w:tcPr>
+            <w:tcW w:type="dxa" w:w="329"/>
+          </w:tcPr>
+          <w:p>
+            <w:pPr>
+              <w:spacing w:line="240" w:lineRule="auto"/>
+            </w:pPr>
+            <w:r>
+              <w:rPr>
+                <w:rFonts w:ascii="Times New Roman" w:hAnsi="Times New Roman" w:cs="Times New Roman" w:eastAsia="宋体"/>
+                <w:sz w:val="18"/>
+              </w:rPr>
+              <w:t>3</w:t>
+            </w:r>
+          </w:p>
+        </w:tc>
+        <w:tc>
+          <w:tcPr>
+            <w:tcW w:type="dxa" w:w="329"/>
+          </w:tcPr>
+          <w:p>
+            <w:pPr>
+              <w:spacing w:line="240" w:lineRule="auto"/>
+            </w:pPr>
+            <w:r>
+              <w:rPr>
+                <w:rFonts w:ascii="Times New Roman" w:hAnsi="Times New Roman" w:cs="Times New Roman" w:eastAsia="宋体"/>
+                <w:sz w:val="18"/>
+              </w:rPr>
+              <w:t>4</w:t>
+            </w:r>
+          </w:p>
+        </w:tc>
+        <w:tc>
+          <w:tcPr>
+            <w:tcW w:type="dxa" w:w="329"/>
+          </w:tcPr>
+          <w:p>
+            <w:pPr>
+              <w:spacing w:line="240" w:lineRule="auto"/>
+            </w:pPr>
+            <w:r>
+              <w:rPr>
+                <w:rFonts w:ascii="Times New Roman" w:hAnsi="Times New Roman" w:cs="Times New Roman" w:eastAsia="宋体"/>
+                <w:sz w:val="18"/>
+              </w:rPr>
+              <w:t>0</w:t>
+            </w:r>
+          </w:p>
+        </w:tc>
+        <w:tc>
+          <w:tcPr>
+            <w:tcW w:type="dxa" w:w="410"/>
+          </w:tcPr>
+          <w:p>
+            <w:pPr>
+              <w:spacing w:line="240" w:lineRule="auto"/>
+            </w:pPr>
+            <w:r>
+              <w:rPr>
+                <w:rFonts w:ascii="Times New Roman" w:hAnsi="Times New Roman" w:cs="Times New Roman" w:eastAsia="宋体"/>
+                <w:sz w:val="18"/>
+              </w:rPr>
+              <w:t>0</w:t>
+            </w:r>
+          </w:p>
+        </w:tc>
+      </w:tr>
+      <w:tr>
+        <w:tc>
+          <w:tcPr>
+            <w:tcW w:type="dxa" w:w="1367"/>
+          </w:tcPr>
+          <w:p>
+            <w:pPr>
+              <w:spacing w:line="240" w:lineRule="auto"/>
+            </w:pPr>
+            <w:r>
+              <w:rPr>
+                <w:rFonts w:ascii="Times New Roman" w:hAnsi="Times New Roman" w:cs="Times New Roman" w:eastAsia="宋体"/>
+                <w:sz w:val="18"/>
+              </w:rPr>
+              <w:t>ChiCTR</w:t>
+            </w:r>
+          </w:p>
+        </w:tc>
+        <w:tc>
+          <w:tcPr>
+            <w:tcW w:type="dxa" w:w="248"/>
+          </w:tcPr>
+          <w:p>
+            <w:pPr>
+              <w:spacing w:line="240" w:lineRule="auto"/>
+            </w:pPr>
+            <w:r>
+              <w:rPr>
+                <w:rFonts w:ascii="Times New Roman" w:hAnsi="Times New Roman" w:cs="Times New Roman" w:eastAsia="宋体"/>
+                <w:sz w:val="18"/>
+              </w:rPr>
+              <w:t>18</w:t>
+            </w:r>
+          </w:p>
+        </w:tc>
+        <w:tc>
+          <w:tcPr>
+            <w:tcW w:type="dxa" w:w="1367"/>
+          </w:tcPr>
+          <w:p>
+            <w:pPr>
+              <w:spacing w:line="240" w:lineRule="auto"/>
+            </w:pPr>
+            <w:r>
+              <w:rPr>
+                <w:rFonts w:ascii="Times New Roman" w:hAnsi="Times New Roman" w:cs="Times New Roman" w:eastAsia="宋体"/>
+                <w:sz w:val="18"/>
+              </w:rPr>
+              <w:t>3</w:t>
+            </w:r>
+          </w:p>
+        </w:tc>
+        <w:tc>
+          <w:tcPr>
+            <w:tcW w:type="dxa" w:w="978"/>
+          </w:tcPr>
+          <w:p>
+            <w:pPr>
+              <w:spacing w:line="240" w:lineRule="auto"/>
+            </w:pPr>
+            <w:r>
+              <w:rPr>
+                <w:rFonts w:ascii="Times New Roman" w:hAnsi="Times New Roman" w:cs="Times New Roman" w:eastAsia="宋体"/>
+                <w:sz w:val="18"/>
+              </w:rPr>
+              <w:t>15</w:t>
+            </w:r>
+          </w:p>
+        </w:tc>
+        <w:tc>
+          <w:tcPr>
+            <w:tcW w:type="dxa" w:w="816"/>
+          </w:tcPr>
+          <w:p>
+            <w:pPr>
+              <w:spacing w:line="240" w:lineRule="auto"/>
+            </w:pPr>
+            <w:r>
+              <w:rPr>
+                <w:rFonts w:ascii="Times New Roman" w:hAnsi="Times New Roman" w:cs="Times New Roman" w:eastAsia="宋体"/>
+                <w:sz w:val="18"/>
+              </w:rPr>
+              <w:t>2</w:t>
+            </w:r>
+          </w:p>
+        </w:tc>
+        <w:tc>
+          <w:tcPr>
+            <w:tcW w:type="dxa" w:w="978"/>
+          </w:tcPr>
+          <w:p>
+            <w:pPr>
+              <w:spacing w:line="240" w:lineRule="auto"/>
+            </w:pPr>
+            <w:r>
+              <w:rPr>
+                <w:rFonts w:ascii="Times New Roman" w:hAnsi="Times New Roman" w:cs="Times New Roman" w:eastAsia="宋体"/>
+                <w:sz w:val="18"/>
+              </w:rPr>
+              <w:t>1</w:t>
+            </w:r>
+          </w:p>
+        </w:tc>
+        <w:tc>
+          <w:tcPr>
+            <w:tcW w:type="dxa" w:w="978"/>
+          </w:tcPr>
+          <w:p>
+            <w:pPr>
+              <w:spacing w:line="240" w:lineRule="auto"/>
+            </w:pPr>
+            <w:r>
+              <w:rPr>
+                <w:rFonts w:ascii="Times New Roman" w:hAnsi="Times New Roman" w:cs="Times New Roman" w:eastAsia="宋体"/>
+                <w:sz w:val="18"/>
+              </w:rPr>
+              <w:t>0</w:t>
+            </w:r>
+          </w:p>
+        </w:tc>
+        <w:tc>
+          <w:tcPr>
+            <w:tcW w:type="dxa" w:w="816"/>
+          </w:tcPr>
+          <w:p>
+            <w:pPr>
+              <w:spacing w:line="240" w:lineRule="auto"/>
+            </w:pPr>
+            <w:r>
+              <w:rPr>
+                <w:rFonts w:ascii="Times New Roman" w:hAnsi="Times New Roman" w:cs="Times New Roman" w:eastAsia="宋体"/>
+                <w:sz w:val="18"/>
+              </w:rPr>
+              <w:t>0</w:t>
+            </w:r>
+          </w:p>
+        </w:tc>
+        <w:tc>
+          <w:tcPr>
+            <w:tcW w:type="dxa" w:w="410"/>
+          </w:tcPr>
+          <w:p>
+            <w:pPr>
+              <w:spacing w:line="240" w:lineRule="auto"/>
+            </w:pPr>
+            <w:r>
+              <w:rPr>
+                <w:rFonts w:ascii="Times New Roman" w:hAnsi="Times New Roman" w:cs="Times New Roman" w:eastAsia="宋体"/>
+                <w:sz w:val="18"/>
+              </w:rPr>
+              <w:t>0</w:t>
+            </w:r>
+          </w:p>
+        </w:tc>
+        <w:tc>
+          <w:tcPr>
+            <w:tcW w:type="dxa" w:w="329"/>
+          </w:tcPr>
+          <w:p>
+            <w:pPr>
+              <w:spacing w:line="240" w:lineRule="auto"/>
+            </w:pPr>
+            <w:r>
+              <w:rPr>
+                <w:rFonts w:ascii="Times New Roman" w:hAnsi="Times New Roman" w:cs="Times New Roman" w:eastAsia="宋体"/>
+                <w:sz w:val="18"/>
+              </w:rPr>
+              <w:t>11</w:t>
+            </w:r>
+          </w:p>
+        </w:tc>
+        <w:tc>
+          <w:tcPr>
+            <w:tcW w:type="dxa" w:w="329"/>
+          </w:tcPr>
+          <w:p>
+            <w:pPr>
+              <w:spacing w:line="240" w:lineRule="auto"/>
+            </w:pPr>
+            <w:r>
+              <w:rPr>
+                <w:rFonts w:ascii="Times New Roman" w:hAnsi="Times New Roman" w:cs="Times New Roman" w:eastAsia="宋体"/>
+                <w:sz w:val="18"/>
+              </w:rPr>
+              <w:t>4</w:t>
+            </w:r>
+          </w:p>
+        </w:tc>
+        <w:tc>
+          <w:tcPr>
+            <w:tcW w:type="dxa" w:w="329"/>
+          </w:tcPr>
+          <w:p>
+            <w:pPr>
+              <w:spacing w:line="240" w:lineRule="auto"/>
+            </w:pPr>
+            <w:r>
+              <w:rPr>
+                <w:rFonts w:ascii="Times New Roman" w:hAnsi="Times New Roman" w:cs="Times New Roman" w:eastAsia="宋体"/>
+                <w:sz w:val="18"/>
+              </w:rPr>
+              <w:t>6</w:t>
+            </w:r>
+          </w:p>
+        </w:tc>
+        <w:tc>
+          <w:tcPr>
+            <w:tcW w:type="dxa" w:w="410"/>
+          </w:tcPr>
+          <w:p>
+            <w:pPr>
+              <w:spacing w:line="240" w:lineRule="auto"/>
+            </w:pPr>
+            <w:r>
+              <w:rPr>
+                <w:rFonts w:ascii="Times New Roman" w:hAnsi="Times New Roman" w:cs="Times New Roman" w:eastAsia="宋体"/>
+                <w:sz w:val="18"/>
+              </w:rPr>
+              <w:t>2</w:t>
+            </w:r>
+          </w:p>
+        </w:tc>
+      </w:tr>
+      <w:tr>
+        <w:tc>
+          <w:tcPr>
+            <w:tcW w:type="dxa" w:w="1367"/>
+          </w:tcPr>
+          <w:p>
+            <w:pPr>
+              <w:spacing w:line="240" w:lineRule="auto"/>
+            </w:pPr>
+            <w:r>
+              <w:rPr>
+                <w:rFonts w:ascii="Times New Roman" w:hAnsi="Times New Roman" w:cs="Times New Roman" w:eastAsia="宋体"/>
+                <w:sz w:val="18"/>
+              </w:rPr>
+              <w:t>ITMCTR</w:t>
+            </w:r>
+          </w:p>
+        </w:tc>
+        <w:tc>
+          <w:tcPr>
+            <w:tcW w:type="dxa" w:w="248"/>
+          </w:tcPr>
+          <w:p>
+            <w:pPr>
+              <w:spacing w:line="240" w:lineRule="auto"/>
+            </w:pPr>
+            <w:r>
+              <w:rPr>
+                <w:rFonts w:ascii="Times New Roman" w:hAnsi="Times New Roman" w:cs="Times New Roman" w:eastAsia="宋体"/>
+                <w:sz w:val="18"/>
+              </w:rPr>
+              <w:t>13</w:t>
+            </w:r>
+          </w:p>
+        </w:tc>
+        <w:tc>
+          <w:tcPr>
+            <w:tcW w:type="dxa" w:w="1367"/>
+          </w:tcPr>
+          <w:p>
+            <w:pPr>
+              <w:spacing w:line="240" w:lineRule="auto"/>
+            </w:pPr>
+            <w:r>
+              <w:rPr>
+                <w:rFonts w:ascii="Times New Roman" w:hAnsi="Times New Roman" w:cs="Times New Roman" w:eastAsia="宋体"/>
+                <w:sz w:val="18"/>
+              </w:rPr>
+              <w:t>0</w:t>
+            </w:r>
+          </w:p>
+        </w:tc>
+        <w:tc>
+          <w:tcPr>
+            <w:tcW w:type="dxa" w:w="978"/>
+          </w:tcPr>
+          <w:p>
+            <w:pPr>
+              <w:spacing w:line="240" w:lineRule="auto"/>
+            </w:pPr>
+            <w:r>
+              <w:rPr>
+                <w:rFonts w:ascii="Times New Roman" w:hAnsi="Times New Roman" w:cs="Times New Roman" w:eastAsia="宋体"/>
+                <w:sz w:val="18"/>
+              </w:rPr>
+              <w:t>9</w:t>
+            </w:r>
+          </w:p>
+        </w:tc>
+        <w:tc>
+          <w:tcPr>
+            <w:tcW w:type="dxa" w:w="816"/>
+          </w:tcPr>
+          <w:p>
+            <w:pPr>
+              <w:spacing w:line="240" w:lineRule="auto"/>
+            </w:pPr>
+            <w:r>
+              <w:rPr>
+                <w:rFonts w:ascii="Times New Roman" w:hAnsi="Times New Roman" w:cs="Times New Roman" w:eastAsia="宋体"/>
+                <w:sz w:val="18"/>
+              </w:rPr>
+              <w:t>0</w:t>
+            </w:r>
+          </w:p>
+        </w:tc>
+        <w:tc>
+          <w:tcPr>
+            <w:tcW w:type="dxa" w:w="978"/>
+          </w:tcPr>
+          <w:p>
+            <w:pPr>
+              <w:spacing w:line="240" w:lineRule="auto"/>
+            </w:pPr>
+            <w:r>
+              <w:rPr>
+                <w:rFonts w:ascii="Times New Roman" w:hAnsi="Times New Roman" w:cs="Times New Roman" w:eastAsia="宋体"/>
+                <w:sz w:val="18"/>
+              </w:rPr>
+              <w:t>1</w:t>
+            </w:r>
+          </w:p>
+        </w:tc>
+        <w:tc>
+          <w:tcPr>
+            <w:tcW w:type="dxa" w:w="978"/>
+          </w:tcPr>
+          <w:p>
+            <w:pPr>
+              <w:spacing w:line="240" w:lineRule="auto"/>
+            </w:pPr>
+            <w:r>
+              <w:rPr>
+                <w:rFonts w:ascii="Times New Roman" w:hAnsi="Times New Roman" w:cs="Times New Roman" w:eastAsia="宋体"/>
+                <w:sz w:val="18"/>
+              </w:rPr>
+              <w:t>2</w:t>
+            </w:r>
+          </w:p>
+        </w:tc>
+        <w:tc>
+          <w:tcPr>
+            <w:tcW w:type="dxa" w:w="816"/>
+          </w:tcPr>
+          <w:p>
+            <w:pPr>
+              <w:spacing w:line="240" w:lineRule="auto"/>
+            </w:pPr>
+            <w:r>
+              <w:rPr>
+                <w:rFonts w:ascii="Times New Roman" w:hAnsi="Times New Roman" w:cs="Times New Roman" w:eastAsia="宋体"/>
+                <w:sz w:val="18"/>
+              </w:rPr>
+              <w:t>1</w:t>
+            </w:r>
+          </w:p>
+        </w:tc>
+        <w:tc>
+          <w:tcPr>
+            <w:tcW w:type="dxa" w:w="410"/>
+          </w:tcPr>
+          <w:p>
+            <w:pPr>
+              <w:spacing w:line="240" w:lineRule="auto"/>
+            </w:pPr>
+            <w:r>
+              <w:rPr>
+                <w:rFonts w:ascii="Times New Roman" w:hAnsi="Times New Roman" w:cs="Times New Roman" w:eastAsia="宋体"/>
+                <w:sz w:val="18"/>
+              </w:rPr>
+              <w:t>0</w:t>
+            </w:r>
+          </w:p>
+        </w:tc>
+        <w:tc>
+          <w:tcPr>
+            <w:tcW w:type="dxa" w:w="329"/>
+          </w:tcPr>
+          <w:p>
+            <w:pPr>
+              <w:spacing w:line="240" w:lineRule="auto"/>
+            </w:pPr>
+            <w:r>
+              <w:rPr>
+                <w:rFonts w:ascii="Times New Roman" w:hAnsi="Times New Roman" w:cs="Times New Roman" w:eastAsia="宋体"/>
+                <w:sz w:val="18"/>
+              </w:rPr>
+              <w:t>1</w:t>
+            </w:r>
+          </w:p>
+        </w:tc>
+        <w:tc>
+          <w:tcPr>
+            <w:tcW w:type="dxa" w:w="329"/>
+          </w:tcPr>
+          <w:p>
+            <w:pPr>
+              <w:spacing w:line="240" w:lineRule="auto"/>
+            </w:pPr>
+            <w:r>
+              <w:rPr>
+                <w:rFonts w:ascii="Times New Roman" w:hAnsi="Times New Roman" w:cs="Times New Roman" w:eastAsia="宋体"/>
+                <w:sz w:val="18"/>
+              </w:rPr>
+              <w:t>0</w:t>
+            </w:r>
+          </w:p>
+        </w:tc>
+        <w:tc>
+          <w:tcPr>
+            <w:tcW w:type="dxa" w:w="329"/>
+          </w:tcPr>
+          <w:p>
+            <w:pPr>
+              <w:spacing w:line="240" w:lineRule="auto"/>
+            </w:pPr>
+            <w:r>
+              <w:rPr>
+                <w:rFonts w:ascii="Times New Roman" w:hAnsi="Times New Roman" w:cs="Times New Roman" w:eastAsia="宋体"/>
+                <w:sz w:val="18"/>
+              </w:rPr>
+              <w:t>1</w:t>
+            </w:r>
+          </w:p>
+        </w:tc>
+        <w:tc>
+          <w:tcPr>
+            <w:tcW w:type="dxa" w:w="410"/>
+          </w:tcPr>
+          <w:p>
+            <w:pPr>
+              <w:spacing w:line="240" w:lineRule="auto"/>
+            </w:pPr>
+            <w:r>
+              <w:rPr>
+                <w:rFonts w:ascii="Times New Roman" w:hAnsi="Times New Roman" w:cs="Times New Roman" w:eastAsia="宋体"/>
+                <w:sz w:val="18"/>
+              </w:rPr>
+              <w:t>2</w:t>
+            </w:r>
+          </w:p>
         </w:tc>
       </w:tr>
     </w:tbl>
     <w:p>
+      <w:pPr>
+        <w:spacing w:line="480" w:lineRule="auto"/>
+      </w:pPr>
+    </w:p>
+    <w:p>
+      <w:pPr>
+        <w:spacing w:line="480" w:lineRule="auto"/>
+        <w:ind w:firstLineChars="200" w:firstLine="480"/>
+      </w:pPr>
       <w:r>
         <w:rPr>
-          <w:rFonts w:ascii="Times New Roman" w:hAnsi="Times New Roman"/>
-          <w:i/>
-          <w:sz w:val="18"/>
+          <w:rFonts w:ascii="Times New Roman" w:hAnsi="Times New Roman" w:cs="Times New Roman" w:eastAsia="宋体"/>
+          <w:b/>
         </w:rPr>
-        <w:t>Note: 95% CI based on t-distribution with df = 4 (t_crit = 2.776). CI bounds truncated at [0, 1]. SD: standard deviation across folds. Accuracy (not shown): Logistic Regression = 0.907, XGBoost = 0.918, Random Forest = 0.940.</w:t>
+        <w:t>Fig 2.</w:t>
       </w:r>
-    </w:p>
-    <w:p>
       <w:r>
-        <w:br w:type="page"/>
+        <w:rPr>
+          <w:rFonts w:ascii="Times New Roman" w:hAnsi="Times New Roman" w:cs="Times New Roman" w:eastAsia="宋体"/>
+        </w:rPr>
+        <w:t xml:space="preserve"> Registered vertigo subtypes by registry, as a percentage of each registry's confirmed acupuncture-vertigo trials. BPPV = benign paroxysmal positional vertigo; PCI = posterior circulation ischaemia; PPPD = persistent postural-perceptual dizziness; CSVD = cerebral small vessel disease.</w:t>
       </w:r>
     </w:p>
     <w:p>
       <w:pPr>
-        <w:pStyle w:val="Heading1"/>
+        <w:spacing w:line="480" w:lineRule="auto"/>
+        <w:ind w:firstLineChars="200" w:firstLine="480"/>
       </w:pPr>
       <w:r>
-        <w:t>Supplementary Materials</w:t>
+        <w:rPr>
+          <w:rFonts w:ascii="Times New Roman" w:hAnsi="Times New Roman" w:cs="Times New Roman" w:eastAsia="宋体"/>
+          <w:b/>
+        </w:rPr>
+        <w:t>Fig 3.</w:t>
+      </w:r>
+      <w:r>
+        <w:rPr>
+          <w:rFonts w:ascii="Times New Roman" w:hAnsi="Times New Roman" w:cs="Times New Roman" w:eastAsia="宋体"/>
+        </w:rPr>
+        <w:t xml:space="preserve"> A: blinding classification by registry, following the harmonisation rule in the Methods. B: recruitment status at the time of search.</w:t>
       </w:r>
     </w:p>
     <w:p>
       <w:pPr>
-        <w:spacing w:before="240"/>
-      </w:pPr>
-    </w:p>
-    <w:p>
-      <w:pPr>
-        <w:jc w:val="center"/>
+        <w:pStyle w:val="Heading3"/>
+        <w:numPr>
+          <w:ilvl w:val="0"/>
+          <w:numId w:val="0"/>
+        </w:numPr>
+        <w:spacing w:line="480" w:lineRule="auto"/>
       </w:pPr>
       <w:r>
-        <w:drawing>
-          <wp:inline xmlns:a="http://schemas.openxmlformats.org/drawingml/2006/main" xmlns:pic="http://schemas.openxmlformats.org/drawingml/2006/picture">
-            <wp:extent cx="5303520" cy="3948063"/>
-            <wp:docPr id="9" name="Picture 9"/>
-            <wp:cNvGraphicFramePr>
-              <a:graphicFrameLocks noChangeAspect="1"/>
-            </wp:cNvGraphicFramePr>
-            <a:graphic>
-              <a:graphicData uri="http://schemas.openxmlformats.org/drawingml/2006/picture">
-                <pic:pic>
-                  <pic:nvPicPr>
-                    <pic:cNvPr id="0" name="supp_fig_s1_roc_curves.png"/>
-                    <pic:cNvPicPr/>
-                  </pic:nvPicPr>
-                  <pic:blipFill>
-                    <a:blip r:embed="rId17"/>
-                    <a:stretch>
-                      <a:fillRect/>
-                    </a:stretch>
-                  </pic:blipFill>
-                  <pic:spPr>
-                    <a:xfrm>
-                      <a:off x="0" y="0"/>
-                      <a:ext cx="5303520" cy="3948063"/>
-                    </a:xfrm>
-                    <a:prstGeom prst="rect"/>
-                  </pic:spPr>
-                </pic:pic>
-              </a:graphicData>
-            </a:graphic>
-          </wp:inline>
-        </w:drawing>
-      </w:r>
-    </w:p>
-    <w:p>
-      <w:r>
         <w:rPr>
-          <w:rFonts w:ascii="Times New Roman" w:hAnsi="Times New Roman"/>
-          <w:i/>
-          <w:sz w:val="20"/>
+          <w:rFonts w:ascii="Times New Roman" w:hAnsi="Times New Roman" w:cs="Times New Roman" w:eastAsia="黑体"/>
         </w:rPr>
-        <w:t>Supplementary Figure S1. ROC curves for three classifiers (stratified 5-fold CV, N = 3,448). LR: logistic regression; XGB: XGBoost; RF: random forest.</w:t>
+        <w:t>Temporal Pattern of the Retrieved Records</w:t>
       </w:r>
     </w:p>
     <w:p>
       <w:pPr>
-        <w:spacing w:before="240"/>
-      </w:pPr>
-    </w:p>
-    <w:p>
-      <w:pPr>
-        <w:jc w:val="center"/>
+        <w:spacing w:line="480" w:lineRule="auto"/>
+        <w:ind w:firstLineChars="200" w:firstLine="480"/>
       </w:pPr>
       <w:r>
-        <w:drawing>
-          <wp:inline xmlns:a="http://schemas.openxmlformats.org/drawingml/2006/main" xmlns:pic="http://schemas.openxmlformats.org/drawingml/2006/picture">
-            <wp:extent cx="5303520" cy="4461943"/>
-            <wp:docPr id="10" name="Picture 10"/>
-            <wp:cNvGraphicFramePr>
-              <a:graphicFrameLocks noChangeAspect="1"/>
-            </wp:cNvGraphicFramePr>
-            <a:graphic>
-              <a:graphicData uri="http://schemas.openxmlformats.org/drawingml/2006/picture">
-                <pic:pic>
-                  <pic:nvPicPr>
-                    <pic:cNvPr id="0" name="supp_fig_s2_confusion_matrix.png"/>
-                    <pic:cNvPicPr/>
-                  </pic:nvPicPr>
-                  <pic:blipFill>
-                    <a:blip r:embed="rId18"/>
-                    <a:stretch>
-                      <a:fillRect/>
-                    </a:stretch>
-                  </pic:blipFill>
-                  <pic:spPr>
-                    <a:xfrm>
-                      <a:off x="0" y="0"/>
-                      <a:ext cx="5303520" cy="4461943"/>
-                    </a:xfrm>
-                    <a:prstGeom prst="rect"/>
-                  </pic:spPr>
-                </pic:pic>
-              </a:graphicData>
-            </a:graphic>
-          </wp:inline>
-        </w:drawing>
-      </w:r>
-    </w:p>
-    <w:p>
-      <w:r>
         <w:rPr>
-          <w:rFonts w:ascii="Times New Roman" w:hAnsi="Times New Roman"/>
-          <w:i/>
-          <w:sz w:val="20"/>
+          <w:rFonts w:ascii="Times New Roman" w:hAnsi="Times New Roman" w:cs="Times New Roman" w:eastAsia="宋体"/>
         </w:rPr>
-        <w:t>Supplementary Figure S2. Confusion matrix for logistic regression (5-fold CV predictions; TP = 26, FN = 43, FP = 47, TN = 3,332).</w:t>
+        <w:t>Fig 4A shows the annual number of ClinicalTrials.gov records retrieved by the condition-field search, 1999–2026; the 2026 count covers the year to 29 September and is not comparable with complete years. No trend model is fitted to these counts. Fig 4B shows the annual number of confirmed acupuncture-vertigo trials in each registry. On ChiCTR, confirmed trials rose from 1 in 2016 to 5 in 2023, and on ITMCTR the 13 confirmed trials fall in 2022–2026, with 8 of them in 2025–2026. The ClinicalTrials.gov confirmed trials are spread thinly across 2015–2025, with no year contributing more than 2. These are counts, not rates, and no comparison of trend between registries is made, because the confirmed sets are too small and the observation windows do not coincide.</w:t>
       </w:r>
     </w:p>
     <w:p>
       <w:pPr>
-        <w:spacing w:before="240"/>
-      </w:pPr>
-    </w:p>
-    <w:p>
-      <w:pPr>
-        <w:jc w:val="center"/>
+        <w:spacing w:line="480" w:lineRule="auto"/>
+        <w:ind w:firstLineChars="200" w:firstLine="480"/>
       </w:pPr>
       <w:r>
-        <w:drawing>
-          <wp:inline xmlns:a="http://schemas.openxmlformats.org/drawingml/2006/main" xmlns:pic="http://schemas.openxmlformats.org/drawingml/2006/picture">
-            <wp:extent cx="5303520" cy="2406188"/>
-            <wp:docPr id="11" name="Picture 11"/>
-            <wp:cNvGraphicFramePr>
-              <a:graphicFrameLocks noChangeAspect="1"/>
-            </wp:cNvGraphicFramePr>
-            <a:graphic>
-              <a:graphicData uri="http://schemas.openxmlformats.org/drawingml/2006/picture">
-                <pic:pic>
-                  <pic:nvPicPr>
-                    <pic:cNvPr id="0" name="supp_fig_s3_model_comparison.png"/>
-                    <pic:cNvPicPr/>
-                  </pic:nvPicPr>
-                  <pic:blipFill>
-                    <a:blip r:embed="rId19"/>
-                    <a:stretch>
-                      <a:fillRect/>
-                    </a:stretch>
-                  </pic:blipFill>
-                  <pic:spPr>
-                    <a:xfrm>
-                      <a:off x="0" y="0"/>
-                      <a:ext cx="5303520" cy="2406188"/>
-                    </a:xfrm>
-                    <a:prstGeom prst="rect"/>
-                  </pic:spPr>
-                </pic:pic>
-              </a:graphicData>
-            </a:graphic>
-          </wp:inline>
-        </w:drawing>
+        <w:rPr>
+          <w:rFonts w:ascii="Times New Roman" w:hAnsi="Times New Roman" w:cs="Times New Roman" w:eastAsia="宋体"/>
+          <w:b/>
+        </w:rPr>
+        <w:t>Fig 4.</w:t>
       </w:r>
-    </w:p>
-    <w:p>
       <w:r>
         <w:rPr>
-          <w:rFonts w:ascii="Times New Roman" w:hAnsi="Times New Roman"/>
-          <w:i/>
-          <w:sz w:val="20"/>
+          <w:rFonts w:ascii="Times New Roman" w:hAnsi="Times New Roman" w:cs="Times New Roman" w:eastAsia="宋体"/>
         </w:rPr>
-        <w:t>Supplementary Figure S3. Model performance comparison across five metrics with error bars (± SD across CV folds).</w:t>
+        <w:t xml:space="preserve"> A: annual records retrieved from ClinicalTrials.gov by condition-field search, 1999–2026 (2026 partial). B: annual confirmed acupuncture-vertigo trials by registry.</w:t>
       </w:r>
     </w:p>
     <w:p>
       <w:pPr>
-        <w:spacing w:before="240"/>
+        <w:pStyle w:val="Heading2"/>
+        <w:numPr>
+          <w:ilvl w:val="0"/>
+          <w:numId w:val="0"/>
+        </w:numPr>
+        <w:spacing w:line="480" w:lineRule="auto"/>
       </w:pPr>
+      <w:r>
+        <w:rPr>
+          <w:rFonts w:ascii="Times New Roman" w:hAnsi="Times New Roman" w:cs="Times New Roman" w:eastAsia="黑体"/>
+        </w:rPr>
+        <w:t>Discussion</w:t>
+      </w:r>
     </w:p>
     <w:p>
       <w:pPr>
-        <w:jc w:val="center"/>
+        <w:spacing w:line="480" w:lineRule="auto"/>
+        <w:ind w:firstLineChars="200" w:firstLine="480"/>
       </w:pPr>
       <w:r>
-        <w:drawing>
-          <wp:inline xmlns:a="http://schemas.openxmlformats.org/drawingml/2006/main" xmlns:pic="http://schemas.openxmlformats.org/drawingml/2006/picture">
-            <wp:extent cx="5303520" cy="2167078"/>
-            <wp:docPr id="12" name="Picture 12"/>
-            <wp:cNvGraphicFramePr>
-              <a:graphicFrameLocks noChangeAspect="1"/>
-            </wp:cNvGraphicFramePr>
-            <a:graphic>
-              <a:graphicData uri="http://schemas.openxmlformats.org/drawingml/2006/picture">
-                <pic:pic>
-                  <pic:nvPicPr>
-                    <pic:cNvPr id="0" name="supp_fig_s4_timeseries.png"/>
-                    <pic:cNvPicPr/>
-                  </pic:nvPicPr>
-                  <pic:blipFill>
-                    <a:blip r:embed="rId20"/>
-                    <a:stretch>
-                      <a:fillRect/>
-                    </a:stretch>
-                  </pic:blipFill>
-                  <pic:spPr>
-                    <a:xfrm>
-                      <a:off x="0" y="0"/>
-                      <a:ext cx="5303520" cy="2167078"/>
-                    </a:xfrm>
-                    <a:prstGeom prst="rect"/>
-                  </pic:spPr>
-                </pic:pic>
-              </a:graphicData>
-            </a:graphic>
-          </wp:inline>
-        </w:drawing>
+        <w:rPr>
+          <w:rFonts w:ascii="Times New Roman" w:hAnsi="Times New Roman" w:cs="Times New Roman" w:eastAsia="宋体"/>
+        </w:rPr>
+        <w:t>This descriptive multi-registry comparison identified 38 registered acupuncture-vertigo trials under a single disease-field search scope: 7 on ClinicalTrials.gov, 18 on ChiCTR and 13 on ITMCTR. The three sets differ systematically in the disease subtypes studied, in whether blinding is reported at all, and in the outcome instruments recorded. Those differences, rather than a difference in research volume, are the finding.</w:t>
       </w:r>
     </w:p>
     <w:p>
+      <w:pPr>
+        <w:spacing w:line="480" w:lineRule="auto"/>
+        <w:ind w:firstLineChars="200" w:firstLine="480"/>
+      </w:pPr>
       <w:r>
         <w:rPr>
-          <w:rFonts w:ascii="Times New Roman" w:hAnsi="Times New Roman"/>
-          <w:i/>
-          <w:sz w:val="20"/>
+          <w:rFonts w:ascii="Times New Roman" w:hAnsi="Times New Roman" w:cs="Times New Roman" w:eastAsia="宋体"/>
         </w:rPr>
-        <w:t>Supplementary Figure S4. Acupuncture-vertigo trial registrations with Poisson regression trend and scenario-based projection (n = 29). Shaded area: descriptive scenario range (2027–2029).</w:t>
+        <w:t xml:space="preserve">The disease-spectrum difference is the most consequential for evidence synthesis. Cervical vertigo accounted for 44.4% of the ChiCTR set and none of the ClinicalTrials.gov set, while Meniere disease was recorded only on ClinicalTrials.gov and posterior circulation ischaemia vertigo was the single commonest subtype on ITMCTR. This registry-dependent distribution is consistent with the differing diagnostic frameworks and referral patterns recognised across the two traditions </w:t>
+      </w:r>
+      <w:r>
+        <w:rPr>
+          <w:rFonts w:ascii="Times New Roman" w:hAnsi="Times New Roman" w:cs="Times New Roman" w:eastAsia="宋体"/>
+        </w:rPr>
+        <w:t>[2,7]</w:t>
+      </w:r>
+      <w:r>
+        <w:rPr>
+          <w:rFonts w:ascii="Times New Roman" w:hAnsi="Times New Roman" w:cs="Times New Roman" w:eastAsia="宋体"/>
+        </w:rPr>
+        <w:t xml:space="preserve">. A meta-analysis that restricts itself to one registry therefore pools a different mix of aetiologies than one that searches all three, and the difference is large enough to change a pooled estimate rather than merely widen its confidence interval. The heterogeneity also bears on outcome selection: the Dizziness Handicap Inventory was the only instrument recorded in all three sets </w:t>
+      </w:r>
+      <w:r>
+        <w:rPr>
+          <w:rFonts w:ascii="Times New Roman" w:hAnsi="Times New Roman" w:cs="Times New Roman" w:eastAsia="宋体"/>
+        </w:rPr>
+        <w:t>[13]</w:t>
+      </w:r>
+      <w:r>
+        <w:rPr>
+          <w:rFonts w:ascii="Times New Roman" w:hAnsi="Times New Roman" w:cs="Times New Roman" w:eastAsia="宋体"/>
+        </w:rPr>
+        <w:t xml:space="preserve">, which supports its use as a cross-registry common metric, while the broader divergence of instruments, including the use of transcranial Doppler and imaging outcomes on the Chinese platforms, reflects the absence of a vertigo-specific core outcome set </w:t>
+      </w:r>
+      <w:r>
+        <w:rPr>
+          <w:rFonts w:ascii="Times New Roman" w:hAnsi="Times New Roman" w:cs="Times New Roman" w:eastAsia="宋体"/>
+        </w:rPr>
+        <w:t>[14]</w:t>
+      </w:r>
+      <w:r>
+        <w:rPr>
+          <w:rFonts w:ascii="Times New Roman" w:hAnsi="Times New Roman" w:cs="Times New Roman" w:eastAsia="宋体"/>
+        </w:rPr>
+        <w:t>.</w:t>
+      </w:r>
+    </w:p>
+    <w:p>
+      <w:pPr>
+        <w:spacing w:line="480" w:lineRule="auto"/>
+        <w:ind w:firstLineChars="200" w:firstLine="480"/>
+      </w:pPr>
+      <w:r>
+        <w:rPr>
+          <w:rFonts w:ascii="Times New Roman" w:hAnsi="Times New Roman" w:cs="Times New Roman" w:eastAsia="宋体"/>
+        </w:rPr>
+        <w:t xml:space="preserve">Blinding reporting, rather than blinding practice, is where the registries diverge most sharply. No ClinicalTrials.gov trial omitted the field, 4 of 18 ChiCTR trials did, and all 13 ITMCTR trials did. Because the ITMCTR record structure does contain a blinding field, and six of the 36 records retrieved from that platform used it, the empty field is a reporting choice by registrants rather than a platform limitation. It is worth being precise about what this does and does not mean: an unreported blinding status is not evidence of absent blinding, but it does mean that nearly a quarter of the ChiCTR record base and the whole ITMCTR record base cannot be assessed for this design feature from the registration alone. Registration quality in this domain has been reported to be uneven before </w:t>
+      </w:r>
+      <w:r>
+        <w:rPr>
+          <w:rFonts w:ascii="Times New Roman" w:hAnsi="Times New Roman" w:cs="Times New Roman" w:eastAsia="宋体"/>
+        </w:rPr>
+        <w:t>[15]</w:t>
+      </w:r>
+      <w:r>
+        <w:rPr>
+          <w:rFonts w:ascii="Times New Roman" w:hAnsi="Times New Roman" w:cs="Times New Roman" w:eastAsia="宋体"/>
+        </w:rPr>
+        <w:t>; the present data localise the problem to one field on one platform rather than to registration as a whole.</w:t>
+      </w:r>
+    </w:p>
+    <w:p>
+      <w:pPr>
+        <w:spacing w:line="480" w:lineRule="auto"/>
+        <w:ind w:firstLineChars="200" w:firstLine="480"/>
+      </w:pPr>
+      <w:r>
+        <w:rPr>
+          <w:rFonts w:ascii="Times New Roman" w:hAnsi="Times New Roman" w:cs="Times New Roman" w:eastAsia="宋体"/>
+        </w:rPr>
+        <w:t>The five cross-registered pairs, all between ChiCTR and ITMCTR, are a further practical finding. ITMCTR publishes the partner registration number, so the duplication is resolvable from the record itself; without that field, a multi-registry count would double-count these trials and, because they differ in which fields are filled, might also double-count them inconsistently.</w:t>
+      </w:r>
+    </w:p>
+    <w:p>
+      <w:pPr>
+        <w:spacing w:line="480" w:lineRule="auto"/>
+        <w:ind w:firstLineChars="200" w:firstLine="480"/>
+      </w:pPr>
+      <w:r>
+        <w:rPr>
+          <w:rFonts w:ascii="Times New Roman" w:hAnsi="Times New Roman" w:cs="Times New Roman" w:eastAsia="宋体"/>
+        </w:rPr>
+        <w:t xml:space="preserve">Several limitations follow from what was and was not done. First, the confirmed sets are small, 7, 18 and 13, and no inferential or trend analysis is reported; the counts are descriptive and the subgroups within them, particularly the ITMCTR subtypes with one trial each, should not be read as rates. Second, the search scope was unified but the fields are not identical constructs: ClinicalTrials.gov's condition field and the Chinese registries' target-disease field index different record populations with different indexing rules, and the retrieved totals of 499, 170 and 36 reflect platform size as much as research activity. This is why no density ratio is reported; it is also why the retrieved totals should not be compared with one another as measures of national research output. Third, the automated screening used a word list, and a trial registered without any acupuncture-family term in its intervention, arm labels or title would have been missed; the alternative, searching all fields, is what produced the unreproducible numerator in earlier versions of this analysis, and we judged a stated scope with a full audit to be the better trade-off. The two language blocks of the vertigo word list are held in parallel for the same reason: a concept present on one side and absent on the other removes records silently, which is how an earlier version of this analysis came to report vestibular migraine as registered only on ClinicalTrials.gov. Fourth, cross-registry deduplication depends on ITMCTR populating its partner-registry number, which it did for the five known pairs but need not do for all. Fifth, the analysis covers registration records and not published results; the relationship between registration quality and eventual publication </w:t>
+      </w:r>
+      <w:r>
+        <w:rPr>
+          <w:rFonts w:ascii="Times New Roman" w:hAnsi="Times New Roman" w:cs="Times New Roman" w:eastAsia="宋体"/>
+        </w:rPr>
+        <w:t>[16]</w:t>
+      </w:r>
+      <w:r>
+        <w:rPr>
+          <w:rFonts w:ascii="Times New Roman" w:hAnsi="Times New Roman" w:cs="Times New Roman" w:eastAsia="宋体"/>
+        </w:rPr>
+        <w:t xml:space="preserve"> could not be examined in a set of this size.</w:t>
+      </w:r>
+    </w:p>
+    <w:p>
+      <w:pPr>
+        <w:spacing w:line="480" w:lineRule="auto"/>
+        <w:ind w:firstLineChars="200" w:firstLine="480"/>
+      </w:pPr>
+      <w:r>
+        <w:rPr>
+          <w:rFonts w:ascii="Times New Roman" w:hAnsi="Times New Roman" w:cs="Times New Roman" w:eastAsia="宋体"/>
+        </w:rPr>
+        <w:t>Two recommendations follow. First, a descriptive study of acupuncture trial registration should search more than one registry and should state the search field it used, because the apparent disease spectrum depends on which registry is consulted. Second, blinding status should be a required field at registration on the Chinese platforms, and reporting should name the masked parties rather than the category alone: one ChiCTR record in this set was registered as single-blind while naming participants and outcome assessors, a description that under the conventional definition is double-blind, and one ClinicalTrials.gov record was registered as "double" while naming only investigators and assessors. The vocabulary mismatch is not cosmetic; it changes how a trial is counted.</w:t>
+      </w:r>
+    </w:p>
+    <w:p>
+      <w:pPr>
+        <w:pStyle w:val="Heading2"/>
+        <w:numPr>
+          <w:ilvl w:val="0"/>
+          <w:numId w:val="0"/>
+        </w:numPr>
+        <w:spacing w:line="480" w:lineRule="auto"/>
+      </w:pPr>
+      <w:r>
+        <w:rPr>
+          <w:rFonts w:ascii="Times New Roman" w:hAnsi="Times New Roman" w:cs="Times New Roman" w:eastAsia="黑体"/>
+        </w:rPr>
+        <w:t>Conclusions</w:t>
+      </w:r>
+    </w:p>
+    <w:p>
+      <w:pPr>
+        <w:spacing w:line="480" w:lineRule="auto"/>
+        <w:ind w:firstLineChars="200" w:firstLine="480"/>
+      </w:pPr>
+      <w:r>
+        <w:rPr>
+          <w:rFonts w:ascii="Times New Roman" w:hAnsi="Times New Roman" w:cs="Times New Roman" w:eastAsia="宋体"/>
+        </w:rPr>
+        <w:t>Under one disease-field search scope, 38 registered acupuncture-vertigo trials were identified across three registries: 7 on ClinicalTrials.gov, 18 on ChiCTR and 13 on ITMCTR. The sets differ systematically in the vertigo subtypes studied, in whether blinding is reported, and in the outcome instruments recorded, so the picture of acupuncture research for vertigo depends on which registry is consulted. Blinding status was unstated for all 13 ITMCTR trials and 4 of 18 ChiCTR trials, and the disease spectrum recorded on each platform differed substantially. Multi-registry search with a stated search field, and a required, named-parties blinding field, are the minimum conditions for describing this evidence base reliably.</w:t>
+      </w:r>
+    </w:p>
+    <w:p>
+      <w:pPr>
+        <w:pStyle w:val="Heading2"/>
+        <w:numPr>
+          <w:ilvl w:val="0"/>
+          <w:numId w:val="0"/>
+        </w:numPr>
+        <w:spacing w:line="480" w:lineRule="auto"/>
+      </w:pPr>
+      <w:r>
+        <w:rPr>
+          <w:rFonts w:ascii="Times New Roman" w:hAnsi="Times New Roman" w:cs="Times New Roman" w:eastAsia="黑体"/>
+        </w:rPr>
+        <w:t>Acknowledgments</w:t>
+      </w:r>
+    </w:p>
+    <w:p>
+      <w:pPr>
+        <w:spacing w:line="480" w:lineRule="auto"/>
+        <w:ind w:firstLineChars="200" w:firstLine="480"/>
+      </w:pPr>
+      <w:r>
+        <w:rPr>
+          <w:rFonts w:ascii="Times New Roman" w:hAnsi="Times New Roman" w:cs="Times New Roman" w:eastAsia="宋体"/>
+          <w:b/>
+        </w:rPr>
+        <w:t>STRICTA reporting:</w:t>
+      </w:r>
+      <w:r>
+        <w:rPr>
+          <w:rFonts w:ascii="Times New Roman" w:hAnsi="Times New Roman" w:cs="Times New Roman" w:eastAsia="宋体"/>
+        </w:rPr>
+        <w:t xml:space="preserve"> This study is a registry-based analysis and does not directly involve acupuncture interventions on human participants. For reporting of acupuncture-specific information extracted from trial registrations, the authors consulted the STRICTA checklist </w:t>
+      </w:r>
+      <w:r>
+        <w:rPr>
+          <w:rFonts w:ascii="Times New Roman" w:hAnsi="Times New Roman" w:cs="Times New Roman" w:eastAsia="宋体"/>
+        </w:rPr>
+        <w:t>[17]</w:t>
+      </w:r>
+      <w:r>
+        <w:rPr>
+          <w:rFonts w:ascii="Times New Roman" w:hAnsi="Times New Roman" w:cs="Times New Roman" w:eastAsia="宋体"/>
+        </w:rPr>
+        <w:t xml:space="preserve"> to guide data extraction categories including needling modality classification and treatment regimen documentation. </w:t>
+      </w:r>
+      <w:r>
+        <w:rPr>
+          <w:rFonts w:ascii="Times New Roman" w:hAnsi="Times New Roman" w:cs="Times New Roman" w:eastAsia="宋体"/>
+          <w:b/>
+        </w:rPr>
+        <w:t>Generative AI disclosure:</w:t>
+      </w:r>
+      <w:r>
+        <w:rPr>
+          <w:rFonts w:ascii="Times New Roman" w:hAnsi="Times New Roman" w:cs="Times New Roman" w:eastAsia="宋体"/>
+        </w:rPr>
+        <w:t xml:space="preserve"> During the preparation of this work, the authors used Claude (Anthropic) and DeepSeek to assist with code development and manuscript editing. After using these tools, the authors reviewed and edited the content and take full responsibility for the content of the publication.</w:t>
+      </w:r>
+    </w:p>
+    <w:p>
+      <w:pPr>
+        <w:pStyle w:val="Heading2"/>
+        <w:numPr>
+          <w:ilvl w:val="0"/>
+          <w:numId w:val="0"/>
+        </w:numPr>
+        <w:spacing w:line="480" w:lineRule="auto"/>
+      </w:pPr>
+      <w:r>
+        <w:rPr>
+          <w:rFonts w:ascii="Times New Roman" w:hAnsi="Times New Roman" w:cs="Times New Roman" w:eastAsia="黑体"/>
+        </w:rPr>
+        <w:t>References</w:t>
+      </w:r>
+    </w:p>
+    <w:p>
+      <w:pPr>
+        <w:spacing w:line="480" w:lineRule="auto"/>
+        <w:ind w:firstLineChars="200" w:firstLine="480"/>
+      </w:pPr>
+      <w:r>
+        <w:rPr>
+          <w:rFonts w:ascii="Times New Roman" w:hAnsi="Times New Roman" w:cs="Times New Roman" w:eastAsia="宋体"/>
+        </w:rPr>
+        <w:t>1. Edlow JA, Carpenter C, Akhter M, Khoujah D, Marcolini E, Meurer WJ, et al. Guidelines for reasonable and appropriate care in the emergency department 3 (GRACE-3): Acute dizziness and vertigo in the emergency department. Acad Emerg Med. 2023;30(5):442-486. doi:10.1111/acem.14728</w:t>
+      </w:r>
+    </w:p>
+    <w:p>
+      <w:pPr>
+        <w:spacing w:line="480" w:lineRule="auto"/>
+        <w:ind w:firstLineChars="200" w:firstLine="480"/>
+      </w:pPr>
+      <w:r>
+        <w:rPr>
+          <w:rFonts w:ascii="Times New Roman" w:hAnsi="Times New Roman" w:cs="Times New Roman" w:eastAsia="宋体"/>
+        </w:rPr>
+        <w:t>2. Lempert T, Olesen J, Furman J, Waterston J, Seemungal B, Carey J, et al. Vestibular migraine: Diagnostic criteria (Update). J Vestib Res. 2022;32(1):1-6. doi:10.3233/VES-201644</w:t>
+      </w:r>
+    </w:p>
+    <w:p>
+      <w:pPr>
+        <w:spacing w:line="480" w:lineRule="auto"/>
+        <w:ind w:firstLineChars="200" w:firstLine="480"/>
+      </w:pPr>
+      <w:r>
+        <w:rPr>
+          <w:rFonts w:ascii="Times New Roman" w:hAnsi="Times New Roman" w:cs="Times New Roman" w:eastAsia="宋体"/>
+        </w:rPr>
+        <w:t>3. Cole SR, Honaker JA. Benign paroxysmal positional vertigo: Effective diagnosis and treatment. Cleve Clin J Med. 2022;89(11):653-662. doi:10.3949/ccjm.89a.21057</w:t>
+      </w:r>
+    </w:p>
+    <w:p>
+      <w:pPr>
+        <w:spacing w:line="480" w:lineRule="auto"/>
+        <w:ind w:firstLineChars="200" w:firstLine="480"/>
+      </w:pPr>
+      <w:r>
+        <w:rPr>
+          <w:rFonts w:ascii="Times New Roman" w:hAnsi="Times New Roman" w:cs="Times New Roman" w:eastAsia="宋体"/>
+        </w:rPr>
+        <w:t>4. Basura GJ, Adams ME, Monfared A, Schwartz SR, Antonelli PJ, Burkard R, et al. Clinical practice guideline: Ménière's disease. Otolaryngol Head Neck Surg. 2020;162(2_suppl):S1-S55. doi:10.1177/0194599820909438</w:t>
+      </w:r>
+    </w:p>
+    <w:p>
+      <w:pPr>
+        <w:spacing w:line="480" w:lineRule="auto"/>
+        <w:ind w:firstLineChars="200" w:firstLine="480"/>
+      </w:pPr>
+      <w:r>
+        <w:rPr>
+          <w:rFonts w:ascii="Times New Roman" w:hAnsi="Times New Roman" w:cs="Times New Roman" w:eastAsia="宋体"/>
+        </w:rPr>
+        <w:t>5. Rogers TS, Noel MA, Garcia B. Dizziness: Evaluation and management. Am Fam Physician. 2023;107(5):514-523. PMID: 37192077</w:t>
+      </w:r>
+    </w:p>
+    <w:p>
+      <w:pPr>
+        <w:spacing w:line="480" w:lineRule="auto"/>
+        <w:ind w:firstLineChars="200" w:firstLine="480"/>
+      </w:pPr>
+      <w:r>
+        <w:rPr>
+          <w:rFonts w:ascii="Times New Roman" w:hAnsi="Times New Roman" w:cs="Times New Roman" w:eastAsia="宋体"/>
+        </w:rPr>
+        <w:t>6. Li B, Zhao Q, Du Y, Li X, Li Z, Meng X, et al. Cerebral blood flow velocity modulation and clinical efficacy of acupuncture for posterior circulation infarction vertigo: A systematic review and meta-analysis. Evid Based Complement Alternat Med. 2022;2022:3740856. doi:10.1155/2022/3740856</w:t>
+      </w:r>
+    </w:p>
+    <w:p>
+      <w:pPr>
+        <w:spacing w:line="480" w:lineRule="auto"/>
+        <w:ind w:firstLineChars="200" w:firstLine="480"/>
+      </w:pPr>
+      <w:r>
+        <w:rPr>
+          <w:rFonts w:ascii="Times New Roman" w:hAnsi="Times New Roman" w:cs="Times New Roman" w:eastAsia="宋体"/>
+        </w:rPr>
+        <w:t>7. Mai W, Bu XZ, Miao FR, Rui JL, Huang LL, Zhao XJ, et al. [Moxibustion at Baihui combined with acupuncture for cervical vertigo: A meta-analysis and trial sequential analysis]. Zhen Ci Yan Jiu. 2023;48(1):95-101. Chinese. doi:10.13702/j.1000-0607.20211054</w:t>
+      </w:r>
+    </w:p>
+    <w:p>
+      <w:pPr>
+        <w:spacing w:line="480" w:lineRule="auto"/>
+        <w:ind w:firstLineChars="200" w:firstLine="480"/>
+      </w:pPr>
+      <w:r>
+        <w:rPr>
+          <w:rFonts w:ascii="Times New Roman" w:hAnsi="Times New Roman" w:cs="Times New Roman" w:eastAsia="宋体"/>
+        </w:rPr>
+        <w:t>8. Li Y, Tian Y, Pei S, Xie B, Xu X, Wang B. Worldwide trends in registering real-world studies at ClinicalTrials.gov: A cross-sectional analysis. Int J Gen Med. 2023;16:1123-1136. doi:10.2147/IJGM.S402478</w:t>
+      </w:r>
+    </w:p>
+    <w:p>
+      <w:pPr>
+        <w:spacing w:line="480" w:lineRule="auto"/>
+        <w:ind w:firstLineChars="200" w:firstLine="480"/>
+      </w:pPr>
+      <w:r>
+        <w:rPr>
+          <w:rFonts w:ascii="Times New Roman" w:hAnsi="Times New Roman" w:cs="Times New Roman" w:eastAsia="宋体"/>
+        </w:rPr>
+        <w:t>9. Li C, Zhang J, Cui Y, Zhang C, Gao H. Acupuncture clinical trials in the Chinese Clinical Registry: Growth, regional disparities, and standardization challenges. Med Acupunct. 2025;37(5):423-424. doi:10.1089/acu.2025.0040</w:t>
+      </w:r>
+    </w:p>
+    <w:p>
+      <w:pPr>
+        <w:spacing w:line="480" w:lineRule="auto"/>
+        <w:ind w:firstLineChars="200" w:firstLine="480"/>
+      </w:pPr>
+      <w:r>
+        <w:rPr>
+          <w:rFonts w:ascii="Times New Roman" w:hAnsi="Times New Roman" w:cs="Times New Roman" w:eastAsia="宋体"/>
+        </w:rPr>
+        <w:t>10. Liang N, Zhang Y, Zhang X, Yan L, Zhao C, Yang S, et al. International Traditional Medicine Clinical Trial Registry: A meaningful initiative and its future development. J Evid Based Med. 2024;17(3):486-489. doi:10.1111/jebm.12651</w:t>
+      </w:r>
+    </w:p>
+    <w:p>
+      <w:pPr>
+        <w:spacing w:line="480" w:lineRule="auto"/>
+        <w:ind w:firstLineChars="200" w:firstLine="480"/>
+      </w:pPr>
+      <w:r>
+        <w:rPr>
+          <w:rFonts w:ascii="Times New Roman" w:hAnsi="Times New Roman" w:cs="Times New Roman" w:eastAsia="宋体"/>
+        </w:rPr>
+        <w:t>11. Sullenger RD, Clare RM, Abbasi AB, Chiswell KE, Curtis LH, Hammill BG, et al. Characteristics of interventional clinical trials registered in ClinicalTrials.gov, 2018-2023. J Clin Transl Sci. 2026;10(1):e66. doi:10.1017/cts.2026.10701</w:t>
+      </w:r>
+    </w:p>
+    <w:p>
+      <w:pPr>
+        <w:spacing w:line="480" w:lineRule="auto"/>
+        <w:ind w:firstLineChars="200" w:firstLine="480"/>
+      </w:pPr>
+      <w:r>
+        <w:rPr>
+          <w:rFonts w:ascii="Times New Roman" w:hAnsi="Times New Roman" w:cs="Times New Roman" w:eastAsia="宋体"/>
+        </w:rPr>
+        <w:t>12. von Elm E, Altman DG, Egger M, Pocock SJ, Gøtzsche PC, Vandenbroucke JP. The Strengthening the Reporting of Observational Studies in Epidemiology (STROBE) statement: Guidelines for reporting observational studies. Lancet. 2007;370(9596):1453-1457. doi:10.1016/S0140-6736(07)61602-X</w:t>
+      </w:r>
+    </w:p>
+    <w:p>
+      <w:pPr>
+        <w:spacing w:line="480" w:lineRule="auto"/>
+        <w:ind w:firstLineChars="200" w:firstLine="480"/>
+      </w:pPr>
+      <w:r>
+        <w:rPr>
+          <w:rFonts w:ascii="Times New Roman" w:hAnsi="Times New Roman" w:cs="Times New Roman" w:eastAsia="宋体"/>
+        </w:rPr>
+        <w:t>13. Jacobson GP, Newman CW. The development of the Dizziness Handicap Inventory. Arch Otolaryngol Head Neck Surg. 1990;116(4):424-427. doi:10.1001/archotol.1990.01870040046011</w:t>
+      </w:r>
+    </w:p>
+    <w:p>
+      <w:pPr>
+        <w:spacing w:line="480" w:lineRule="auto"/>
+        <w:ind w:firstLineChars="200" w:firstLine="480"/>
+      </w:pPr>
+      <w:r>
+        <w:rPr>
+          <w:rFonts w:ascii="Times New Roman" w:hAnsi="Times New Roman" w:cs="Times New Roman" w:eastAsia="宋体"/>
+        </w:rPr>
+        <w:t>14. Boreel MME, van Esch BF, van Beers MA, Kaski D, Bruintjes TD, van Benthem PPG. Developing a core outcome set for Menière's disease trials, the COSMED study: A scoping review on outcomes used in existing trials. Front Neurol. 2025;16:1516350. doi:10.3389/fneur.2025.1516350</w:t>
+      </w:r>
+    </w:p>
+    <w:p>
+      <w:pPr>
+        <w:spacing w:line="480" w:lineRule="auto"/>
+        <w:ind w:firstLineChars="200" w:firstLine="480"/>
+      </w:pPr>
+      <w:r>
+        <w:rPr>
+          <w:rFonts w:ascii="Times New Roman" w:hAnsi="Times New Roman" w:cs="Times New Roman" w:eastAsia="宋体"/>
+        </w:rPr>
+        <w:t>15. Viergever RF, Ghersi D. The quality of registration of clinical trials. PLoS One. 2011;6(2):e14701. doi:10.1371/journal.pone.0014701</w:t>
+      </w:r>
+    </w:p>
+    <w:p>
+      <w:pPr>
+        <w:spacing w:line="480" w:lineRule="auto"/>
+        <w:ind w:firstLineChars="200" w:firstLine="480"/>
+      </w:pPr>
+      <w:r>
+        <w:rPr>
+          <w:rFonts w:ascii="Times New Roman" w:hAnsi="Times New Roman" w:cs="Times New Roman" w:eastAsia="宋体"/>
+        </w:rPr>
+        <w:t>16. Matsuura Y, Takazawa Welch N, Sakai T, Tsutani K. Clinical trial registration, and publication in acupuncture studies: A systematic review. Integr Med Res. 2020;9(1):56-61. doi:10.1016/j.imr.2020.01.008</w:t>
+      </w:r>
+    </w:p>
+    <w:p>
+      <w:pPr>
+        <w:spacing w:line="480" w:lineRule="auto"/>
+        <w:ind w:firstLineChars="200" w:firstLine="480"/>
+      </w:pPr>
+      <w:r>
+        <w:rPr>
+          <w:rFonts w:ascii="Times New Roman" w:hAnsi="Times New Roman" w:cs="Times New Roman" w:eastAsia="宋体"/>
+        </w:rPr>
+        <w:t>17. MacPherson H, Altman DG, Hammerschlag R, Youping L, Taixiang W, White A, et al. Revised STandards for Reporting Interventions in Clinical Trials of Acupuncture (STRICTA): Extending the CONSORT statement. PLoS Med. 2010;7(6):e1000261. doi:10.1371/journal.pmed.1000261</w:t>
+      </w:r>
+    </w:p>
+    <w:p>
+      <w:pPr>
+        <w:pStyle w:val="Heading2"/>
+        <w:numPr>
+          <w:ilvl w:val="0"/>
+          <w:numId w:val="0"/>
+        </w:numPr>
+        <w:spacing w:line="480" w:lineRule="auto"/>
+      </w:pPr>
+      <w:r>
+        <w:rPr>
+          <w:rFonts w:ascii="Times New Roman" w:hAnsi="Times New Roman" w:cs="Times New Roman" w:eastAsia="黑体"/>
+        </w:rPr>
+        <w:t>Supporting information</w:t>
+      </w:r>
+    </w:p>
+    <w:p>
+      <w:pPr>
+        <w:spacing w:line="480" w:lineRule="auto"/>
+        <w:ind w:firstLineChars="200" w:firstLine="480"/>
+      </w:pPr>
+      <w:r>
+        <w:rPr>
+          <w:rFonts w:ascii="Times New Roman" w:hAnsi="Times New Roman" w:cs="Times New Roman" w:eastAsia="宋体"/>
+          <w:b/>
+        </w:rPr>
+        <w:t>S1 Checklist.</w:t>
+      </w:r>
+      <w:r>
+        <w:rPr>
+          <w:rFonts w:ascii="Times New Roman" w:hAnsi="Times New Roman" w:cs="Times New Roman" w:eastAsia="宋体"/>
+        </w:rPr>
+        <w:t xml:space="preserve"> STROBE checklist for this cross-sectional study of trial registration records.</w:t>
+      </w:r>
+    </w:p>
+    <w:p>
+      <w:pPr>
+        <w:spacing w:line="480" w:lineRule="auto"/>
+        <w:ind w:firstLineChars="200" w:firstLine="480"/>
+      </w:pPr>
+      <w:r>
+        <w:rPr>
+          <w:rFonts w:ascii="Times New Roman" w:hAnsi="Times New Roman" w:cs="Times New Roman" w:eastAsia="宋体"/>
+          <w:b/>
+        </w:rPr>
+        <w:t>S1 Text.</w:t>
+      </w:r>
+      <w:r>
+        <w:rPr>
+          <w:rFonts w:ascii="Times New Roman" w:hAnsi="Times New Roman" w:cs="Times New Roman" w:eastAsia="宋体"/>
+        </w:rPr>
+        <w:t xml:space="preserve"> Search log: the exact search expression, the per-term returned count and the retrieval date for each of the three registries, together with the rerunnable search scripts.</w:t>
+      </w:r>
+    </w:p>
+    <w:p>
+      <w:pPr>
+        <w:spacing w:line="480" w:lineRule="auto"/>
+        <w:ind w:firstLineChars="200" w:firstLine="480"/>
+      </w:pPr>
+      <w:r>
+        <w:rPr>
+          <w:rFonts w:ascii="Times New Roman" w:hAnsi="Times New Roman" w:cs="Times New Roman" w:eastAsia="宋体"/>
+          <w:b/>
+        </w:rPr>
+        <w:t>S2 File.</w:t>
+      </w:r>
+      <w:r>
+        <w:rPr>
+          <w:rFonts w:ascii="Times New Roman" w:hAnsi="Times New Roman" w:cs="Times New Roman" w:eastAsia="宋体"/>
+        </w:rPr>
+        <w:t xml:space="preserve"> Inclusion decisions (CSV): one row per retrieved record (499 ClinicalTrials.gov, 170 ChiCTR, 36 ITMCTR) giving the registered condition, the inclusion or exclusion decision and the reason for it.</w:t>
+      </w:r>
+    </w:p>
+    <w:p>
+      <w:pPr>
+        <w:spacing w:line="480" w:lineRule="auto"/>
+        <w:ind w:firstLineChars="200" w:firstLine="480"/>
+      </w:pPr>
+      <w:r>
+        <w:rPr>
+          <w:rFonts w:ascii="Times New Roman" w:hAnsi="Times New Roman" w:cs="Times New Roman" w:eastAsia="宋体"/>
+          <w:b/>
+        </w:rPr>
+        <w:t>S3 File.</w:t>
+      </w:r>
+      <w:r>
+        <w:rPr>
+          <w:rFonts w:ascii="Times New Roman" w:hAnsi="Times New Roman" w:cs="Times New Roman" w:eastAsia="宋体"/>
+        </w:rPr>
+        <w:t xml:space="preserve"> ChiCTR screening decisions for all 170 retrieved records (CSV).</w:t>
+      </w:r>
+    </w:p>
+    <w:p>
+      <w:pPr>
+        <w:spacing w:line="480" w:lineRule="auto"/>
+        <w:ind w:firstLineChars="200" w:firstLine="480"/>
+      </w:pPr>
+      <w:r>
+        <w:rPr>
+          <w:rFonts w:ascii="Times New Roman" w:hAnsi="Times New Roman" w:cs="Times New Roman" w:eastAsia="宋体"/>
+          <w:b/>
+        </w:rPr>
+        <w:t>S4 File.</w:t>
+      </w:r>
+      <w:r>
+        <w:rPr>
+          <w:rFonts w:ascii="Times New Roman" w:hAnsi="Times New Roman" w:cs="Times New Roman" w:eastAsia="宋体"/>
+        </w:rPr>
+        <w:t xml:space="preserve"> Extracted fields of the 18 included ChiCTR records (CSV), as read from the registry record.</w:t>
+      </w:r>
+    </w:p>
+    <w:p>
+      <w:pPr>
+        <w:spacing w:line="480" w:lineRule="auto"/>
+        <w:ind w:firstLineChars="200" w:firstLine="480"/>
+      </w:pPr>
+      <w:r>
+        <w:rPr>
+          <w:rFonts w:ascii="Times New Roman" w:hAnsi="Times New Roman" w:cs="Times New Roman" w:eastAsia="宋体"/>
+          <w:b/>
+        </w:rPr>
+        <w:t>S5 File.</w:t>
+      </w:r>
+      <w:r>
+        <w:rPr>
+          <w:rFonts w:ascii="Times New Roman" w:hAnsi="Times New Roman" w:cs="Times New Roman" w:eastAsia="宋体"/>
+        </w:rPr>
+        <w:t xml:space="preserve"> Retained ChiCTR registry pages (ZIP): one crawled page per retrieved ChiCTR record, with the parsing script that produced the extracted fields.</w:t>
       </w:r>
     </w:p>
     <w:sectPr>
-      <w:pgSz w:w="12240" w:h="15840"/>
-      <w:pgMar w:top="1440" w:right="1701" w:bottom="1440" w:left="1701" w:header="720" w:footer="720" w:gutter="0"/>
+      <w:pgSz w:w="11906" w:h="16838"/>
+      <w:pgMar w:top="1440" w:right="1797" w:bottom="1440" w:left="1797" w:header="720" w:footer="720" w:gutter="0"/>
+      <w:lnNumType w:countBy="1" w:restart="continuous"/>
       <w:cols w:space="720"/>
       <w:docGrid w:linePitch="360"/>
     </w:sectPr>
@@ -2869,6 +4287,48 @@
       </w:rPr>
     </w:lvl>
   </w:abstractNum>
+  <w:abstractNum w:abstractNumId="9">
+    <w:multiLevelType w:val="multilevel"/>
+    <w:lvl w:ilvl="0">
+      <w:start w:val="1"/>
+      <w:numFmt w:val="decimal"/>
+      <w:suff w:val="space"/>
+      <w:lvlText w:val="%1"/>
+      <w:lvlJc w:val="left"/>
+      <w:pPr>
+        <w:ind w:left="0" w:firstLine="0"/>
+      </w:pPr>
+      <w:rPr>
+        <w:rFonts w:ascii="Times New Roman" w:hAnsi="Times New Roman" w:eastAsia="宋体"/>
+      </w:rPr>
+    </w:lvl>
+    <w:lvl w:ilvl="1">
+      <w:start w:val="1"/>
+      <w:numFmt w:val="decimal"/>
+      <w:suff w:val="space"/>
+      <w:lvlText w:val="%1.%2"/>
+      <w:lvlJc w:val="left"/>
+      <w:pPr>
+        <w:ind w:left="0" w:firstLine="0"/>
+      </w:pPr>
+      <w:rPr>
+        <w:rFonts w:ascii="Times New Roman" w:hAnsi="Times New Roman" w:eastAsia="宋体"/>
+      </w:rPr>
+    </w:lvl>
+    <w:lvl w:ilvl="2">
+      <w:start w:val="1"/>
+      <w:numFmt w:val="decimal"/>
+      <w:suff w:val="space"/>
+      <w:lvlText w:val="%1.%2.%3"/>
+      <w:lvlJc w:val="left"/>
+      <w:pPr>
+        <w:ind w:left="0" w:firstLine="0"/>
+      </w:pPr>
+      <w:rPr>
+        <w:rFonts w:ascii="Times New Roman" w:hAnsi="Times New Roman" w:eastAsia="宋体"/>
+      </w:rPr>
+    </w:lvl>
+  </w:abstractNum>
   <w:num w:numId="1">
     <w:abstractNumId w:val="8"/>
   </w:num>
@@ -2895,6 +4355,9 @@
   </w:num>
   <w:num w:numId="9">
     <w:abstractNumId w:val="0"/>
+  </w:num>
+  <w:num w:numId="10">
+    <w:abstractNumId w:val="9"/>
   </w:num>
 </w:numbering>
 </file>
@@ -3060,10 +4523,11 @@
     <w:qFormat/>
     <w:rsid w:val="00FC693F"/>
     <w:pPr>
-      <w:spacing w:line="480" w:lineRule="auto" w:after="0"/>
+      <w:spacing w:line="360" w:lineRule="auto" w:after="0"/>
     </w:pPr>
     <w:rPr>
-      <w:rFonts w:ascii="Times New Roman" w:hAnsi="Times New Roman" w:eastAsia="宋体"/>
+      <w:rFonts w:ascii="Times New Roman" w:hAnsi="Times New Roman" w:cs="Times New Roman" w:eastAsia="宋体"/>
+      <w:color w:val="000000"/>
       <w:sz w:val="24"/>
     </w:rPr>
   </w:style>
@@ -3122,15 +4586,16 @@
     <w:pPr>
       <w:keepNext/>
       <w:keepLines/>
-      <w:spacing w:before="480" w:after="0"/>
+      <w:spacing w:before="240" w:after="120" w:line="360" w:lineRule="auto"/>
       <w:outlineLvl w:val="0"/>
     </w:pPr>
     <w:rPr>
-      <w:rFonts w:asciiTheme="majorHAnsi" w:eastAsiaTheme="majorEastAsia" w:hAnsiTheme="majorHAnsi" w:cstheme="majorBidi" w:ascii="Times New Roman" w:hAnsi="Times New Roman" w:eastAsia="黑体"/>
+      <w:rFonts w:ascii="Times New Roman" w:hAnsi="Times New Roman" w:cs="Times New Roman" w:eastAsia="黑体"/>
       <w:b/>
       <w:bCs/>
+      <w:i w:val="0"/>
       <w:color w:val="000000"/>
-      <w:sz w:val="28"/>
+      <w:sz w:val="32"/>
       <w:szCs w:val="28"/>
     </w:rPr>
   </w:style>
@@ -3146,15 +4611,16 @@
     <w:pPr>
       <w:keepNext/>
       <w:keepLines/>
-      <w:spacing w:before="200" w:after="0"/>
+      <w:spacing w:before="200" w:after="80" w:line="360" w:lineRule="auto"/>
       <w:outlineLvl w:val="1"/>
     </w:pPr>
     <w:rPr>
-      <w:rFonts w:asciiTheme="majorHAnsi" w:eastAsiaTheme="majorEastAsia" w:hAnsiTheme="majorHAnsi" w:cstheme="majorBidi" w:ascii="Times New Roman" w:hAnsi="Times New Roman" w:eastAsia="黑体"/>
+      <w:rFonts w:ascii="Times New Roman" w:hAnsi="Times New Roman" w:cs="Times New Roman" w:eastAsia="黑体"/>
       <w:b/>
       <w:bCs/>
+      <w:i w:val="0"/>
       <w:color w:val="000000"/>
-      <w:sz w:val="26"/>
+      <w:sz w:val="28"/>
       <w:szCs w:val="26"/>
     </w:rPr>
   </w:style>
@@ -3170,13 +4636,14 @@
     <w:pPr>
       <w:keepNext/>
       <w:keepLines/>
-      <w:spacing w:before="200" w:after="0"/>
+      <w:spacing w:before="160" w:after="60" w:line="360" w:lineRule="auto"/>
       <w:outlineLvl w:val="2"/>
     </w:pPr>
     <w:rPr>
-      <w:rFonts w:asciiTheme="majorHAnsi" w:eastAsiaTheme="majorEastAsia" w:hAnsiTheme="majorHAnsi" w:cstheme="majorBidi" w:ascii="Times New Roman" w:hAnsi="Times New Roman" w:eastAsia="黑体"/>
+      <w:rFonts w:ascii="Times New Roman" w:hAnsi="Times New Roman" w:cs="Times New Roman" w:eastAsia="黑体"/>
       <w:b/>
       <w:bCs/>
+      <w:i w:val="0"/>
       <w:color w:val="000000"/>
       <w:sz w:val="24"/>
     </w:rPr>
@@ -3194,16 +4661,17 @@
     <w:pPr>
       <w:keepNext/>
       <w:keepLines/>
-      <w:spacing w:before="200" w:after="0"/>
+      <w:spacing w:before="120" w:after="40" w:line="360" w:lineRule="auto"/>
       <w:outlineLvl w:val="3"/>
     </w:pPr>
     <w:rPr>
-      <w:rFonts w:asciiTheme="majorHAnsi" w:eastAsiaTheme="majorEastAsia" w:hAnsiTheme="majorHAnsi" w:cstheme="majorBidi"/>
+      <w:rFonts w:ascii="Times New Roman" w:hAnsi="Times New Roman" w:cs="Times New Roman" w:eastAsia="黑体"/>
       <w:b/>
       <w:bCs/>
-      <w:i/>
+      <w:i w:val="0"/>
       <w:iCs/>
-      <w:color w:val="4F81BD" w:themeColor="accent1"/>
+      <w:color w:val="000000"/>
+      <w:sz w:val="24"/>
     </w:rPr>
   </w:style>
   <w:style w:type="paragraph" w:styleId="Heading5">
@@ -3596,6 +5064,9 @@
       </w:numPr>
       <w:contextualSpacing/>
     </w:pPr>
+    <w:rPr>
+      <w:rFonts w:ascii="Times New Roman" w:hAnsi="Times New Roman" w:cs="Times New Roman" w:eastAsia="宋体"/>
+    </w:rPr>
   </w:style>
   <w:style w:type="paragraph" w:styleId="ListBullet2">
     <w:name w:val="List Bullet 2"/>
@@ -3635,6 +5106,9 @@
       </w:numPr>
       <w:contextualSpacing/>
     </w:pPr>
+    <w:rPr>
+      <w:rFonts w:ascii="Times New Roman" w:hAnsi="Times New Roman" w:cs="Times New Roman" w:eastAsia="宋体"/>
+    </w:rPr>
   </w:style>
   <w:style w:type="paragraph" w:styleId="ListNumber2">
     <w:name w:val="List Number 2"/>
